--- a/Отчет по практике ПМ03 ИС231.docx
+++ b/Отчет по практике ПМ03 ИС231.docx
@@ -633,7 +633,7 @@
           <w:sz w:val="24"/>
           <w:szCs w:val="24"/>
         </w:rPr>
-        <w:t>:</w:t>
+        <w:t>: методы организации работы в команде</w:t>
       </w:r>
       <w:r>
         <w:rPr>
@@ -649,22 +649,6 @@
           <w:sz w:val="24"/>
           <w:szCs w:val="24"/>
         </w:rPr>
-        <w:t>методы организации работы в команде</w:t>
-      </w:r>
-      <w:r>
-        <w:rPr>
-          <w:rFonts w:ascii="Times New Roman" w:hAnsi="Times New Roman" w:cs="Times New Roman"/>
-          <w:sz w:val="24"/>
-          <w:szCs w:val="24"/>
-        </w:rPr>
-        <w:t xml:space="preserve"> </w:t>
-      </w:r>
-      <w:r>
-        <w:rPr>
-          <w:rFonts w:ascii="Times New Roman" w:hAnsi="Times New Roman" w:cs="Times New Roman"/>
-          <w:sz w:val="24"/>
-          <w:szCs w:val="24"/>
-        </w:rPr>
         <w:t>разработ</w:t>
       </w:r>
       <w:r>
@@ -681,39 +665,7 @@
           <w:sz w:val="24"/>
           <w:szCs w:val="24"/>
         </w:rPr>
-        <w:t>чиков;</w:t>
-      </w:r>
-      <w:r>
-        <w:rPr>
-          <w:rFonts w:ascii="Times New Roman" w:hAnsi="Times New Roman" w:cs="Times New Roman"/>
-          <w:sz w:val="24"/>
-          <w:szCs w:val="24"/>
-        </w:rPr>
-        <w:t xml:space="preserve"> </w:t>
-      </w:r>
-      <w:r>
-        <w:rPr>
-          <w:rFonts w:ascii="Times New Roman" w:hAnsi="Times New Roman" w:cs="Times New Roman"/>
-          <w:sz w:val="24"/>
-          <w:szCs w:val="24"/>
-        </w:rPr>
-        <w:t>системы контроля версий;</w:t>
-      </w:r>
-      <w:r>
-        <w:rPr>
-          <w:rFonts w:ascii="Times New Roman" w:hAnsi="Times New Roman" w:cs="Times New Roman"/>
-          <w:sz w:val="24"/>
-          <w:szCs w:val="24"/>
-        </w:rPr>
-        <w:t xml:space="preserve"> </w:t>
-      </w:r>
-      <w:r>
-        <w:rPr>
-          <w:rFonts w:ascii="Times New Roman" w:hAnsi="Times New Roman" w:cs="Times New Roman"/>
-          <w:sz w:val="24"/>
-          <w:szCs w:val="24"/>
-        </w:rPr>
-        <w:t xml:space="preserve">цели, задачи, этапы и объекты </w:t>
+        <w:t xml:space="preserve">чиков; системы контроля версий; цели, задачи, этапы и объекты </w:t>
       </w:r>
       <w:proofErr w:type="spellStart"/>
       <w:r>
@@ -731,23 +683,7 @@
           <w:sz w:val="24"/>
           <w:szCs w:val="24"/>
         </w:rPr>
-        <w:t>;</w:t>
-      </w:r>
-      <w:r>
-        <w:rPr>
-          <w:rFonts w:ascii="Times New Roman" w:hAnsi="Times New Roman" w:cs="Times New Roman"/>
-          <w:sz w:val="24"/>
-          <w:szCs w:val="24"/>
-        </w:rPr>
-        <w:t xml:space="preserve"> </w:t>
-      </w:r>
-      <w:r>
-        <w:rPr>
-          <w:rFonts w:ascii="Times New Roman" w:hAnsi="Times New Roman" w:cs="Times New Roman"/>
-          <w:sz w:val="24"/>
-          <w:szCs w:val="24"/>
-        </w:rPr>
-        <w:t>плани</w:t>
+        <w:t>; плани</w:t>
       </w:r>
       <w:r>
         <w:rPr>
@@ -828,55 +764,7 @@
           <w:sz w:val="24"/>
           <w:szCs w:val="24"/>
         </w:rPr>
-        <w:t>сследование программного кода на предмет ошибок и отклонения от алгоритма:</w:t>
-      </w:r>
-      <w:r>
-        <w:rPr>
-          <w:rFonts w:ascii="Times New Roman" w:hAnsi="Times New Roman" w:cs="Times New Roman"/>
-          <w:sz w:val="24"/>
-          <w:szCs w:val="24"/>
-        </w:rPr>
-        <w:t xml:space="preserve"> </w:t>
-      </w:r>
-      <w:r>
-        <w:rPr>
-          <w:rFonts w:ascii="Times New Roman" w:hAnsi="Times New Roman" w:cs="Times New Roman"/>
-          <w:sz w:val="24"/>
-          <w:szCs w:val="24"/>
-        </w:rPr>
-        <w:t>цели, корректность и направления анализа программных продуктов;</w:t>
-      </w:r>
-      <w:r>
-        <w:rPr>
-          <w:rFonts w:ascii="Times New Roman" w:hAnsi="Times New Roman" w:cs="Times New Roman"/>
-          <w:sz w:val="24"/>
-          <w:szCs w:val="24"/>
-        </w:rPr>
-        <w:t xml:space="preserve"> </w:t>
-      </w:r>
-      <w:r>
-        <w:rPr>
-          <w:rFonts w:ascii="Times New Roman" w:hAnsi="Times New Roman" w:cs="Times New Roman"/>
-          <w:sz w:val="24"/>
-          <w:szCs w:val="24"/>
-        </w:rPr>
-        <w:t>критерии сравнения;</w:t>
-      </w:r>
-      <w:r>
-        <w:rPr>
-          <w:rFonts w:ascii="Times New Roman" w:hAnsi="Times New Roman" w:cs="Times New Roman"/>
-          <w:sz w:val="24"/>
-          <w:szCs w:val="24"/>
-        </w:rPr>
-        <w:t xml:space="preserve"> </w:t>
-      </w:r>
-      <w:r>
-        <w:rPr>
-          <w:rFonts w:ascii="Times New Roman" w:hAnsi="Times New Roman" w:cs="Times New Roman"/>
-          <w:sz w:val="24"/>
-          <w:szCs w:val="24"/>
-        </w:rPr>
-        <w:t>разработка и оформление результатов сравнения программных продуктов</w:t>
+        <w:t>сследование программного кода на предмет ошибок и отклонения от алгоритма: цели, корректность и направления анализа программных продуктов; критерии сравнения; разработка и оформление результатов сравнения программных продуктов</w:t>
       </w:r>
       <w:r>
         <w:rPr>
@@ -915,71 +803,7 @@
           <w:sz w:val="24"/>
           <w:szCs w:val="24"/>
         </w:rPr>
-        <w:t>формление программного документа</w:t>
-      </w:r>
-      <w:r>
-        <w:rPr>
-          <w:rFonts w:ascii="Times New Roman" w:hAnsi="Times New Roman" w:cs="Times New Roman"/>
-          <w:sz w:val="24"/>
-          <w:szCs w:val="24"/>
-        </w:rPr>
-        <w:t xml:space="preserve">: </w:t>
-      </w:r>
-      <w:r>
-        <w:rPr>
-          <w:rFonts w:ascii="Times New Roman" w:hAnsi="Times New Roman" w:cs="Times New Roman"/>
-          <w:sz w:val="24"/>
-          <w:szCs w:val="24"/>
-        </w:rPr>
-        <w:t>цели, задачи и методы исследования программного кода; измерительные методы оценки программ;</w:t>
-      </w:r>
-      <w:r>
-        <w:rPr>
-          <w:rFonts w:ascii="Times New Roman" w:hAnsi="Times New Roman" w:cs="Times New Roman"/>
-          <w:sz w:val="24"/>
-          <w:szCs w:val="24"/>
-        </w:rPr>
-        <w:t xml:space="preserve"> </w:t>
-      </w:r>
-      <w:r>
-        <w:rPr>
-          <w:rFonts w:ascii="Times New Roman" w:hAnsi="Times New Roman" w:cs="Times New Roman"/>
-          <w:sz w:val="24"/>
-          <w:szCs w:val="24"/>
-        </w:rPr>
-        <w:t>корректность программ; эталоны и методы проверки корректности;</w:t>
-      </w:r>
-      <w:r>
-        <w:rPr>
-          <w:rFonts w:ascii="Times New Roman" w:hAnsi="Times New Roman" w:cs="Times New Roman"/>
-          <w:sz w:val="24"/>
-          <w:szCs w:val="24"/>
-        </w:rPr>
-        <w:t xml:space="preserve"> </w:t>
-      </w:r>
-      <w:r>
-        <w:rPr>
-          <w:rFonts w:ascii="Times New Roman" w:hAnsi="Times New Roman" w:cs="Times New Roman"/>
-          <w:sz w:val="24"/>
-          <w:szCs w:val="24"/>
-        </w:rPr>
-        <w:t>направления применения метрик;</w:t>
-      </w:r>
-      <w:r>
-        <w:rPr>
-          <w:rFonts w:ascii="Times New Roman" w:hAnsi="Times New Roman" w:cs="Times New Roman"/>
-          <w:sz w:val="24"/>
-          <w:szCs w:val="24"/>
-        </w:rPr>
-        <w:t xml:space="preserve"> </w:t>
-      </w:r>
-      <w:r>
-        <w:rPr>
-          <w:rFonts w:ascii="Times New Roman" w:hAnsi="Times New Roman" w:cs="Times New Roman"/>
-          <w:sz w:val="24"/>
-          <w:szCs w:val="24"/>
-        </w:rPr>
-        <w:t>метрики сложности, метрики стилистики; исследова</w:t>
+        <w:t>формление программного документа: цели, задачи и методы исследования программного кода; измерительные методы оценки программ; корректность программ; эталоны и методы проверки корректности; направления применения метрик; метрики сложности, метрики стилистики; исследова</w:t>
       </w:r>
       <w:r>
         <w:rPr>
@@ -1242,23 +1066,7 @@
           <w:sz w:val="24"/>
           <w:szCs w:val="24"/>
         </w:rPr>
-        <w:t xml:space="preserve"> электронный. - URL: https://znanium.com/catalog/product/1138896 (дата обращения: 23.05.202</w:t>
-      </w:r>
-      <w:r>
-        <w:rPr>
-          <w:rFonts w:ascii="Times New Roman" w:hAnsi="Times New Roman" w:cs="Times New Roman"/>
-          <w:sz w:val="24"/>
-          <w:szCs w:val="24"/>
-        </w:rPr>
-        <w:t>6</w:t>
-      </w:r>
-      <w:r>
-        <w:rPr>
-          <w:rFonts w:ascii="Times New Roman" w:hAnsi="Times New Roman" w:cs="Times New Roman"/>
-          <w:sz w:val="24"/>
-          <w:szCs w:val="24"/>
-        </w:rPr>
-        <w:t>). – Режим доступа: по подписке</w:t>
+        <w:t xml:space="preserve"> электронный. - URL: https://znanium.com/catalog/product/1138896 (дата обращения: 23.05.2026). – Режим доступа: по подписке</w:t>
       </w:r>
     </w:p>
     <w:p>
@@ -1334,17 +1142,7 @@
           <w:sz w:val="24"/>
           <w:szCs w:val="24"/>
         </w:rPr>
-        <w:t>Дополнительные источники</w:t>
-      </w:r>
-      <w:r>
-        <w:rPr>
-          <w:rFonts w:ascii="Times New Roman" w:hAnsi="Times New Roman" w:cs="Times New Roman"/>
-          <w:b/>
-          <w:bCs/>
-          <w:sz w:val="24"/>
-          <w:szCs w:val="24"/>
-        </w:rPr>
-        <w:t>:</w:t>
+        <w:t>Дополнительные источники:</w:t>
       </w:r>
     </w:p>
     <w:p>
@@ -2858,7 +2656,6 @@
           <w:rFonts w:ascii="Times New Roman" w:hAnsi="Times New Roman" w:cs="Times New Roman"/>
           <w:sz w:val="24"/>
           <w:szCs w:val="24"/>
-          <w:lang w:val="en-US"/>
         </w:rPr>
       </w:pPr>
       <w:r>
@@ -2874,7 +2671,6 @@
           <w:rFonts w:ascii="Times New Roman" w:hAnsi="Times New Roman" w:cs="Times New Roman"/>
           <w:sz w:val="24"/>
           <w:szCs w:val="24"/>
-          <w:lang w:val="en-US"/>
         </w:rPr>
         <w:t>:</w:t>
       </w:r>
@@ -2884,76 +2680,22 @@
         <w:pStyle w:val="a4"/>
         <w:numPr>
           <w:ilvl w:val="0"/>
-          <w:numId w:val="33"/>
+          <w:numId w:val="34"/>
         </w:numPr>
-        <w:jc w:val="both"/>
-        <w:rPr>
-          <w:rFonts w:ascii="Times New Roman" w:hAnsi="Times New Roman" w:cs="Times New Roman"/>
-          <w:sz w:val="24"/>
-          <w:szCs w:val="24"/>
-        </w:rPr>
-      </w:pPr>
-      <w:r>
-        <w:rPr>
-          <w:rFonts w:ascii="Times New Roman" w:hAnsi="Times New Roman" w:cs="Times New Roman"/>
-          <w:sz w:val="24"/>
-          <w:szCs w:val="24"/>
-        </w:rPr>
-        <w:t xml:space="preserve">Планирование </w:t>
-      </w:r>
-      <w:proofErr w:type="spellStart"/>
-      <w:r>
-        <w:rPr>
-          <w:rFonts w:ascii="Times New Roman" w:hAnsi="Times New Roman" w:cs="Times New Roman"/>
-          <w:sz w:val="24"/>
-          <w:szCs w:val="24"/>
-        </w:rPr>
-        <w:t>ревьюирования</w:t>
-      </w:r>
-      <w:proofErr w:type="spellEnd"/>
-      <w:r>
-        <w:rPr>
-          <w:rFonts w:ascii="Times New Roman" w:hAnsi="Times New Roman" w:cs="Times New Roman"/>
-          <w:sz w:val="24"/>
-          <w:szCs w:val="24"/>
-        </w:rPr>
-        <w:t xml:space="preserve">: использовать методы организации работы в команде разработчиков; применять системы контроля версий; анализировать цели, задачи, этапы и объекты </w:t>
-      </w:r>
-      <w:proofErr w:type="spellStart"/>
-      <w:r>
-        <w:rPr>
-          <w:rFonts w:ascii="Times New Roman" w:hAnsi="Times New Roman" w:cs="Times New Roman"/>
-          <w:sz w:val="24"/>
-          <w:szCs w:val="24"/>
-        </w:rPr>
-        <w:t>ревьюирования</w:t>
-      </w:r>
-      <w:proofErr w:type="spellEnd"/>
-      <w:r>
-        <w:rPr>
-          <w:rFonts w:ascii="Times New Roman" w:hAnsi="Times New Roman" w:cs="Times New Roman"/>
-          <w:sz w:val="24"/>
-          <w:szCs w:val="24"/>
-        </w:rPr>
-        <w:t xml:space="preserve">; планирование </w:t>
-      </w:r>
-      <w:proofErr w:type="spellStart"/>
-      <w:r>
-        <w:rPr>
-          <w:rFonts w:ascii="Times New Roman" w:hAnsi="Times New Roman" w:cs="Times New Roman"/>
-          <w:sz w:val="24"/>
-          <w:szCs w:val="24"/>
-        </w:rPr>
-        <w:t>ревьюирования</w:t>
-      </w:r>
-      <w:proofErr w:type="spellEnd"/>
-      <w:r>
-        <w:rPr>
-          <w:rFonts w:ascii="Times New Roman" w:hAnsi="Times New Roman" w:cs="Times New Roman"/>
-          <w:sz w:val="24"/>
-          <w:szCs w:val="24"/>
-        </w:rPr>
-        <w:t>.</w:t>
+        <w:spacing w:after="0" w:line="240" w:lineRule="auto"/>
+        <w:rPr>
+          <w:rFonts w:ascii="Times New Roman" w:hAnsi="Times New Roman" w:cs="Times New Roman"/>
+          <w:sz w:val="24"/>
+          <w:szCs w:val="24"/>
+        </w:rPr>
+      </w:pPr>
+      <w:r>
+        <w:rPr>
+          <w:rFonts w:ascii="Times New Roman" w:hAnsi="Times New Roman" w:cs="Times New Roman"/>
+          <w:sz w:val="24"/>
+          <w:szCs w:val="24"/>
+        </w:rPr>
+        <w:t>Изучение технической документации: ознакомьтесь с техническим заданием (ТЗ) на разработку программного модуля. Определите ключевые требования и спецификации.</w:t>
       </w:r>
     </w:p>
     <w:p>
@@ -2961,30 +2703,50 @@
         <w:pStyle w:val="a4"/>
         <w:numPr>
           <w:ilvl w:val="0"/>
-          <w:numId w:val="33"/>
+          <w:numId w:val="34"/>
         </w:numPr>
-        <w:jc w:val="both"/>
-        <w:rPr>
-          <w:rFonts w:ascii="Times New Roman" w:hAnsi="Times New Roman" w:cs="Times New Roman"/>
-          <w:sz w:val="24"/>
-          <w:szCs w:val="24"/>
-        </w:rPr>
-      </w:pPr>
-      <w:r>
-        <w:rPr>
-          <w:rFonts w:ascii="Times New Roman" w:hAnsi="Times New Roman" w:cs="Times New Roman"/>
-          <w:sz w:val="24"/>
-          <w:szCs w:val="24"/>
-        </w:rPr>
-        <w:t>Исследование программного кода на предмет ошибок и отклонения от алгоритма: анализировать цели, корректность и направления анализа программных продуктов; выбирать критерии сравнения; разработка и оформление результатов сравнения; проводить сравнительный анализ программных продуктов</w:t>
-      </w:r>
-      <w:r>
-        <w:rPr>
-          <w:rFonts w:ascii="Times New Roman" w:hAnsi="Times New Roman" w:cs="Times New Roman"/>
-          <w:sz w:val="24"/>
-          <w:szCs w:val="24"/>
-        </w:rPr>
-        <w:t>.</w:t>
+        <w:spacing w:after="0" w:line="240" w:lineRule="auto"/>
+        <w:rPr>
+          <w:rFonts w:ascii="Times New Roman" w:hAnsi="Times New Roman" w:cs="Times New Roman"/>
+          <w:sz w:val="24"/>
+          <w:szCs w:val="24"/>
+        </w:rPr>
+      </w:pPr>
+      <w:proofErr w:type="spellStart"/>
+      <w:r>
+        <w:rPr>
+          <w:rFonts w:ascii="Times New Roman" w:hAnsi="Times New Roman" w:cs="Times New Roman"/>
+          <w:sz w:val="24"/>
+          <w:szCs w:val="24"/>
+        </w:rPr>
+        <w:t>Ревьюирование</w:t>
+      </w:r>
+      <w:proofErr w:type="spellEnd"/>
+      <w:r>
+        <w:rPr>
+          <w:rFonts w:ascii="Times New Roman" w:hAnsi="Times New Roman" w:cs="Times New Roman"/>
+          <w:sz w:val="24"/>
+          <w:szCs w:val="24"/>
+        </w:rPr>
+        <w:t xml:space="preserve"> кода: проведите </w:t>
+      </w:r>
+      <w:proofErr w:type="spellStart"/>
+      <w:r>
+        <w:rPr>
+          <w:rFonts w:ascii="Times New Roman" w:hAnsi="Times New Roman" w:cs="Times New Roman"/>
+          <w:sz w:val="24"/>
+          <w:szCs w:val="24"/>
+        </w:rPr>
+        <w:t>ревью</w:t>
+      </w:r>
+      <w:proofErr w:type="spellEnd"/>
+      <w:r>
+        <w:rPr>
+          <w:rFonts w:ascii="Times New Roman" w:hAnsi="Times New Roman" w:cs="Times New Roman"/>
+          <w:sz w:val="24"/>
+          <w:szCs w:val="24"/>
+        </w:rPr>
+        <w:t xml:space="preserve"> предоставленного программного кода (объемом не менее 200 строк). Оцените его соответствие требованиям ТЗ. Зафиксируйте выявленные недостатки и предложения по улучшению.</w:t>
       </w:r>
     </w:p>
     <w:p>
@@ -2992,34 +2754,75 @@
         <w:pStyle w:val="a4"/>
         <w:numPr>
           <w:ilvl w:val="0"/>
-          <w:numId w:val="33"/>
+          <w:numId w:val="34"/>
         </w:numPr>
-        <w:jc w:val="both"/>
-        <w:rPr>
-          <w:rFonts w:ascii="Times New Roman" w:hAnsi="Times New Roman" w:cs="Times New Roman"/>
-          <w:sz w:val="24"/>
-          <w:szCs w:val="24"/>
-        </w:rPr>
-      </w:pPr>
-      <w:r>
-        <w:rPr>
-          <w:rFonts w:ascii="Times New Roman" w:hAnsi="Times New Roman" w:cs="Times New Roman"/>
-          <w:sz w:val="24"/>
-          <w:szCs w:val="24"/>
-        </w:rPr>
-        <w:t>Оформление программного документа: анализировать цели, задачи и методы исследования программного кода; применять измерительные методы оценки программ; определять корректность программ; использовать эталоны и методы проверки корректности; анализировать направления применения метрик; применять метрики сложности, метрики стилистики; исследовать программный код на предмет ошибок и отклонения от алгоритма</w:t>
-      </w:r>
-      <w:r>
-        <w:rPr>
-          <w:rFonts w:ascii="Times New Roman" w:hAnsi="Times New Roman" w:cs="Times New Roman"/>
-          <w:sz w:val="24"/>
-          <w:szCs w:val="24"/>
-        </w:rPr>
-        <w:t>.</w:t>
-      </w:r>
-    </w:p>
-    <w:p>
-      <w:pPr>
+        <w:spacing w:after="0" w:line="240" w:lineRule="auto"/>
+        <w:rPr>
+          <w:rFonts w:ascii="Times New Roman" w:hAnsi="Times New Roman" w:cs="Times New Roman"/>
+          <w:sz w:val="24"/>
+          <w:szCs w:val="24"/>
+        </w:rPr>
+      </w:pPr>
+      <w:r>
+        <w:rPr>
+          <w:rFonts w:ascii="Times New Roman" w:hAnsi="Times New Roman" w:cs="Times New Roman"/>
+          <w:sz w:val="24"/>
+          <w:szCs w:val="24"/>
+        </w:rPr>
+        <w:t>Измерение характеристик: используя инструменты статического анализа, измерьте характеристики кода: производительность, сложность и количество ошибок. Оформите результаты в виде отчета.</w:t>
+      </w:r>
+    </w:p>
+    <w:p>
+      <w:pPr>
+        <w:pStyle w:val="a4"/>
+        <w:numPr>
+          <w:ilvl w:val="0"/>
+          <w:numId w:val="34"/>
+        </w:numPr>
+        <w:spacing w:after="0" w:line="240" w:lineRule="auto"/>
+        <w:rPr>
+          <w:rFonts w:ascii="Times New Roman" w:hAnsi="Times New Roman" w:cs="Times New Roman"/>
+          <w:sz w:val="24"/>
+          <w:szCs w:val="24"/>
+        </w:rPr>
+      </w:pPr>
+      <w:r>
+        <w:rPr>
+          <w:rFonts w:ascii="Times New Roman" w:hAnsi="Times New Roman" w:cs="Times New Roman"/>
+          <w:sz w:val="24"/>
+          <w:szCs w:val="24"/>
+        </w:rPr>
+        <w:t>Исследование алгоритмов: выберите один из алгоритмов, реализованных в коде, и проанализируйте его корректность. Проведите тестирование алгоритма с использованием юнит-тестов. Зафиксируйте результаты тестирования.</w:t>
+      </w:r>
+    </w:p>
+    <w:p>
+      <w:pPr>
+        <w:pStyle w:val="a4"/>
+        <w:numPr>
+          <w:ilvl w:val="0"/>
+          <w:numId w:val="34"/>
+        </w:numPr>
+        <w:spacing w:after="0" w:line="240" w:lineRule="auto"/>
+        <w:rPr>
+          <w:rFonts w:ascii="Times New Roman" w:hAnsi="Times New Roman" w:cs="Times New Roman"/>
+          <w:b/>
+          <w:bCs/>
+          <w:sz w:val="24"/>
+          <w:szCs w:val="24"/>
+        </w:rPr>
+      </w:pPr>
+      <w:r>
+        <w:rPr>
+          <w:rFonts w:ascii="Times New Roman" w:hAnsi="Times New Roman" w:cs="Times New Roman"/>
+          <w:sz w:val="24"/>
+          <w:szCs w:val="24"/>
+        </w:rPr>
+        <w:t>Сравнительный анализ: проведите сравнительный анализ двух аналогичных программных продуктов или средств разработки. Оцените их по критериям: производительность, удобство использования, поддержка сообщества и стоимость.</w:t>
+      </w:r>
+    </w:p>
+    <w:p>
+      <w:pPr>
+        <w:pStyle w:val="a4"/>
         <w:spacing w:after="0" w:line="240" w:lineRule="auto"/>
         <w:rPr>
           <w:rFonts w:ascii="Times New Roman" w:hAnsi="Times New Roman" w:cs="Times New Roman"/>
@@ -5737,6 +5540,14 @@
               </w:rPr>
               <w:t>Введение. Цели и задачи учебной практики. Общие вопросы охраны труда. Организация безопасной работы на ПК. Обзор современных основных инструментальных средств разработки программных продуктов</w:t>
             </w:r>
+            <w:r>
+              <w:rPr>
+                <w:rFonts w:ascii="Times New Roman" w:hAnsi="Times New Roman" w:cs="Times New Roman"/>
+                <w:sz w:val="24"/>
+                <w:szCs w:val="24"/>
+              </w:rPr>
+              <w:t>.</w:t>
+            </w:r>
           </w:p>
         </w:tc>
         <w:tc>
@@ -5850,7 +5661,7 @@
                 <w:sz w:val="24"/>
                 <w:szCs w:val="24"/>
               </w:rPr>
-              <w:t xml:space="preserve">Планирование </w:t>
+              <w:t xml:space="preserve">Основы </w:t>
             </w:r>
             <w:proofErr w:type="spellStart"/>
             <w:r>
@@ -5868,6 +5679,14 @@
                 <w:sz w:val="24"/>
                 <w:szCs w:val="24"/>
               </w:rPr>
+              <w:t xml:space="preserve"> программного кода</w:t>
+            </w:r>
+            <w:r>
+              <w:rPr>
+                <w:rFonts w:ascii="Times New Roman" w:hAnsi="Times New Roman" w:cs="Times New Roman"/>
+                <w:sz w:val="24"/>
+                <w:szCs w:val="24"/>
+              </w:rPr>
               <w:t>:</w:t>
             </w:r>
           </w:p>
@@ -5886,7 +5705,131 @@
                 <w:sz w:val="24"/>
                 <w:szCs w:val="24"/>
               </w:rPr>
-              <w:t>методы организации работы в команде разработчиков; системы контроля версий</w:t>
+              <w:t>ц</w:t>
+            </w:r>
+            <w:r>
+              <w:rPr>
+                <w:rFonts w:ascii="Times New Roman" w:hAnsi="Times New Roman" w:cs="Times New Roman"/>
+                <w:sz w:val="24"/>
+                <w:szCs w:val="24"/>
+              </w:rPr>
+              <w:t xml:space="preserve">ели и задачи </w:t>
+            </w:r>
+            <w:proofErr w:type="spellStart"/>
+            <w:r>
+              <w:rPr>
+                <w:rFonts w:ascii="Times New Roman" w:hAnsi="Times New Roman" w:cs="Times New Roman"/>
+                <w:sz w:val="24"/>
+                <w:szCs w:val="24"/>
+              </w:rPr>
+              <w:t>ревьюирования</w:t>
+            </w:r>
+            <w:proofErr w:type="spellEnd"/>
+            <w:r>
+              <w:rPr>
+                <w:rFonts w:ascii="Times New Roman" w:hAnsi="Times New Roman" w:cs="Times New Roman"/>
+                <w:sz w:val="24"/>
+                <w:szCs w:val="24"/>
+              </w:rPr>
+              <w:t>;</w:t>
+            </w:r>
+            <w:r>
+              <w:rPr>
+                <w:rFonts w:ascii="Times New Roman" w:hAnsi="Times New Roman" w:cs="Times New Roman"/>
+                <w:sz w:val="24"/>
+                <w:szCs w:val="24"/>
+              </w:rPr>
+              <w:t xml:space="preserve"> </w:t>
+            </w:r>
+            <w:r>
+              <w:rPr>
+                <w:rFonts w:ascii="Times New Roman" w:hAnsi="Times New Roman" w:cs="Times New Roman"/>
+                <w:sz w:val="24"/>
+                <w:szCs w:val="24"/>
+              </w:rPr>
+              <w:t>п</w:t>
+            </w:r>
+            <w:r>
+              <w:rPr>
+                <w:rFonts w:ascii="Times New Roman" w:hAnsi="Times New Roman" w:cs="Times New Roman"/>
+                <w:sz w:val="24"/>
+                <w:szCs w:val="24"/>
+              </w:rPr>
+              <w:t xml:space="preserve">ланирование процесса </w:t>
+            </w:r>
+            <w:proofErr w:type="spellStart"/>
+            <w:r>
+              <w:rPr>
+                <w:rFonts w:ascii="Times New Roman" w:hAnsi="Times New Roman" w:cs="Times New Roman"/>
+                <w:sz w:val="24"/>
+                <w:szCs w:val="24"/>
+              </w:rPr>
+              <w:t>ревью</w:t>
+            </w:r>
+            <w:proofErr w:type="spellEnd"/>
+            <w:r>
+              <w:rPr>
+                <w:rFonts w:ascii="Times New Roman" w:hAnsi="Times New Roman" w:cs="Times New Roman"/>
+                <w:sz w:val="24"/>
+                <w:szCs w:val="24"/>
+              </w:rPr>
+              <w:t>;</w:t>
+            </w:r>
+            <w:r>
+              <w:rPr>
+                <w:rFonts w:ascii="Times New Roman" w:hAnsi="Times New Roman" w:cs="Times New Roman"/>
+                <w:sz w:val="24"/>
+                <w:szCs w:val="24"/>
+              </w:rPr>
+              <w:t xml:space="preserve"> </w:t>
+            </w:r>
+            <w:r>
+              <w:rPr>
+                <w:rFonts w:ascii="Times New Roman" w:hAnsi="Times New Roman" w:cs="Times New Roman"/>
+                <w:sz w:val="24"/>
+                <w:szCs w:val="24"/>
+              </w:rPr>
+              <w:t>м</w:t>
+            </w:r>
+            <w:r>
+              <w:rPr>
+                <w:rFonts w:ascii="Times New Roman" w:hAnsi="Times New Roman" w:cs="Times New Roman"/>
+                <w:sz w:val="24"/>
+                <w:szCs w:val="24"/>
+              </w:rPr>
+              <w:t>етоды организации работы в команде разработчиков</w:t>
+            </w:r>
+            <w:r>
+              <w:rPr>
+                <w:rFonts w:ascii="Times New Roman" w:hAnsi="Times New Roman" w:cs="Times New Roman"/>
+                <w:sz w:val="24"/>
+                <w:szCs w:val="24"/>
+              </w:rPr>
+              <w:t>;</w:t>
+            </w:r>
+            <w:r>
+              <w:rPr>
+                <w:rFonts w:ascii="Times New Roman" w:hAnsi="Times New Roman" w:cs="Times New Roman"/>
+                <w:sz w:val="24"/>
+                <w:szCs w:val="24"/>
+              </w:rPr>
+              <w:t xml:space="preserve"> </w:t>
+            </w:r>
+            <w:r>
+              <w:rPr>
+                <w:rFonts w:ascii="Times New Roman" w:hAnsi="Times New Roman" w:cs="Times New Roman"/>
+                <w:sz w:val="24"/>
+                <w:szCs w:val="24"/>
+              </w:rPr>
+              <w:t>и</w:t>
+            </w:r>
+            <w:r>
+              <w:rPr>
+                <w:rFonts w:ascii="Times New Roman" w:hAnsi="Times New Roman" w:cs="Times New Roman"/>
+                <w:sz w:val="24"/>
+                <w:szCs w:val="24"/>
+              </w:rPr>
+              <w:t>спользование систем контроля версий для отслеживания изменений кода.</w:t>
             </w:r>
           </w:p>
         </w:tc>
@@ -6001,18 +5944,8 @@
                 <w:sz w:val="24"/>
                 <w:szCs w:val="24"/>
               </w:rPr>
-              <w:t xml:space="preserve">Планирование </w:t>
-            </w:r>
-            <w:proofErr w:type="spellStart"/>
-            <w:r>
-              <w:rPr>
-                <w:rFonts w:ascii="Times New Roman" w:hAnsi="Times New Roman" w:cs="Times New Roman"/>
-                <w:sz w:val="24"/>
-                <w:szCs w:val="24"/>
-              </w:rPr>
-              <w:t>ревьюирования</w:t>
-            </w:r>
-            <w:proofErr w:type="spellEnd"/>
+              <w:t>Анализ и тестирование программного кода</w:t>
+            </w:r>
             <w:r>
               <w:rPr>
                 <w:rFonts w:ascii="Times New Roman" w:hAnsi="Times New Roman" w:cs="Times New Roman"/>
@@ -6037,36 +5970,80 @@
                 <w:sz w:val="24"/>
                 <w:szCs w:val="24"/>
               </w:rPr>
-              <w:t xml:space="preserve">цели, задачи, этапы и объекты </w:t>
-            </w:r>
-            <w:proofErr w:type="spellStart"/>
-            <w:r>
-              <w:rPr>
-                <w:rFonts w:ascii="Times New Roman" w:hAnsi="Times New Roman" w:cs="Times New Roman"/>
-                <w:sz w:val="24"/>
-                <w:szCs w:val="24"/>
-              </w:rPr>
-              <w:t>ревьюирования</w:t>
-            </w:r>
-            <w:proofErr w:type="spellEnd"/>
-            <w:r>
-              <w:rPr>
-                <w:rFonts w:ascii="Times New Roman" w:hAnsi="Times New Roman" w:cs="Times New Roman"/>
-                <w:sz w:val="24"/>
-                <w:szCs w:val="24"/>
-              </w:rPr>
-              <w:t xml:space="preserve">; планирование </w:t>
-            </w:r>
-            <w:proofErr w:type="spellStart"/>
-            <w:r>
-              <w:rPr>
-                <w:rFonts w:ascii="Times New Roman" w:hAnsi="Times New Roman" w:cs="Times New Roman"/>
-                <w:sz w:val="24"/>
-                <w:szCs w:val="24"/>
-              </w:rPr>
-              <w:t>ревьюирования</w:t>
-            </w:r>
-            <w:proofErr w:type="spellEnd"/>
+              <w:t>м</w:t>
+            </w:r>
+            <w:r>
+              <w:rPr>
+                <w:rFonts w:ascii="Times New Roman" w:hAnsi="Times New Roman" w:cs="Times New Roman"/>
+                <w:sz w:val="24"/>
+                <w:szCs w:val="24"/>
+              </w:rPr>
+              <w:t>етоды анализа кода: статический и динамический анализ</w:t>
+            </w:r>
+            <w:r>
+              <w:rPr>
+                <w:rFonts w:ascii="Times New Roman" w:hAnsi="Times New Roman" w:cs="Times New Roman"/>
+                <w:sz w:val="24"/>
+                <w:szCs w:val="24"/>
+              </w:rPr>
+              <w:t>;</w:t>
+            </w:r>
+            <w:r>
+              <w:rPr>
+                <w:rFonts w:ascii="Times New Roman" w:hAnsi="Times New Roman" w:cs="Times New Roman"/>
+                <w:sz w:val="24"/>
+                <w:szCs w:val="24"/>
+              </w:rPr>
+              <w:t xml:space="preserve"> </w:t>
+            </w:r>
+            <w:r>
+              <w:rPr>
+                <w:rFonts w:ascii="Times New Roman" w:hAnsi="Times New Roman" w:cs="Times New Roman"/>
+                <w:sz w:val="24"/>
+                <w:szCs w:val="24"/>
+              </w:rPr>
+              <w:t>и</w:t>
+            </w:r>
+            <w:r>
+              <w:rPr>
+                <w:rFonts w:ascii="Times New Roman" w:hAnsi="Times New Roman" w:cs="Times New Roman"/>
+                <w:sz w:val="24"/>
+                <w:szCs w:val="24"/>
+              </w:rPr>
+              <w:t>спользование специализированных инструментов для тестирования</w:t>
+            </w:r>
+            <w:r>
+              <w:rPr>
+                <w:rFonts w:ascii="Times New Roman" w:hAnsi="Times New Roman" w:cs="Times New Roman"/>
+                <w:sz w:val="24"/>
+                <w:szCs w:val="24"/>
+              </w:rPr>
+              <w:t>;</w:t>
+            </w:r>
+            <w:r>
+              <w:rPr>
+                <w:rFonts w:ascii="Times New Roman" w:hAnsi="Times New Roman" w:cs="Times New Roman"/>
+                <w:sz w:val="24"/>
+                <w:szCs w:val="24"/>
+              </w:rPr>
+              <w:t xml:space="preserve"> </w:t>
+            </w:r>
+            <w:r>
+              <w:rPr>
+                <w:rFonts w:ascii="Times New Roman" w:hAnsi="Times New Roman" w:cs="Times New Roman"/>
+                <w:sz w:val="24"/>
+                <w:szCs w:val="24"/>
+              </w:rPr>
+              <w:t>о</w:t>
+            </w:r>
+            <w:r>
+              <w:rPr>
+                <w:rFonts w:ascii="Times New Roman" w:hAnsi="Times New Roman" w:cs="Times New Roman"/>
+                <w:sz w:val="24"/>
+                <w:szCs w:val="24"/>
+              </w:rPr>
+              <w:t>ценка корректности алгоритмов и архитектуры программного продукта.</w:t>
+            </w:r>
           </w:p>
         </w:tc>
         <w:tc>
@@ -6180,7 +6157,15 @@
                 <w:sz w:val="24"/>
                 <w:szCs w:val="24"/>
               </w:rPr>
-              <w:t>Исследование программного кода на предмет ошибок и отклонения от алгоритма:</w:t>
+              <w:t>Сравнительный анализ программных продуктов</w:t>
+            </w:r>
+            <w:r>
+              <w:rPr>
+                <w:rFonts w:ascii="Times New Roman" w:hAnsi="Times New Roman" w:cs="Times New Roman"/>
+                <w:sz w:val="24"/>
+                <w:szCs w:val="24"/>
+              </w:rPr>
+              <w:t>:</w:t>
             </w:r>
           </w:p>
           <w:p>
@@ -6198,23 +6183,47 @@
                 <w:sz w:val="24"/>
                 <w:szCs w:val="24"/>
               </w:rPr>
-              <w:t>цели, корректность и направления анализа программных продуктов;</w:t>
-            </w:r>
-            <w:r>
-              <w:rPr>
-                <w:rFonts w:ascii="Times New Roman" w:hAnsi="Times New Roman" w:cs="Times New Roman"/>
-                <w:sz w:val="24"/>
-                <w:szCs w:val="24"/>
-              </w:rPr>
-              <w:t xml:space="preserve"> </w:t>
-            </w:r>
-            <w:r>
-              <w:rPr>
-                <w:rFonts w:ascii="Times New Roman" w:hAnsi="Times New Roman" w:cs="Times New Roman"/>
-                <w:sz w:val="24"/>
-                <w:szCs w:val="24"/>
-              </w:rPr>
-              <w:t>критерии сравнения;</w:t>
+              <w:t>к</w:t>
+            </w:r>
+            <w:r>
+              <w:rPr>
+                <w:rFonts w:ascii="Times New Roman" w:hAnsi="Times New Roman" w:cs="Times New Roman"/>
+                <w:sz w:val="24"/>
+                <w:szCs w:val="24"/>
+              </w:rPr>
+              <w:t>ритерии оценки программных продуктов</w:t>
+            </w:r>
+            <w:r>
+              <w:rPr>
+                <w:rFonts w:ascii="Times New Roman" w:hAnsi="Times New Roman" w:cs="Times New Roman"/>
+                <w:sz w:val="24"/>
+                <w:szCs w:val="24"/>
+              </w:rPr>
+              <w:t>; п</w:t>
+            </w:r>
+            <w:r>
+              <w:rPr>
+                <w:rFonts w:ascii="Times New Roman" w:hAnsi="Times New Roman" w:cs="Times New Roman"/>
+                <w:sz w:val="24"/>
+                <w:szCs w:val="24"/>
+              </w:rPr>
+              <w:t>римеры сравнительного анализа (офисные пакеты, системы управления базами данных)</w:t>
+            </w:r>
+            <w:r>
+              <w:rPr>
+                <w:rFonts w:ascii="Times New Roman" w:hAnsi="Times New Roman" w:cs="Times New Roman"/>
+                <w:sz w:val="24"/>
+                <w:szCs w:val="24"/>
+              </w:rPr>
+              <w:t>; п</w:t>
+            </w:r>
+            <w:r>
+              <w:rPr>
+                <w:rFonts w:ascii="Times New Roman" w:hAnsi="Times New Roman" w:cs="Times New Roman"/>
+                <w:sz w:val="24"/>
+                <w:szCs w:val="24"/>
+              </w:rPr>
+              <w:t>редставление результатов сравнительного анализа в виде отчетов или диаграмм UML.</w:t>
             </w:r>
           </w:p>
         </w:tc>
@@ -6329,72 +6338,88 @@
                 <w:sz w:val="24"/>
                 <w:szCs w:val="24"/>
               </w:rPr>
-              <w:t>Р</w:t>
-            </w:r>
-            <w:r>
-              <w:rPr>
-                <w:rFonts w:ascii="Times New Roman" w:hAnsi="Times New Roman" w:cs="Times New Roman"/>
-                <w:sz w:val="24"/>
-                <w:szCs w:val="24"/>
-              </w:rPr>
-              <w:t>азработка и оформление результатов сравнения;</w:t>
-            </w:r>
-          </w:p>
-          <w:p>
-            <w:pPr>
-              <w:rPr>
-                <w:rFonts w:ascii="Times New Roman" w:hAnsi="Times New Roman" w:cs="Times New Roman"/>
-                <w:sz w:val="24"/>
-                <w:szCs w:val="24"/>
-              </w:rPr>
-            </w:pPr>
-            <w:r>
-              <w:rPr>
-                <w:rFonts w:ascii="Times New Roman" w:hAnsi="Times New Roman" w:cs="Times New Roman"/>
-                <w:sz w:val="24"/>
-                <w:szCs w:val="24"/>
-              </w:rPr>
-              <w:t>проведение</w:t>
-            </w:r>
-            <w:r>
-              <w:rPr>
-                <w:rFonts w:ascii="Times New Roman" w:hAnsi="Times New Roman" w:cs="Times New Roman"/>
-                <w:sz w:val="24"/>
-                <w:szCs w:val="24"/>
-              </w:rPr>
-              <w:t xml:space="preserve"> сравнительн</w:t>
-            </w:r>
-            <w:r>
-              <w:rPr>
-                <w:rFonts w:ascii="Times New Roman" w:hAnsi="Times New Roman" w:cs="Times New Roman"/>
-                <w:sz w:val="24"/>
-                <w:szCs w:val="24"/>
-              </w:rPr>
-              <w:t xml:space="preserve">ого </w:t>
-            </w:r>
-            <w:r>
-              <w:rPr>
-                <w:rFonts w:ascii="Times New Roman" w:hAnsi="Times New Roman" w:cs="Times New Roman"/>
-                <w:sz w:val="24"/>
-                <w:szCs w:val="24"/>
-              </w:rPr>
-              <w:t>анализ</w:t>
-            </w:r>
-            <w:r>
-              <w:rPr>
-                <w:rFonts w:ascii="Times New Roman" w:hAnsi="Times New Roman" w:cs="Times New Roman"/>
-                <w:sz w:val="24"/>
-                <w:szCs w:val="24"/>
-              </w:rPr>
-              <w:t>а</w:t>
-            </w:r>
-            <w:r>
-              <w:rPr>
-                <w:rFonts w:ascii="Times New Roman" w:hAnsi="Times New Roman" w:cs="Times New Roman"/>
-                <w:sz w:val="24"/>
-                <w:szCs w:val="24"/>
-              </w:rPr>
-              <w:t xml:space="preserve"> программных продуктов</w:t>
+              <w:t>Оптимизация и рефакторинг программного кода</w:t>
+            </w:r>
+            <w:r>
+              <w:rPr>
+                <w:rFonts w:ascii="Times New Roman" w:hAnsi="Times New Roman" w:cs="Times New Roman"/>
+                <w:sz w:val="24"/>
+                <w:szCs w:val="24"/>
+              </w:rPr>
+              <w:t>:</w:t>
+            </w:r>
+          </w:p>
+          <w:p>
+            <w:pPr>
+              <w:rPr>
+                <w:rFonts w:ascii="Times New Roman" w:hAnsi="Times New Roman" w:cs="Times New Roman"/>
+                <w:sz w:val="24"/>
+                <w:szCs w:val="24"/>
+              </w:rPr>
+            </w:pPr>
+            <w:r>
+              <w:rPr>
+                <w:rFonts w:ascii="Times New Roman" w:hAnsi="Times New Roman" w:cs="Times New Roman"/>
+                <w:sz w:val="24"/>
+                <w:szCs w:val="24"/>
+              </w:rPr>
+              <w:t>п</w:t>
+            </w:r>
+            <w:r>
+              <w:rPr>
+                <w:rFonts w:ascii="Times New Roman" w:hAnsi="Times New Roman" w:cs="Times New Roman"/>
+                <w:sz w:val="24"/>
+                <w:szCs w:val="24"/>
+              </w:rPr>
+              <w:t xml:space="preserve">ринципы рефакторинга: устранение </w:t>
+            </w:r>
+            <w:r>
+              <w:rPr>
+                <w:rFonts w:ascii="Times New Roman" w:hAnsi="Times New Roman" w:cs="Times New Roman"/>
+                <w:sz w:val="24"/>
+                <w:szCs w:val="24"/>
+              </w:rPr>
+              <w:t>д</w:t>
+            </w:r>
+            <w:r>
+              <w:rPr>
+                <w:rFonts w:ascii="Times New Roman" w:hAnsi="Times New Roman" w:cs="Times New Roman"/>
+                <w:sz w:val="24"/>
+                <w:szCs w:val="24"/>
+              </w:rPr>
+              <w:t>ублирова</w:t>
+            </w:r>
+            <w:r>
+              <w:rPr>
+                <w:rFonts w:ascii="Times New Roman" w:hAnsi="Times New Roman" w:cs="Times New Roman"/>
+                <w:sz w:val="24"/>
+                <w:szCs w:val="24"/>
+              </w:rPr>
+              <w:softHyphen/>
+            </w:r>
+            <w:r>
+              <w:rPr>
+                <w:rFonts w:ascii="Times New Roman" w:hAnsi="Times New Roman" w:cs="Times New Roman"/>
+                <w:sz w:val="24"/>
+                <w:szCs w:val="24"/>
+              </w:rPr>
+              <w:t>ния, упрощение сложных конструкций</w:t>
+            </w:r>
+            <w:r>
+              <w:rPr>
+                <w:rFonts w:ascii="Times New Roman" w:hAnsi="Times New Roman" w:cs="Times New Roman"/>
+                <w:sz w:val="24"/>
+                <w:szCs w:val="24"/>
+              </w:rPr>
+              <w:t>; и</w:t>
+            </w:r>
+            <w:r>
+              <w:rPr>
+                <w:rFonts w:ascii="Times New Roman" w:hAnsi="Times New Roman" w:cs="Times New Roman"/>
+                <w:sz w:val="24"/>
+                <w:szCs w:val="24"/>
+              </w:rPr>
+              <w:t>спользование метрик качества кода</w:t>
             </w:r>
             <w:r>
               <w:rPr>
@@ -6403,6 +6428,30 @@
                 <w:szCs w:val="24"/>
               </w:rPr>
               <w:t>;</w:t>
+            </w:r>
+            <w:r>
+              <w:rPr>
+                <w:rFonts w:ascii="Times New Roman" w:hAnsi="Times New Roman" w:cs="Times New Roman"/>
+                <w:sz w:val="24"/>
+                <w:szCs w:val="24"/>
+              </w:rPr>
+              <w:t xml:space="preserve"> </w:t>
+            </w:r>
+            <w:r>
+              <w:rPr>
+                <w:rFonts w:ascii="Times New Roman" w:hAnsi="Times New Roman" w:cs="Times New Roman"/>
+                <w:sz w:val="24"/>
+                <w:szCs w:val="24"/>
+              </w:rPr>
+              <w:t>и</w:t>
+            </w:r>
+            <w:r>
+              <w:rPr>
+                <w:rFonts w:ascii="Times New Roman" w:hAnsi="Times New Roman" w:cs="Times New Roman"/>
+                <w:sz w:val="24"/>
+                <w:szCs w:val="24"/>
+              </w:rPr>
+              <w:t>нструменты для автоматической оптимизации и проверки качества кода.</w:t>
             </w:r>
           </w:p>
         </w:tc>
@@ -6463,8 +6512,18 @@
                 <w:b/>
                 <w:sz w:val="24"/>
                 <w:szCs w:val="24"/>
-              </w:rPr>
-              <w:t>09</w:t>
+                <w:lang w:val="en-US"/>
+              </w:rPr>
+              <w:t>1</w:t>
+            </w:r>
+            <w:r>
+              <w:rPr>
+                <w:rFonts w:ascii="Times New Roman" w:hAnsi="Times New Roman" w:cs="Times New Roman"/>
+                <w:b/>
+                <w:sz w:val="24"/>
+                <w:szCs w:val="24"/>
+              </w:rPr>
+              <w:t>0</w:t>
             </w:r>
             <w:r>
               <w:rPr>
@@ -6514,48 +6573,23 @@
                 <w:sz w:val="24"/>
                 <w:szCs w:val="24"/>
               </w:rPr>
-              <w:t>Оформление программного документа</w:t>
-            </w:r>
-            <w:r>
-              <w:rPr>
-                <w:rFonts w:ascii="Times New Roman" w:hAnsi="Times New Roman" w:cs="Times New Roman"/>
-                <w:sz w:val="24"/>
-                <w:szCs w:val="24"/>
-              </w:rPr>
-              <w:t>:</w:t>
-            </w:r>
-          </w:p>
-          <w:p>
-            <w:pPr>
-              <w:rPr>
-                <w:rFonts w:ascii="Times New Roman" w:hAnsi="Times New Roman" w:cs="Times New Roman"/>
-                <w:sz w:val="24"/>
-                <w:szCs w:val="24"/>
-              </w:rPr>
-            </w:pPr>
-            <w:r>
-              <w:rPr>
-                <w:rFonts w:ascii="Times New Roman" w:hAnsi="Times New Roman" w:cs="Times New Roman"/>
-                <w:sz w:val="24"/>
-                <w:szCs w:val="24"/>
-              </w:rPr>
-              <w:t>цели, задачи и методы исследования программного кода; измерительные методы оценки программ;</w:t>
-            </w:r>
-            <w:r>
-              <w:rPr>
-                <w:rFonts w:ascii="Times New Roman" w:hAnsi="Times New Roman" w:cs="Times New Roman"/>
-                <w:sz w:val="24"/>
-                <w:szCs w:val="24"/>
-              </w:rPr>
-              <w:t xml:space="preserve"> </w:t>
-            </w:r>
-            <w:r>
-              <w:rPr>
-                <w:rFonts w:ascii="Times New Roman" w:hAnsi="Times New Roman" w:cs="Times New Roman"/>
-                <w:sz w:val="24"/>
-                <w:szCs w:val="24"/>
-              </w:rPr>
-              <w:t>корректность программ; эталоны и методы проверки корректности; направления применения метрик; метрики сложности, метрики стилистики</w:t>
+              <w:t>Подведение итогов. Оформление отчетной документации</w:t>
+            </w:r>
+            <w:r>
+              <w:rPr>
+                <w:rFonts w:ascii="Times New Roman" w:hAnsi="Times New Roman" w:cs="Times New Roman"/>
+                <w:sz w:val="24"/>
+                <w:szCs w:val="24"/>
+              </w:rPr>
+              <w:t xml:space="preserve">. </w:t>
+            </w:r>
+            <w:r>
+              <w:rPr>
+                <w:rFonts w:ascii="Times New Roman" w:hAnsi="Times New Roman" w:cs="Times New Roman"/>
+                <w:sz w:val="24"/>
+                <w:szCs w:val="24"/>
+              </w:rPr>
+              <w:t>Дифференцированный зачет</w:t>
             </w:r>
             <w:r>
               <w:rPr>
@@ -6564,144 +6598,6 @@
                 <w:szCs w:val="24"/>
               </w:rPr>
               <w:t>.</w:t>
-            </w:r>
-          </w:p>
-        </w:tc>
-        <w:tc>
-          <w:tcPr>
-            <w:tcW w:w="1045" w:type="dxa"/>
-          </w:tcPr>
-          <w:p>
-            <w:pPr>
-              <w:jc w:val="center"/>
-              <w:rPr>
-                <w:rFonts w:ascii="Times New Roman" w:hAnsi="Times New Roman" w:cs="Times New Roman"/>
-                <w:b/>
-                <w:sz w:val="24"/>
-                <w:szCs w:val="24"/>
-              </w:rPr>
-            </w:pPr>
-          </w:p>
-        </w:tc>
-        <w:tc>
-          <w:tcPr>
-            <w:tcW w:w="1726" w:type="dxa"/>
-          </w:tcPr>
-          <w:p>
-            <w:pPr>
-              <w:jc w:val="center"/>
-              <w:rPr>
-                <w:rFonts w:ascii="Times New Roman" w:hAnsi="Times New Roman" w:cs="Times New Roman"/>
-                <w:b/>
-                <w:sz w:val="24"/>
-                <w:szCs w:val="24"/>
-              </w:rPr>
-            </w:pPr>
-          </w:p>
-        </w:tc>
-      </w:tr>
-      <w:tr>
-        <w:trPr>
-          <w:trHeight w:val="454"/>
-        </w:trPr>
-        <w:tc>
-          <w:tcPr>
-            <w:tcW w:w="1120" w:type="dxa"/>
-          </w:tcPr>
-          <w:p>
-            <w:pPr>
-              <w:jc w:val="center"/>
-              <w:rPr>
-                <w:rFonts w:ascii="Times New Roman" w:hAnsi="Times New Roman" w:cs="Times New Roman"/>
-                <w:b/>
-                <w:sz w:val="24"/>
-                <w:szCs w:val="24"/>
-              </w:rPr>
-            </w:pPr>
-            <w:r>
-              <w:rPr>
-                <w:rFonts w:ascii="Times New Roman" w:hAnsi="Times New Roman" w:cs="Times New Roman"/>
-                <w:b/>
-                <w:sz w:val="24"/>
-                <w:szCs w:val="24"/>
-                <w:lang w:val="en-US"/>
-              </w:rPr>
-              <w:t>1</w:t>
-            </w:r>
-            <w:r>
-              <w:rPr>
-                <w:rFonts w:ascii="Times New Roman" w:hAnsi="Times New Roman" w:cs="Times New Roman"/>
-                <w:b/>
-                <w:sz w:val="24"/>
-                <w:szCs w:val="24"/>
-              </w:rPr>
-              <w:t>0</w:t>
-            </w:r>
-            <w:r>
-              <w:rPr>
-                <w:rFonts w:ascii="Times New Roman" w:hAnsi="Times New Roman" w:cs="Times New Roman"/>
-                <w:b/>
-                <w:sz w:val="24"/>
-                <w:szCs w:val="24"/>
-              </w:rPr>
-              <w:t>.</w:t>
-            </w:r>
-            <w:r>
-              <w:rPr>
-                <w:rFonts w:ascii="Times New Roman" w:hAnsi="Times New Roman" w:cs="Times New Roman"/>
-                <w:b/>
-                <w:sz w:val="24"/>
-                <w:szCs w:val="24"/>
-                <w:lang w:val="en-US"/>
-              </w:rPr>
-              <w:t>0</w:t>
-            </w:r>
-            <w:r>
-              <w:rPr>
-                <w:rFonts w:ascii="Times New Roman" w:hAnsi="Times New Roman" w:cs="Times New Roman"/>
-                <w:b/>
-                <w:sz w:val="24"/>
-                <w:szCs w:val="24"/>
-              </w:rPr>
-              <w:t>5</w:t>
-            </w:r>
-          </w:p>
-        </w:tc>
-        <w:tc>
-          <w:tcPr>
-            <w:tcW w:w="5510" w:type="dxa"/>
-          </w:tcPr>
-          <w:p>
-            <w:pPr>
-              <w:rPr>
-                <w:rFonts w:ascii="Times New Roman" w:hAnsi="Times New Roman" w:cs="Times New Roman"/>
-                <w:sz w:val="24"/>
-                <w:szCs w:val="24"/>
-              </w:rPr>
-            </w:pPr>
-            <w:r>
-              <w:rPr>
-                <w:rFonts w:ascii="Times New Roman" w:hAnsi="Times New Roman" w:cs="Times New Roman"/>
-                <w:sz w:val="24"/>
-                <w:szCs w:val="24"/>
-              </w:rPr>
-              <w:t>Подведение итогов. Оформление отчетной документации</w:t>
-            </w:r>
-            <w:r>
-              <w:rPr>
-                <w:rFonts w:ascii="Times New Roman" w:hAnsi="Times New Roman" w:cs="Times New Roman"/>
-                <w:sz w:val="24"/>
-                <w:szCs w:val="24"/>
-              </w:rPr>
-              <w:t xml:space="preserve">. </w:t>
-            </w:r>
-            <w:r>
-              <w:rPr>
-                <w:rFonts w:ascii="Times New Roman" w:hAnsi="Times New Roman" w:cs="Times New Roman"/>
-                <w:sz w:val="24"/>
-                <w:szCs w:val="24"/>
-              </w:rPr>
-              <w:t>Дифференцированный зачет</w:t>
             </w:r>
           </w:p>
           <w:p>
@@ -8218,6 +8114,22 @@
               </w:rPr>
               <w:t>.</w:t>
             </w:r>
+            <w:r>
+              <w:rPr>
+                <w:rFonts w:ascii="Times New Roman" w:hAnsi="Times New Roman" w:cs="Times New Roman"/>
+                <w:sz w:val="24"/>
+                <w:szCs w:val="24"/>
+              </w:rPr>
+              <w:t xml:space="preserve"> </w:t>
+            </w:r>
+            <w:r>
+              <w:rPr>
+                <w:rFonts w:ascii="Times New Roman" w:hAnsi="Times New Roman" w:cs="Times New Roman"/>
+                <w:sz w:val="24"/>
+                <w:szCs w:val="24"/>
+              </w:rPr>
+              <w:t>Изучение технической документации (Ознакомление с видами технической документации, используемой в проектах. Анализ требований и спецификаций для понимания структуры и логики программного кода.)</w:t>
+            </w:r>
           </w:p>
         </w:tc>
         <w:tc>
@@ -8327,42 +8239,6 @@
               <w:widowControl w:val="0"/>
               <w:rPr>
                 <w:rFonts w:ascii="Times New Roman" w:hAnsi="Times New Roman" w:cs="Times New Roman"/>
-                <w:sz w:val="24"/>
-                <w:szCs w:val="24"/>
-              </w:rPr>
-            </w:pPr>
-            <w:r>
-              <w:rPr>
-                <w:rFonts w:ascii="Times New Roman" w:hAnsi="Times New Roman" w:cs="Times New Roman"/>
-                <w:sz w:val="24"/>
-                <w:szCs w:val="24"/>
-              </w:rPr>
-              <w:t xml:space="preserve">Планирование </w:t>
-            </w:r>
-            <w:proofErr w:type="spellStart"/>
-            <w:r>
-              <w:rPr>
-                <w:rFonts w:ascii="Times New Roman" w:hAnsi="Times New Roman" w:cs="Times New Roman"/>
-                <w:sz w:val="24"/>
-                <w:szCs w:val="24"/>
-              </w:rPr>
-              <w:t>ревьюирования</w:t>
-            </w:r>
-            <w:proofErr w:type="spellEnd"/>
-            <w:r>
-              <w:rPr>
-                <w:rFonts w:ascii="Times New Roman" w:hAnsi="Times New Roman" w:cs="Times New Roman"/>
-                <w:sz w:val="24"/>
-                <w:szCs w:val="24"/>
-              </w:rPr>
-              <w:t>:</w:t>
-            </w:r>
-          </w:p>
-          <w:p>
-            <w:pPr>
-              <w:widowControl w:val="0"/>
-              <w:rPr>
-                <w:rFonts w:ascii="Times New Roman" w:hAnsi="Times New Roman" w:cs="Times New Roman"/>
                 <w:iCs/>
                 <w:color w:val="000000"/>
                 <w:sz w:val="24"/>
@@ -8376,55 +8252,43 @@
                 <w:sz w:val="24"/>
                 <w:szCs w:val="24"/>
               </w:rPr>
-              <w:t>использова</w:t>
-            </w:r>
-            <w:r>
-              <w:rPr>
-                <w:rFonts w:ascii="Times New Roman" w:hAnsi="Times New Roman" w:cs="Times New Roman"/>
-                <w:sz w:val="24"/>
-                <w:szCs w:val="24"/>
-              </w:rPr>
-              <w:t>ние</w:t>
-            </w:r>
-            <w:r>
-              <w:rPr>
-                <w:rFonts w:ascii="Times New Roman" w:hAnsi="Times New Roman" w:cs="Times New Roman"/>
-                <w:sz w:val="24"/>
-                <w:szCs w:val="24"/>
-              </w:rPr>
-              <w:t xml:space="preserve"> метод</w:t>
-            </w:r>
-            <w:r>
-              <w:rPr>
-                <w:rFonts w:ascii="Times New Roman" w:hAnsi="Times New Roman" w:cs="Times New Roman"/>
-                <w:sz w:val="24"/>
-                <w:szCs w:val="24"/>
-              </w:rPr>
-              <w:t>ов</w:t>
-            </w:r>
-            <w:r>
-              <w:rPr>
-                <w:rFonts w:ascii="Times New Roman" w:hAnsi="Times New Roman" w:cs="Times New Roman"/>
-                <w:sz w:val="24"/>
-                <w:szCs w:val="24"/>
-              </w:rPr>
-              <w:t xml:space="preserve"> организации работы в команде разработчиков; примен</w:t>
-            </w:r>
-            <w:r>
-              <w:rPr>
-                <w:rFonts w:ascii="Times New Roman" w:hAnsi="Times New Roman" w:cs="Times New Roman"/>
-                <w:sz w:val="24"/>
-                <w:szCs w:val="24"/>
-              </w:rPr>
-              <w:t>ение</w:t>
-            </w:r>
-            <w:r>
-              <w:rPr>
-                <w:rFonts w:ascii="Times New Roman" w:hAnsi="Times New Roman" w:cs="Times New Roman"/>
-                <w:sz w:val="24"/>
-                <w:szCs w:val="24"/>
-              </w:rPr>
-              <w:t xml:space="preserve"> системы контроля версий.</w:t>
+              <w:t xml:space="preserve">Применение методов </w:t>
+            </w:r>
+            <w:proofErr w:type="spellStart"/>
+            <w:r>
+              <w:rPr>
+                <w:rFonts w:ascii="Times New Roman" w:hAnsi="Times New Roman" w:cs="Times New Roman"/>
+                <w:sz w:val="24"/>
+                <w:szCs w:val="24"/>
+              </w:rPr>
+              <w:t>ревьюирования</w:t>
+            </w:r>
+            <w:proofErr w:type="spellEnd"/>
+            <w:r>
+              <w:rPr>
+                <w:rFonts w:ascii="Times New Roman" w:hAnsi="Times New Roman" w:cs="Times New Roman"/>
+                <w:sz w:val="24"/>
+                <w:szCs w:val="24"/>
+              </w:rPr>
+              <w:t xml:space="preserve"> кода (Проведение </w:t>
+            </w:r>
+            <w:proofErr w:type="spellStart"/>
+            <w:r>
+              <w:rPr>
+                <w:rFonts w:ascii="Times New Roman" w:hAnsi="Times New Roman" w:cs="Times New Roman"/>
+                <w:sz w:val="24"/>
+                <w:szCs w:val="24"/>
+              </w:rPr>
+              <w:t>ревьюирования</w:t>
+            </w:r>
+            <w:proofErr w:type="spellEnd"/>
+            <w:r>
+              <w:rPr>
+                <w:rFonts w:ascii="Times New Roman" w:hAnsi="Times New Roman" w:cs="Times New Roman"/>
+                <w:sz w:val="24"/>
+                <w:szCs w:val="24"/>
+              </w:rPr>
+              <w:t xml:space="preserve"> кода с учетом требований документации и используемых методов).</w:t>
             </w:r>
           </w:p>
         </w:tc>
@@ -8535,17 +8399,19 @@
               <w:widowControl w:val="0"/>
               <w:rPr>
                 <w:rFonts w:ascii="Times New Roman" w:hAnsi="Times New Roman" w:cs="Times New Roman"/>
-                <w:sz w:val="24"/>
-                <w:szCs w:val="24"/>
-              </w:rPr>
-            </w:pPr>
-            <w:r>
-              <w:rPr>
-                <w:rFonts w:ascii="Times New Roman" w:hAnsi="Times New Roman" w:cs="Times New Roman"/>
-                <w:sz w:val="24"/>
-                <w:szCs w:val="24"/>
-              </w:rPr>
-              <w:t xml:space="preserve">Планирование </w:t>
+                <w:color w:val="000000"/>
+                <w:sz w:val="24"/>
+                <w:szCs w:val="24"/>
+                <w:lang w:bidi="ru-RU"/>
+              </w:rPr>
+            </w:pPr>
+            <w:r>
+              <w:rPr>
+                <w:rFonts w:ascii="Times New Roman" w:hAnsi="Times New Roman" w:cs="Times New Roman"/>
+                <w:sz w:val="24"/>
+                <w:szCs w:val="24"/>
+              </w:rPr>
+              <w:t xml:space="preserve">Документирование результатов </w:t>
             </w:r>
             <w:proofErr w:type="spellStart"/>
             <w:r>
@@ -8563,103 +8429,7 @@
                 <w:sz w:val="24"/>
                 <w:szCs w:val="24"/>
               </w:rPr>
-              <w:t>:</w:t>
-            </w:r>
-          </w:p>
-          <w:p>
-            <w:pPr>
-              <w:widowControl w:val="0"/>
-              <w:rPr>
-                <w:rFonts w:ascii="Times New Roman" w:hAnsi="Times New Roman" w:cs="Times New Roman"/>
-                <w:color w:val="000000"/>
-                <w:sz w:val="24"/>
-                <w:szCs w:val="24"/>
-                <w:lang w:bidi="ru-RU"/>
-              </w:rPr>
-            </w:pPr>
-            <w:r>
-              <w:rPr>
-                <w:rFonts w:ascii="Times New Roman" w:hAnsi="Times New Roman" w:cs="Times New Roman"/>
-                <w:sz w:val="24"/>
-                <w:szCs w:val="24"/>
-              </w:rPr>
-              <w:t>анализ цел</w:t>
-            </w:r>
-            <w:r>
-              <w:rPr>
-                <w:rFonts w:ascii="Times New Roman" w:hAnsi="Times New Roman" w:cs="Times New Roman"/>
-                <w:sz w:val="24"/>
-                <w:szCs w:val="24"/>
-              </w:rPr>
-              <w:t>ей</w:t>
-            </w:r>
-            <w:r>
-              <w:rPr>
-                <w:rFonts w:ascii="Times New Roman" w:hAnsi="Times New Roman" w:cs="Times New Roman"/>
-                <w:sz w:val="24"/>
-                <w:szCs w:val="24"/>
-              </w:rPr>
-              <w:t xml:space="preserve"> задач, этап</w:t>
-            </w:r>
-            <w:r>
-              <w:rPr>
-                <w:rFonts w:ascii="Times New Roman" w:hAnsi="Times New Roman" w:cs="Times New Roman"/>
-                <w:sz w:val="24"/>
-                <w:szCs w:val="24"/>
-              </w:rPr>
-              <w:t>ов</w:t>
-            </w:r>
-            <w:r>
-              <w:rPr>
-                <w:rFonts w:ascii="Times New Roman" w:hAnsi="Times New Roman" w:cs="Times New Roman"/>
-                <w:sz w:val="24"/>
-                <w:szCs w:val="24"/>
-              </w:rPr>
-              <w:t xml:space="preserve"> и объект</w:t>
-            </w:r>
-            <w:r>
-              <w:rPr>
-                <w:rFonts w:ascii="Times New Roman" w:hAnsi="Times New Roman" w:cs="Times New Roman"/>
-                <w:sz w:val="24"/>
-                <w:szCs w:val="24"/>
-              </w:rPr>
-              <w:t xml:space="preserve">ов </w:t>
-            </w:r>
-            <w:proofErr w:type="spellStart"/>
-            <w:r>
-              <w:rPr>
-                <w:rFonts w:ascii="Times New Roman" w:hAnsi="Times New Roman" w:cs="Times New Roman"/>
-                <w:sz w:val="24"/>
-                <w:szCs w:val="24"/>
-              </w:rPr>
-              <w:t>ревьюирования</w:t>
-            </w:r>
-            <w:proofErr w:type="spellEnd"/>
-            <w:r>
-              <w:rPr>
-                <w:rFonts w:ascii="Times New Roman" w:hAnsi="Times New Roman" w:cs="Times New Roman"/>
-                <w:sz w:val="24"/>
-                <w:szCs w:val="24"/>
-              </w:rPr>
-              <w:t xml:space="preserve">; планирование </w:t>
-            </w:r>
-            <w:proofErr w:type="spellStart"/>
-            <w:r>
-              <w:rPr>
-                <w:rFonts w:ascii="Times New Roman" w:hAnsi="Times New Roman" w:cs="Times New Roman"/>
-                <w:sz w:val="24"/>
-                <w:szCs w:val="24"/>
-              </w:rPr>
-              <w:t>ревьюирования</w:t>
-            </w:r>
-            <w:proofErr w:type="spellEnd"/>
-            <w:r>
-              <w:rPr>
-                <w:rFonts w:ascii="Times New Roman" w:hAnsi="Times New Roman" w:cs="Times New Roman"/>
-                <w:sz w:val="24"/>
-                <w:szCs w:val="24"/>
-              </w:rPr>
-              <w:t>.</w:t>
+              <w:t xml:space="preserve"> (Разработка отчетов по результатам анализа кода. Формирование рекомендаций для устранения выявленных недостатков.)</w:t>
             </w:r>
           </w:p>
         </w:tc>
@@ -8784,57 +8554,7 @@
                 <w:szCs w:val="24"/>
                 <w:lang w:bidi="ru-RU"/>
               </w:rPr>
-              <w:t>Исследование программного кода на предмет ошибок и отклонения от алгоритма:</w:t>
-            </w:r>
-            <w:r>
-              <w:rPr>
-                <w:rFonts w:ascii="Times New Roman" w:hAnsi="Times New Roman" w:cs="Times New Roman"/>
-                <w:color w:val="000000"/>
-                <w:sz w:val="24"/>
-                <w:szCs w:val="24"/>
-                <w:lang w:bidi="ru-RU"/>
-              </w:rPr>
-              <w:t xml:space="preserve"> </w:t>
-            </w:r>
-            <w:r>
-              <w:rPr>
-                <w:rFonts w:ascii="Times New Roman" w:hAnsi="Times New Roman" w:cs="Times New Roman"/>
-                <w:color w:val="000000"/>
-                <w:sz w:val="24"/>
-                <w:szCs w:val="24"/>
-                <w:lang w:bidi="ru-RU"/>
-              </w:rPr>
-              <w:t>анализ цели, корректност</w:t>
-            </w:r>
-            <w:r>
-              <w:rPr>
-                <w:rFonts w:ascii="Times New Roman" w:hAnsi="Times New Roman" w:cs="Times New Roman"/>
-                <w:color w:val="000000"/>
-                <w:sz w:val="24"/>
-                <w:szCs w:val="24"/>
-                <w:lang w:bidi="ru-RU"/>
-              </w:rPr>
-              <w:t>и</w:t>
-            </w:r>
-            <w:r>
-              <w:rPr>
-                <w:rFonts w:ascii="Times New Roman" w:hAnsi="Times New Roman" w:cs="Times New Roman"/>
-                <w:color w:val="000000"/>
-                <w:sz w:val="24"/>
-                <w:szCs w:val="24"/>
-                <w:lang w:bidi="ru-RU"/>
-              </w:rPr>
-              <w:t xml:space="preserve"> и направления анализа программных продуктов</w:t>
-            </w:r>
-            <w:r>
-              <w:rPr>
-                <w:rFonts w:ascii="Times New Roman" w:hAnsi="Times New Roman" w:cs="Times New Roman"/>
-                <w:color w:val="000000"/>
-                <w:sz w:val="24"/>
-                <w:szCs w:val="24"/>
-                <w:lang w:bidi="ru-RU"/>
-              </w:rPr>
-              <w:t>.</w:t>
+              <w:t>Обсуждение результатов с командой разработки (Презентация замечаний и предложений по улучшению кода команде разработчиков. Совместное обсуждение и доработка программного модуля.)</w:t>
             </w:r>
           </w:p>
         </w:tc>
@@ -8949,167 +8669,7 @@
                 <w:szCs w:val="24"/>
                 <w:lang w:bidi="ru-RU"/>
               </w:rPr>
-              <w:t>В</w:t>
-            </w:r>
-            <w:r>
-              <w:rPr>
-                <w:rFonts w:ascii="Times New Roman" w:hAnsi="Times New Roman" w:cs="Times New Roman"/>
-                <w:color w:val="000000"/>
-                <w:sz w:val="24"/>
-                <w:szCs w:val="24"/>
-                <w:lang w:bidi="ru-RU"/>
-              </w:rPr>
-              <w:t>ыб</w:t>
-            </w:r>
-            <w:r>
-              <w:rPr>
-                <w:rFonts w:ascii="Times New Roman" w:hAnsi="Times New Roman" w:cs="Times New Roman"/>
-                <w:color w:val="000000"/>
-                <w:sz w:val="24"/>
-                <w:szCs w:val="24"/>
-                <w:lang w:bidi="ru-RU"/>
-              </w:rPr>
-              <w:t>ор</w:t>
-            </w:r>
-            <w:r>
-              <w:rPr>
-                <w:rFonts w:ascii="Times New Roman" w:hAnsi="Times New Roman" w:cs="Times New Roman"/>
-                <w:color w:val="000000"/>
-                <w:sz w:val="24"/>
-                <w:szCs w:val="24"/>
-                <w:lang w:bidi="ru-RU"/>
-              </w:rPr>
-              <w:t xml:space="preserve"> критери</w:t>
-            </w:r>
-            <w:r>
-              <w:rPr>
-                <w:rFonts w:ascii="Times New Roman" w:hAnsi="Times New Roman" w:cs="Times New Roman"/>
-                <w:color w:val="000000"/>
-                <w:sz w:val="24"/>
-                <w:szCs w:val="24"/>
-                <w:lang w:bidi="ru-RU"/>
-              </w:rPr>
-              <w:t xml:space="preserve">ев </w:t>
-            </w:r>
-            <w:r>
-              <w:rPr>
-                <w:rFonts w:ascii="Times New Roman" w:hAnsi="Times New Roman" w:cs="Times New Roman"/>
-                <w:color w:val="000000"/>
-                <w:sz w:val="24"/>
-                <w:szCs w:val="24"/>
-                <w:lang w:bidi="ru-RU"/>
-              </w:rPr>
-              <w:t>сравнения</w:t>
-            </w:r>
-            <w:r>
-              <w:rPr>
-                <w:rFonts w:ascii="Times New Roman" w:hAnsi="Times New Roman" w:cs="Times New Roman"/>
-                <w:color w:val="000000"/>
-                <w:sz w:val="24"/>
-                <w:szCs w:val="24"/>
-                <w:lang w:bidi="ru-RU"/>
-              </w:rPr>
-              <w:t>; р</w:t>
-            </w:r>
-            <w:r>
-              <w:rPr>
-                <w:rFonts w:ascii="Times New Roman" w:hAnsi="Times New Roman" w:cs="Times New Roman"/>
-                <w:color w:val="000000"/>
-                <w:sz w:val="24"/>
-                <w:szCs w:val="24"/>
-                <w:lang w:bidi="ru-RU"/>
-              </w:rPr>
-              <w:t>азработка и оформление результатов сравнения;</w:t>
-            </w:r>
-            <w:r>
-              <w:rPr>
-                <w:rFonts w:ascii="Times New Roman" w:hAnsi="Times New Roman" w:cs="Times New Roman"/>
-                <w:color w:val="000000"/>
-                <w:sz w:val="24"/>
-                <w:szCs w:val="24"/>
-                <w:lang w:bidi="ru-RU"/>
-              </w:rPr>
-              <w:t xml:space="preserve"> </w:t>
-            </w:r>
-            <w:r>
-              <w:rPr>
-                <w:rFonts w:ascii="Times New Roman" w:hAnsi="Times New Roman" w:cs="Times New Roman"/>
-                <w:color w:val="000000"/>
-                <w:sz w:val="24"/>
-                <w:szCs w:val="24"/>
-                <w:lang w:bidi="ru-RU"/>
-              </w:rPr>
-              <w:t>пров</w:t>
-            </w:r>
-            <w:r>
-              <w:rPr>
-                <w:rFonts w:ascii="Times New Roman" w:hAnsi="Times New Roman" w:cs="Times New Roman"/>
-                <w:color w:val="000000"/>
-                <w:sz w:val="24"/>
-                <w:szCs w:val="24"/>
-                <w:lang w:bidi="ru-RU"/>
-              </w:rPr>
-              <w:t>едение</w:t>
-            </w:r>
-            <w:r>
-              <w:rPr>
-                <w:rFonts w:ascii="Times New Roman" w:hAnsi="Times New Roman" w:cs="Times New Roman"/>
-                <w:color w:val="000000"/>
-                <w:sz w:val="24"/>
-                <w:szCs w:val="24"/>
-                <w:lang w:bidi="ru-RU"/>
-              </w:rPr>
-              <w:t xml:space="preserve"> сравнительн</w:t>
-            </w:r>
-            <w:r>
-              <w:rPr>
-                <w:rFonts w:ascii="Times New Roman" w:hAnsi="Times New Roman" w:cs="Times New Roman"/>
-                <w:color w:val="000000"/>
-                <w:sz w:val="24"/>
-                <w:szCs w:val="24"/>
-                <w:lang w:bidi="ru-RU"/>
-              </w:rPr>
-              <w:t>ого</w:t>
-            </w:r>
-            <w:r>
-              <w:rPr>
-                <w:rFonts w:ascii="Times New Roman" w:hAnsi="Times New Roman" w:cs="Times New Roman"/>
-                <w:color w:val="000000"/>
-                <w:sz w:val="24"/>
-                <w:szCs w:val="24"/>
-                <w:lang w:bidi="ru-RU"/>
-              </w:rPr>
-              <w:t xml:space="preserve"> анализ</w:t>
-            </w:r>
-            <w:r>
-              <w:rPr>
-                <w:rFonts w:ascii="Times New Roman" w:hAnsi="Times New Roman" w:cs="Times New Roman"/>
-                <w:color w:val="000000"/>
-                <w:sz w:val="24"/>
-                <w:szCs w:val="24"/>
-                <w:lang w:bidi="ru-RU"/>
-              </w:rPr>
-              <w:t>а</w:t>
-            </w:r>
-            <w:r>
-              <w:rPr>
-                <w:rFonts w:ascii="Times New Roman" w:hAnsi="Times New Roman" w:cs="Times New Roman"/>
-                <w:color w:val="000000"/>
-                <w:sz w:val="24"/>
-                <w:szCs w:val="24"/>
-                <w:lang w:bidi="ru-RU"/>
-              </w:rPr>
-              <w:t xml:space="preserve"> программных продуктов</w:t>
-            </w:r>
-            <w:r>
-              <w:rPr>
-                <w:rFonts w:ascii="Times New Roman" w:hAnsi="Times New Roman" w:cs="Times New Roman"/>
-                <w:color w:val="000000"/>
-                <w:sz w:val="24"/>
-                <w:szCs w:val="24"/>
-                <w:lang w:bidi="ru-RU"/>
-              </w:rPr>
-              <w:t>.</w:t>
+              <w:t>Измерение характеристик программного продукта (Определение ключевых характеристик: производительность, масштабируемость, надежность. Использование метрик качества кода.</w:t>
             </w:r>
           </w:p>
         </w:tc>
@@ -9226,62 +8786,7 @@
                 <w:szCs w:val="24"/>
                 <w:lang w:bidi="ru-RU"/>
               </w:rPr>
-              <w:t>Оформление программного документа</w:t>
-            </w:r>
-            <w:r>
-              <w:rPr>
-                <w:rFonts w:ascii="Times New Roman" w:hAnsi="Times New Roman" w:cs="Times New Roman"/>
-                <w:iCs/>
-                <w:color w:val="000000"/>
-                <w:sz w:val="24"/>
-                <w:szCs w:val="24"/>
-                <w:lang w:bidi="ru-RU"/>
-              </w:rPr>
-              <w:t xml:space="preserve">: </w:t>
-            </w:r>
-            <w:r>
-              <w:rPr>
-                <w:rFonts w:ascii="Times New Roman" w:hAnsi="Times New Roman" w:cs="Times New Roman"/>
-                <w:iCs/>
-                <w:color w:val="000000"/>
-                <w:sz w:val="24"/>
-                <w:szCs w:val="24"/>
-                <w:lang w:bidi="ru-RU"/>
-              </w:rPr>
-              <w:t>анализ цели, задач и метод</w:t>
-            </w:r>
-            <w:r>
-              <w:rPr>
-                <w:rFonts w:ascii="Times New Roman" w:hAnsi="Times New Roman" w:cs="Times New Roman"/>
-                <w:iCs/>
-                <w:color w:val="000000"/>
-                <w:sz w:val="24"/>
-                <w:szCs w:val="24"/>
-                <w:lang w:bidi="ru-RU"/>
-              </w:rPr>
-              <w:t>ов</w:t>
-            </w:r>
-            <w:r>
-              <w:rPr>
-                <w:rFonts w:ascii="Times New Roman" w:hAnsi="Times New Roman" w:cs="Times New Roman"/>
-                <w:iCs/>
-                <w:color w:val="000000"/>
-                <w:sz w:val="24"/>
-                <w:szCs w:val="24"/>
-                <w:lang w:bidi="ru-RU"/>
-              </w:rPr>
-              <w:t xml:space="preserve"> исследования программного кода</w:t>
-            </w:r>
-            <w:r>
-              <w:rPr>
-                <w:rFonts w:ascii="Times New Roman" w:hAnsi="Times New Roman" w:cs="Times New Roman"/>
-                <w:iCs/>
-                <w:color w:val="000000"/>
-                <w:sz w:val="24"/>
-                <w:szCs w:val="24"/>
-                <w:lang w:bidi="ru-RU"/>
-              </w:rPr>
-              <w:t>.</w:t>
+              <w:t>Использование специализированных программных средств для анализа кода (Применение инструментов статистического анализа кода для измерения характеристик и оценки соответствия критериям.)</w:t>
             </w:r>
           </w:p>
         </w:tc>
@@ -9398,95 +8903,7 @@
                 <w:szCs w:val="24"/>
                 <w:lang w:bidi="ru-RU"/>
               </w:rPr>
-              <w:t>П</w:t>
-            </w:r>
-            <w:r>
-              <w:rPr>
-                <w:rFonts w:ascii="Times New Roman" w:hAnsi="Times New Roman" w:cs="Times New Roman"/>
-                <w:iCs/>
-                <w:color w:val="000000"/>
-                <w:sz w:val="24"/>
-                <w:szCs w:val="24"/>
-                <w:lang w:bidi="ru-RU"/>
-              </w:rPr>
-              <w:t>римен</w:t>
-            </w:r>
-            <w:r>
-              <w:rPr>
-                <w:rFonts w:ascii="Times New Roman" w:hAnsi="Times New Roman" w:cs="Times New Roman"/>
-                <w:iCs/>
-                <w:color w:val="000000"/>
-                <w:sz w:val="24"/>
-                <w:szCs w:val="24"/>
-                <w:lang w:bidi="ru-RU"/>
-              </w:rPr>
-              <w:t>ение</w:t>
-            </w:r>
-            <w:r>
-              <w:rPr>
-                <w:rFonts w:ascii="Times New Roman" w:hAnsi="Times New Roman" w:cs="Times New Roman"/>
-                <w:iCs/>
-                <w:color w:val="000000"/>
-                <w:sz w:val="24"/>
-                <w:szCs w:val="24"/>
-                <w:lang w:bidi="ru-RU"/>
-              </w:rPr>
-              <w:t xml:space="preserve"> измерительны</w:t>
-            </w:r>
-            <w:r>
-              <w:rPr>
-                <w:rFonts w:ascii="Times New Roman" w:hAnsi="Times New Roman" w:cs="Times New Roman"/>
-                <w:iCs/>
-                <w:color w:val="000000"/>
-                <w:sz w:val="24"/>
-                <w:szCs w:val="24"/>
-                <w:lang w:bidi="ru-RU"/>
-              </w:rPr>
-              <w:t>х</w:t>
-            </w:r>
-            <w:r>
-              <w:rPr>
-                <w:rFonts w:ascii="Times New Roman" w:hAnsi="Times New Roman" w:cs="Times New Roman"/>
-                <w:iCs/>
-                <w:color w:val="000000"/>
-                <w:sz w:val="24"/>
-                <w:szCs w:val="24"/>
-                <w:lang w:bidi="ru-RU"/>
-              </w:rPr>
-              <w:t xml:space="preserve"> метод</w:t>
-            </w:r>
-            <w:r>
-              <w:rPr>
-                <w:rFonts w:ascii="Times New Roman" w:hAnsi="Times New Roman" w:cs="Times New Roman"/>
-                <w:iCs/>
-                <w:color w:val="000000"/>
-                <w:sz w:val="24"/>
-                <w:szCs w:val="24"/>
-                <w:lang w:bidi="ru-RU"/>
-              </w:rPr>
-              <w:t>ов</w:t>
-            </w:r>
-            <w:r>
-              <w:rPr>
-                <w:rFonts w:ascii="Times New Roman" w:hAnsi="Times New Roman" w:cs="Times New Roman"/>
-                <w:iCs/>
-                <w:color w:val="000000"/>
-                <w:sz w:val="24"/>
-                <w:szCs w:val="24"/>
-                <w:lang w:bidi="ru-RU"/>
-              </w:rPr>
-              <w:t xml:space="preserve"> оценки программ</w:t>
-            </w:r>
-            <w:r>
-              <w:rPr>
-                <w:rFonts w:ascii="Times New Roman" w:hAnsi="Times New Roman" w:cs="Times New Roman"/>
-                <w:iCs/>
-                <w:color w:val="000000"/>
-                <w:sz w:val="24"/>
-                <w:szCs w:val="24"/>
-                <w:lang w:bidi="ru-RU"/>
-              </w:rPr>
-              <w:t>.</w:t>
+              <w:t>Исследование алгоритмов и их реализация в коде (Анализ алгоритмов на соответствие требованиям технического задания. Выявление ошибок в реализации алгоритмов и отклонений от логики.)</w:t>
             </w:r>
           </w:p>
         </w:tc>
@@ -9603,65 +9020,8 @@
                 <w:szCs w:val="24"/>
                 <w:lang w:bidi="ru-RU"/>
               </w:rPr>
-              <w:t>Определение</w:t>
-            </w:r>
-            <w:r>
-              <w:rPr>
-                <w:rFonts w:ascii="Times New Roman" w:hAnsi="Times New Roman" w:cs="Times New Roman"/>
-                <w:iCs/>
-                <w:color w:val="000000"/>
-                <w:sz w:val="24"/>
-                <w:szCs w:val="24"/>
-                <w:lang w:bidi="ru-RU"/>
-              </w:rPr>
-              <w:t xml:space="preserve"> корректност</w:t>
-            </w:r>
-            <w:r>
-              <w:rPr>
-                <w:rFonts w:ascii="Times New Roman" w:hAnsi="Times New Roman" w:cs="Times New Roman"/>
-                <w:iCs/>
-                <w:color w:val="000000"/>
-                <w:sz w:val="24"/>
-                <w:szCs w:val="24"/>
-                <w:lang w:bidi="ru-RU"/>
-              </w:rPr>
-              <w:t>и</w:t>
-            </w:r>
-            <w:r>
-              <w:rPr>
-                <w:rFonts w:ascii="Times New Roman" w:hAnsi="Times New Roman" w:cs="Times New Roman"/>
-                <w:iCs/>
-                <w:color w:val="000000"/>
-                <w:sz w:val="24"/>
-                <w:szCs w:val="24"/>
-                <w:lang w:bidi="ru-RU"/>
-              </w:rPr>
-              <w:t xml:space="preserve"> программ</w:t>
-            </w:r>
-            <w:r>
-              <w:rPr>
-                <w:rFonts w:ascii="Times New Roman" w:hAnsi="Times New Roman" w:cs="Times New Roman"/>
-                <w:iCs/>
-                <w:color w:val="000000"/>
-                <w:sz w:val="24"/>
-                <w:szCs w:val="24"/>
-                <w:lang w:bidi="ru-RU"/>
-              </w:rPr>
-              <w:t>.</w:t>
-            </w:r>
-          </w:p>
-          <w:p>
-            <w:pPr>
-              <w:widowControl w:val="0"/>
-              <w:rPr>
-                <w:rFonts w:ascii="Times New Roman" w:hAnsi="Times New Roman" w:cs="Times New Roman"/>
-                <w:iCs/>
-                <w:color w:val="000000"/>
-                <w:sz w:val="24"/>
-                <w:szCs w:val="24"/>
-                <w:lang w:bidi="ru-RU"/>
-              </w:rPr>
-            </w:pPr>
+              <w:t>Использование специализированных программных средств для анализа кода (Выполнение динамического анализа кода для выявления ошибок выполнения. Использование отладочных инструментов для поиска ошибок.)</w:t>
+            </w:r>
           </w:p>
         </w:tc>
         <w:tc>
@@ -9787,95 +9147,7 @@
                 <w:szCs w:val="24"/>
                 <w:lang w:bidi="ru-RU"/>
               </w:rPr>
-              <w:t>И</w:t>
-            </w:r>
-            <w:r>
-              <w:rPr>
-                <w:rFonts w:ascii="Times New Roman" w:hAnsi="Times New Roman" w:cs="Times New Roman"/>
-                <w:iCs/>
-                <w:color w:val="000000"/>
-                <w:sz w:val="24"/>
-                <w:szCs w:val="24"/>
-                <w:lang w:bidi="ru-RU"/>
-              </w:rPr>
-              <w:t>спользова</w:t>
-            </w:r>
-            <w:r>
-              <w:rPr>
-                <w:rFonts w:ascii="Times New Roman" w:hAnsi="Times New Roman" w:cs="Times New Roman"/>
-                <w:iCs/>
-                <w:color w:val="000000"/>
-                <w:sz w:val="24"/>
-                <w:szCs w:val="24"/>
-                <w:lang w:bidi="ru-RU"/>
-              </w:rPr>
-              <w:t>ние</w:t>
-            </w:r>
-            <w:r>
-              <w:rPr>
-                <w:rFonts w:ascii="Times New Roman" w:hAnsi="Times New Roman" w:cs="Times New Roman"/>
-                <w:iCs/>
-                <w:color w:val="000000"/>
-                <w:sz w:val="24"/>
-                <w:szCs w:val="24"/>
-                <w:lang w:bidi="ru-RU"/>
-              </w:rPr>
-              <w:t xml:space="preserve"> эталон</w:t>
-            </w:r>
-            <w:r>
-              <w:rPr>
-                <w:rFonts w:ascii="Times New Roman" w:hAnsi="Times New Roman" w:cs="Times New Roman"/>
-                <w:iCs/>
-                <w:color w:val="000000"/>
-                <w:sz w:val="24"/>
-                <w:szCs w:val="24"/>
-                <w:lang w:bidi="ru-RU"/>
-              </w:rPr>
-              <w:t>ов</w:t>
-            </w:r>
-            <w:r>
-              <w:rPr>
-                <w:rFonts w:ascii="Times New Roman" w:hAnsi="Times New Roman" w:cs="Times New Roman"/>
-                <w:iCs/>
-                <w:color w:val="000000"/>
-                <w:sz w:val="24"/>
-                <w:szCs w:val="24"/>
-                <w:lang w:bidi="ru-RU"/>
-              </w:rPr>
-              <w:t xml:space="preserve"> и метод</w:t>
-            </w:r>
-            <w:r>
-              <w:rPr>
-                <w:rFonts w:ascii="Times New Roman" w:hAnsi="Times New Roman" w:cs="Times New Roman"/>
-                <w:iCs/>
-                <w:color w:val="000000"/>
-                <w:sz w:val="24"/>
-                <w:szCs w:val="24"/>
-                <w:lang w:bidi="ru-RU"/>
-              </w:rPr>
-              <w:t>ов</w:t>
-            </w:r>
-            <w:r>
-              <w:rPr>
-                <w:rFonts w:ascii="Times New Roman" w:hAnsi="Times New Roman" w:cs="Times New Roman"/>
-                <w:iCs/>
-                <w:color w:val="000000"/>
-                <w:sz w:val="24"/>
-                <w:szCs w:val="24"/>
-                <w:lang w:bidi="ru-RU"/>
-              </w:rPr>
-              <w:t xml:space="preserve"> проверки корректности</w:t>
-            </w:r>
-            <w:r>
-              <w:rPr>
-                <w:rFonts w:ascii="Times New Roman" w:hAnsi="Times New Roman" w:cs="Times New Roman"/>
-                <w:iCs/>
-                <w:color w:val="000000"/>
-                <w:sz w:val="24"/>
-                <w:szCs w:val="24"/>
-                <w:lang w:bidi="ru-RU"/>
-              </w:rPr>
-              <w:t>.</w:t>
+              <w:t>Использование методов тестирования программного обеспечения (Применение тестирования для проверки корректности работы исследуемого кода.)</w:t>
             </w:r>
           </w:p>
         </w:tc>
@@ -10002,73 +9274,7 @@
                 <w:szCs w:val="24"/>
                 <w:lang w:bidi="ru-RU"/>
               </w:rPr>
-              <w:t xml:space="preserve">Анализ </w:t>
-            </w:r>
-            <w:r>
-              <w:rPr>
-                <w:rFonts w:ascii="Times New Roman" w:hAnsi="Times New Roman" w:cs="Times New Roman"/>
-                <w:iCs/>
-                <w:color w:val="000000"/>
-                <w:sz w:val="24"/>
-                <w:szCs w:val="24"/>
-                <w:lang w:bidi="ru-RU"/>
-              </w:rPr>
-              <w:t>направления применения метрик;</w:t>
-            </w:r>
-            <w:r>
-              <w:rPr>
-                <w:rFonts w:ascii="Times New Roman" w:hAnsi="Times New Roman" w:cs="Times New Roman"/>
-                <w:iCs/>
-                <w:color w:val="000000"/>
-                <w:sz w:val="24"/>
-                <w:szCs w:val="24"/>
-                <w:lang w:bidi="ru-RU"/>
-              </w:rPr>
-              <w:t xml:space="preserve"> при</w:t>
-            </w:r>
-            <w:r>
-              <w:rPr>
-                <w:rFonts w:ascii="Times New Roman" w:hAnsi="Times New Roman" w:cs="Times New Roman"/>
-                <w:iCs/>
-                <w:color w:val="000000"/>
-                <w:sz w:val="24"/>
-                <w:szCs w:val="24"/>
-                <w:lang w:bidi="ru-RU"/>
-              </w:rPr>
-              <w:t>мен</w:t>
-            </w:r>
-            <w:r>
-              <w:rPr>
-                <w:rFonts w:ascii="Times New Roman" w:hAnsi="Times New Roman" w:cs="Times New Roman"/>
-                <w:iCs/>
-                <w:color w:val="000000"/>
-                <w:sz w:val="24"/>
-                <w:szCs w:val="24"/>
-                <w:lang w:bidi="ru-RU"/>
-              </w:rPr>
-              <w:t>ение</w:t>
-            </w:r>
-            <w:r>
-              <w:rPr>
-                <w:rFonts w:ascii="Times New Roman" w:hAnsi="Times New Roman" w:cs="Times New Roman"/>
-                <w:iCs/>
-                <w:color w:val="000000"/>
-                <w:sz w:val="24"/>
-                <w:szCs w:val="24"/>
-                <w:lang w:bidi="ru-RU"/>
-              </w:rPr>
-              <w:t xml:space="preserve"> метрик сложности, метрик стилистики</w:t>
-            </w:r>
-            <w:r>
-              <w:rPr>
-                <w:rFonts w:ascii="Times New Roman" w:hAnsi="Times New Roman" w:cs="Times New Roman"/>
-                <w:iCs/>
-                <w:color w:val="000000"/>
-                <w:sz w:val="24"/>
-                <w:szCs w:val="24"/>
-                <w:lang w:bidi="ru-RU"/>
-              </w:rPr>
-              <w:t xml:space="preserve"> к программному коду.</w:t>
+              <w:t>Сравнительный анализ программных продуктов (Сравнение различных решений по заданным критериям: удобство, производительность, стоимость. Выбор оптимального решения на основе анализа.)</w:t>
             </w:r>
           </w:p>
         </w:tc>
@@ -10133,6 +9339,7 @@
                 <w:szCs w:val="24"/>
                 <w:lang w:val="en-US"/>
               </w:rPr>
+              <w:lastRenderedPageBreak/>
               <w:t>2</w:t>
             </w:r>
             <w:r>
@@ -10196,95 +9403,7 @@
                 <w:szCs w:val="24"/>
                 <w:lang w:bidi="ru-RU"/>
               </w:rPr>
-              <w:t>И</w:t>
-            </w:r>
-            <w:r>
-              <w:rPr>
-                <w:rFonts w:ascii="Times New Roman" w:hAnsi="Times New Roman" w:cs="Times New Roman"/>
-                <w:iCs/>
-                <w:color w:val="000000"/>
-                <w:sz w:val="24"/>
-                <w:szCs w:val="24"/>
-                <w:lang w:bidi="ru-RU"/>
-              </w:rPr>
-              <w:t>сследова</w:t>
-            </w:r>
-            <w:r>
-              <w:rPr>
-                <w:rFonts w:ascii="Times New Roman" w:hAnsi="Times New Roman" w:cs="Times New Roman"/>
-                <w:iCs/>
-                <w:color w:val="000000"/>
-                <w:sz w:val="24"/>
-                <w:szCs w:val="24"/>
-                <w:lang w:bidi="ru-RU"/>
-              </w:rPr>
-              <w:t>ние</w:t>
-            </w:r>
-            <w:r>
-              <w:rPr>
-                <w:rFonts w:ascii="Times New Roman" w:hAnsi="Times New Roman" w:cs="Times New Roman"/>
-                <w:iCs/>
-                <w:color w:val="000000"/>
-                <w:sz w:val="24"/>
-                <w:szCs w:val="24"/>
-                <w:lang w:bidi="ru-RU"/>
-              </w:rPr>
-              <w:t xml:space="preserve"> программн</w:t>
-            </w:r>
-            <w:r>
-              <w:rPr>
-                <w:rFonts w:ascii="Times New Roman" w:hAnsi="Times New Roman" w:cs="Times New Roman"/>
-                <w:iCs/>
-                <w:color w:val="000000"/>
-                <w:sz w:val="24"/>
-                <w:szCs w:val="24"/>
-                <w:lang w:bidi="ru-RU"/>
-              </w:rPr>
-              <w:t xml:space="preserve">ого </w:t>
-            </w:r>
-            <w:r>
-              <w:rPr>
-                <w:rFonts w:ascii="Times New Roman" w:hAnsi="Times New Roman" w:cs="Times New Roman"/>
-                <w:iCs/>
-                <w:color w:val="000000"/>
-                <w:sz w:val="24"/>
-                <w:szCs w:val="24"/>
-                <w:lang w:bidi="ru-RU"/>
-              </w:rPr>
-              <w:t>код</w:t>
-            </w:r>
-            <w:r>
-              <w:rPr>
-                <w:rFonts w:ascii="Times New Roman" w:hAnsi="Times New Roman" w:cs="Times New Roman"/>
-                <w:iCs/>
-                <w:color w:val="000000"/>
-                <w:sz w:val="24"/>
-                <w:szCs w:val="24"/>
-                <w:lang w:bidi="ru-RU"/>
-              </w:rPr>
-              <w:t>а</w:t>
-            </w:r>
-            <w:r>
-              <w:rPr>
-                <w:rFonts w:ascii="Times New Roman" w:hAnsi="Times New Roman" w:cs="Times New Roman"/>
-                <w:iCs/>
-                <w:color w:val="000000"/>
-                <w:sz w:val="24"/>
-                <w:szCs w:val="24"/>
-                <w:lang w:bidi="ru-RU"/>
-              </w:rPr>
-              <w:t xml:space="preserve"> на предмет ошибок и отклонения от алгоритма</w:t>
-            </w:r>
-            <w:r>
-              <w:rPr>
-                <w:rFonts w:ascii="Times New Roman" w:hAnsi="Times New Roman" w:cs="Times New Roman"/>
-                <w:iCs/>
-                <w:color w:val="000000"/>
-                <w:sz w:val="24"/>
-                <w:szCs w:val="24"/>
-                <w:lang w:bidi="ru-RU"/>
-              </w:rPr>
-              <w:t>.</w:t>
+              <w:t>Сравнительный анализ средств разработки (Исследование инструментов разработки: инструментальных средств разработки, фреймворков, библиотек. Оценка их преимуществ и недостатков в контексте конкретной задачи.)</w:t>
             </w:r>
           </w:p>
         </w:tc>
@@ -10520,15 +9639,7 @@
                 <w:sz w:val="24"/>
                 <w:szCs w:val="24"/>
               </w:rPr>
-              <w:t>Дифференцированный зачет</w:t>
-            </w:r>
-            <w:r>
-              <w:rPr>
-                <w:rFonts w:ascii="Times New Roman" w:hAnsi="Times New Roman" w:cs="Times New Roman"/>
-                <w:sz w:val="24"/>
-                <w:szCs w:val="24"/>
-              </w:rPr>
-              <w:t>.</w:t>
+              <w:t>Дифференцированный зачет.</w:t>
             </w:r>
           </w:p>
         </w:tc>
@@ -21128,6 +20239,119 @@
     </w:lvl>
   </w:abstractNum>
   <w:abstractNum w:abstractNumId="21" w15:restartNumberingAfterBreak="0">
+    <w:nsid w:val="3EC4279B"/>
+    <w:multiLevelType w:val="hybridMultilevel"/>
+    <w:tmpl w:val="4DB23B98"/>
+    <w:lvl w:ilvl="0" w:tplc="04190001">
+      <w:start w:val="1"/>
+      <w:numFmt w:val="bullet"/>
+      <w:lvlText w:val=""/>
+      <w:lvlJc w:val="left"/>
+      <w:pPr>
+        <w:ind w:left="720" w:hanging="360"/>
+      </w:pPr>
+      <w:rPr>
+        <w:rFonts w:ascii="Symbol" w:hAnsi="Symbol" w:hint="default"/>
+      </w:rPr>
+    </w:lvl>
+    <w:lvl w:ilvl="1" w:tplc="04190003" w:tentative="1">
+      <w:start w:val="1"/>
+      <w:numFmt w:val="bullet"/>
+      <w:lvlText w:val="o"/>
+      <w:lvlJc w:val="left"/>
+      <w:pPr>
+        <w:ind w:left="1440" w:hanging="360"/>
+      </w:pPr>
+      <w:rPr>
+        <w:rFonts w:ascii="Courier New" w:hAnsi="Courier New" w:cs="Courier New" w:hint="default"/>
+      </w:rPr>
+    </w:lvl>
+    <w:lvl w:ilvl="2" w:tplc="04190005" w:tentative="1">
+      <w:start w:val="1"/>
+      <w:numFmt w:val="bullet"/>
+      <w:lvlText w:val=""/>
+      <w:lvlJc w:val="left"/>
+      <w:pPr>
+        <w:ind w:left="2160" w:hanging="360"/>
+      </w:pPr>
+      <w:rPr>
+        <w:rFonts w:ascii="Wingdings" w:hAnsi="Wingdings" w:hint="default"/>
+      </w:rPr>
+    </w:lvl>
+    <w:lvl w:ilvl="3" w:tplc="04190001" w:tentative="1">
+      <w:start w:val="1"/>
+      <w:numFmt w:val="bullet"/>
+      <w:lvlText w:val=""/>
+      <w:lvlJc w:val="left"/>
+      <w:pPr>
+        <w:ind w:left="2880" w:hanging="360"/>
+      </w:pPr>
+      <w:rPr>
+        <w:rFonts w:ascii="Symbol" w:hAnsi="Symbol" w:hint="default"/>
+      </w:rPr>
+    </w:lvl>
+    <w:lvl w:ilvl="4" w:tplc="04190003" w:tentative="1">
+      <w:start w:val="1"/>
+      <w:numFmt w:val="bullet"/>
+      <w:lvlText w:val="o"/>
+      <w:lvlJc w:val="left"/>
+      <w:pPr>
+        <w:ind w:left="3600" w:hanging="360"/>
+      </w:pPr>
+      <w:rPr>
+        <w:rFonts w:ascii="Courier New" w:hAnsi="Courier New" w:cs="Courier New" w:hint="default"/>
+      </w:rPr>
+    </w:lvl>
+    <w:lvl w:ilvl="5" w:tplc="04190005" w:tentative="1">
+      <w:start w:val="1"/>
+      <w:numFmt w:val="bullet"/>
+      <w:lvlText w:val=""/>
+      <w:lvlJc w:val="left"/>
+      <w:pPr>
+        <w:ind w:left="4320" w:hanging="360"/>
+      </w:pPr>
+      <w:rPr>
+        <w:rFonts w:ascii="Wingdings" w:hAnsi="Wingdings" w:hint="default"/>
+      </w:rPr>
+    </w:lvl>
+    <w:lvl w:ilvl="6" w:tplc="04190001" w:tentative="1">
+      <w:start w:val="1"/>
+      <w:numFmt w:val="bullet"/>
+      <w:lvlText w:val=""/>
+      <w:lvlJc w:val="left"/>
+      <w:pPr>
+        <w:ind w:left="5040" w:hanging="360"/>
+      </w:pPr>
+      <w:rPr>
+        <w:rFonts w:ascii="Symbol" w:hAnsi="Symbol" w:hint="default"/>
+      </w:rPr>
+    </w:lvl>
+    <w:lvl w:ilvl="7" w:tplc="04190003" w:tentative="1">
+      <w:start w:val="1"/>
+      <w:numFmt w:val="bullet"/>
+      <w:lvlText w:val="o"/>
+      <w:lvlJc w:val="left"/>
+      <w:pPr>
+        <w:ind w:left="5760" w:hanging="360"/>
+      </w:pPr>
+      <w:rPr>
+        <w:rFonts w:ascii="Courier New" w:hAnsi="Courier New" w:cs="Courier New" w:hint="default"/>
+      </w:rPr>
+    </w:lvl>
+    <w:lvl w:ilvl="8" w:tplc="04190005" w:tentative="1">
+      <w:start w:val="1"/>
+      <w:numFmt w:val="bullet"/>
+      <w:lvlText w:val=""/>
+      <w:lvlJc w:val="left"/>
+      <w:pPr>
+        <w:ind w:left="6480" w:hanging="360"/>
+      </w:pPr>
+      <w:rPr>
+        <w:rFonts w:ascii="Wingdings" w:hAnsi="Wingdings" w:hint="default"/>
+      </w:rPr>
+    </w:lvl>
+  </w:abstractNum>
+  <w:abstractNum w:abstractNumId="22" w15:restartNumberingAfterBreak="0">
     <w:nsid w:val="42E34A0B"/>
     <w:multiLevelType w:val="hybridMultilevel"/>
     <w:tmpl w:val="1878285E"/>
@@ -21240,7 +20464,7 @@
       </w:rPr>
     </w:lvl>
   </w:abstractNum>
-  <w:abstractNum w:abstractNumId="22" w15:restartNumberingAfterBreak="0">
+  <w:abstractNum w:abstractNumId="23" w15:restartNumberingAfterBreak="0">
     <w:nsid w:val="4526015C"/>
     <w:multiLevelType w:val="multilevel"/>
     <w:tmpl w:val="EBD84474"/>
@@ -21308,7 +20532,7 @@
       <w:lvlJc w:val="left"/>
     </w:lvl>
   </w:abstractNum>
-  <w:abstractNum w:abstractNumId="23" w15:restartNumberingAfterBreak="0">
+  <w:abstractNum w:abstractNumId="24" w15:restartNumberingAfterBreak="0">
     <w:nsid w:val="47BD6BCE"/>
     <w:multiLevelType w:val="multilevel"/>
     <w:tmpl w:val="122215F0"/>
@@ -21421,7 +20645,7 @@
       </w:pPr>
     </w:lvl>
   </w:abstractNum>
-  <w:abstractNum w:abstractNumId="24" w15:restartNumberingAfterBreak="0">
+  <w:abstractNum w:abstractNumId="25" w15:restartNumberingAfterBreak="0">
     <w:nsid w:val="4B623E82"/>
     <w:multiLevelType w:val="multilevel"/>
     <w:tmpl w:val="7354C17E"/>
@@ -21570,7 +20794,7 @@
       </w:rPr>
     </w:lvl>
   </w:abstractNum>
-  <w:abstractNum w:abstractNumId="25" w15:restartNumberingAfterBreak="0">
+  <w:abstractNum w:abstractNumId="26" w15:restartNumberingAfterBreak="0">
     <w:nsid w:val="4C9F21DD"/>
     <w:multiLevelType w:val="multilevel"/>
     <w:tmpl w:val="A40ABE40"/>
@@ -21683,7 +20907,7 @@
       </w:pPr>
     </w:lvl>
   </w:abstractNum>
-  <w:abstractNum w:abstractNumId="26" w15:restartNumberingAfterBreak="0">
+  <w:abstractNum w:abstractNumId="27" w15:restartNumberingAfterBreak="0">
     <w:nsid w:val="53E128AE"/>
     <w:multiLevelType w:val="multilevel"/>
     <w:tmpl w:val="70CE2572"/>
@@ -21751,7 +20975,7 @@
       <w:lvlJc w:val="left"/>
     </w:lvl>
   </w:abstractNum>
-  <w:abstractNum w:abstractNumId="27" w15:restartNumberingAfterBreak="0">
+  <w:abstractNum w:abstractNumId="28" w15:restartNumberingAfterBreak="0">
     <w:nsid w:val="55A619AB"/>
     <w:multiLevelType w:val="hybridMultilevel"/>
     <w:tmpl w:val="BD842C16"/>
@@ -21864,7 +21088,7 @@
       </w:rPr>
     </w:lvl>
   </w:abstractNum>
-  <w:abstractNum w:abstractNumId="28" w15:restartNumberingAfterBreak="0">
+  <w:abstractNum w:abstractNumId="29" w15:restartNumberingAfterBreak="0">
     <w:nsid w:val="5946121A"/>
     <w:multiLevelType w:val="hybridMultilevel"/>
     <w:tmpl w:val="7C0430FE"/>
@@ -21953,7 +21177,7 @@
       </w:pPr>
     </w:lvl>
   </w:abstractNum>
-  <w:abstractNum w:abstractNumId="29" w15:restartNumberingAfterBreak="0">
+  <w:abstractNum w:abstractNumId="30" w15:restartNumberingAfterBreak="0">
     <w:nsid w:val="640D03C1"/>
     <w:multiLevelType w:val="hybridMultilevel"/>
     <w:tmpl w:val="8A16CF20"/>
@@ -22039,7 +21263,7 @@
       </w:pPr>
     </w:lvl>
   </w:abstractNum>
-  <w:abstractNum w:abstractNumId="30" w15:restartNumberingAfterBreak="0">
+  <w:abstractNum w:abstractNumId="31" w15:restartNumberingAfterBreak="0">
     <w:nsid w:val="6602344C"/>
     <w:multiLevelType w:val="multilevel"/>
     <w:tmpl w:val="EBD84474"/>
@@ -22107,7 +21331,7 @@
       <w:lvlJc w:val="left"/>
     </w:lvl>
   </w:abstractNum>
-  <w:abstractNum w:abstractNumId="31" w15:restartNumberingAfterBreak="0">
+  <w:abstractNum w:abstractNumId="32" w15:restartNumberingAfterBreak="0">
     <w:nsid w:val="78553A35"/>
     <w:multiLevelType w:val="hybridMultilevel"/>
     <w:tmpl w:val="920E8A4A"/>
@@ -22220,7 +21444,7 @@
       </w:rPr>
     </w:lvl>
   </w:abstractNum>
-  <w:abstractNum w:abstractNumId="32" w15:restartNumberingAfterBreak="0">
+  <w:abstractNum w:abstractNumId="33" w15:restartNumberingAfterBreak="0">
     <w:nsid w:val="7F036C5D"/>
     <w:multiLevelType w:val="multilevel"/>
     <w:tmpl w:val="EBD84474"/>
@@ -22295,7 +21519,7 @@
     <w:abstractNumId w:val="9"/>
   </w:num>
   <w:num w:numId="3">
-    <w:abstractNumId w:val="31"/>
+    <w:abstractNumId w:val="32"/>
   </w:num>
   <w:num w:numId="4">
     <w:abstractNumId w:val="6"/>
@@ -22334,31 +21558,31 @@
     <w:abstractNumId w:val="13"/>
   </w:num>
   <w:num w:numId="7">
-    <w:abstractNumId w:val="24"/>
+    <w:abstractNumId w:val="25"/>
   </w:num>
   <w:num w:numId="8">
     <w:abstractNumId w:val="0"/>
   </w:num>
   <w:num w:numId="9">
-    <w:abstractNumId w:val="23"/>
+    <w:abstractNumId w:val="24"/>
   </w:num>
   <w:num w:numId="10">
     <w:abstractNumId w:val="11"/>
   </w:num>
   <w:num w:numId="11">
-    <w:abstractNumId w:val="25"/>
+    <w:abstractNumId w:val="26"/>
   </w:num>
   <w:num w:numId="12">
     <w:abstractNumId w:val="7"/>
   </w:num>
   <w:num w:numId="13">
-    <w:abstractNumId w:val="21"/>
+    <w:abstractNumId w:val="22"/>
   </w:num>
   <w:num w:numId="14">
     <w:abstractNumId w:val="20"/>
   </w:num>
   <w:num w:numId="15">
-    <w:abstractNumId w:val="26"/>
+    <w:abstractNumId w:val="27"/>
   </w:num>
   <w:num w:numId="16">
     <w:abstractNumId w:val="1"/>
@@ -22367,13 +21591,13 @@
     <w:abstractNumId w:val="17"/>
   </w:num>
   <w:num w:numId="18">
-    <w:abstractNumId w:val="32"/>
+    <w:abstractNumId w:val="33"/>
   </w:num>
   <w:num w:numId="19">
-    <w:abstractNumId w:val="27"/>
+    <w:abstractNumId w:val="28"/>
   </w:num>
   <w:num w:numId="20">
-    <w:abstractNumId w:val="30"/>
+    <w:abstractNumId w:val="31"/>
   </w:num>
   <w:num w:numId="21">
     <w:abstractNumId w:val="12"/>
@@ -22391,7 +21615,7 @@
     <w:abstractNumId w:val="16"/>
   </w:num>
   <w:num w:numId="26">
-    <w:abstractNumId w:val="28"/>
+    <w:abstractNumId w:val="29"/>
   </w:num>
   <w:num w:numId="27">
     <w:abstractNumId w:val="5"/>
@@ -22400,10 +21624,10 @@
     <w:abstractNumId w:val="14"/>
   </w:num>
   <w:num w:numId="29">
-    <w:abstractNumId w:val="29"/>
+    <w:abstractNumId w:val="30"/>
   </w:num>
   <w:num w:numId="30">
-    <w:abstractNumId w:val="22"/>
+    <w:abstractNumId w:val="23"/>
   </w:num>
   <w:num w:numId="31">
     <w:abstractNumId w:val="18"/>
@@ -22413,6 +21637,9 @@
   </w:num>
   <w:num w:numId="33">
     <w:abstractNumId w:val="15"/>
+  </w:num>
+  <w:num w:numId="34">
+    <w:abstractNumId w:val="21"/>
   </w:num>
 </w:numbering>
 </file>

--- a/Отчет по практике ПМ03 ИС231.docx
+++ b/Отчет по практике ПМ03 ИС231.docx
@@ -66,27 +66,7 @@
           <w:sz w:val="24"/>
           <w:szCs w:val="24"/>
         </w:rPr>
-        <w:t xml:space="preserve">ПМ.03 </w:t>
-      </w:r>
-      <w:proofErr w:type="spellStart"/>
-      <w:r>
-        <w:rPr>
-          <w:rFonts w:ascii="Times New Roman" w:hAnsi="Times New Roman" w:cs="Times New Roman"/>
-          <w:b/>
-          <w:sz w:val="24"/>
-          <w:szCs w:val="24"/>
-        </w:rPr>
-        <w:t>Ревьюирование</w:t>
-      </w:r>
-      <w:proofErr w:type="spellEnd"/>
-      <w:r>
-        <w:rPr>
-          <w:rFonts w:ascii="Times New Roman" w:hAnsi="Times New Roman" w:cs="Times New Roman"/>
-          <w:b/>
-          <w:sz w:val="24"/>
-          <w:szCs w:val="24"/>
-        </w:rPr>
-        <w:t xml:space="preserve"> программных модулей</w:t>
+        <w:t>ПМ.03 Ревьюирование программных модулей</w:t>
       </w:r>
     </w:p>
     <w:p>
@@ -351,7 +331,6 @@
         </w:rPr>
         <w:t xml:space="preserve">работ: </w:t>
       </w:r>
-      <w:proofErr w:type="spellStart"/>
       <w:r>
         <w:rPr>
           <w:rFonts w:ascii="Times New Roman" w:hAnsi="Times New Roman" w:cs="Times New Roman"/>
@@ -368,7 +347,6 @@
         </w:rPr>
         <w:t>я</w:t>
       </w:r>
-      <w:proofErr w:type="spellEnd"/>
       <w:r>
         <w:rPr>
           <w:rFonts w:ascii="Times New Roman" w:hAnsi="Times New Roman" w:cs="Times New Roman"/>
@@ -615,25 +593,7 @@
           <w:sz w:val="24"/>
           <w:szCs w:val="24"/>
         </w:rPr>
-        <w:t xml:space="preserve">ланирование </w:t>
-      </w:r>
-      <w:proofErr w:type="spellStart"/>
-      <w:r>
-        <w:rPr>
-          <w:rFonts w:ascii="Times New Roman" w:hAnsi="Times New Roman" w:cs="Times New Roman"/>
-          <w:sz w:val="24"/>
-          <w:szCs w:val="24"/>
-        </w:rPr>
-        <w:t>ревьюирования</w:t>
-      </w:r>
-      <w:proofErr w:type="spellEnd"/>
-      <w:r>
-        <w:rPr>
-          <w:rFonts w:ascii="Times New Roman" w:hAnsi="Times New Roman" w:cs="Times New Roman"/>
-          <w:sz w:val="24"/>
-          <w:szCs w:val="24"/>
-        </w:rPr>
-        <w:t>: методы организации работы в команде</w:t>
+        <w:t>ланирование ревьюирования: методы организации работы в команде</w:t>
       </w:r>
       <w:r>
         <w:rPr>
@@ -665,25 +625,7 @@
           <w:sz w:val="24"/>
           <w:szCs w:val="24"/>
         </w:rPr>
-        <w:t xml:space="preserve">чиков; системы контроля версий; цели, задачи, этапы и объекты </w:t>
-      </w:r>
-      <w:proofErr w:type="spellStart"/>
-      <w:r>
-        <w:rPr>
-          <w:rFonts w:ascii="Times New Roman" w:hAnsi="Times New Roman" w:cs="Times New Roman"/>
-          <w:sz w:val="24"/>
-          <w:szCs w:val="24"/>
-        </w:rPr>
-        <w:t>ревьюирования</w:t>
-      </w:r>
-      <w:proofErr w:type="spellEnd"/>
-      <w:r>
-        <w:rPr>
-          <w:rFonts w:ascii="Times New Roman" w:hAnsi="Times New Roman" w:cs="Times New Roman"/>
-          <w:sz w:val="24"/>
-          <w:szCs w:val="24"/>
-        </w:rPr>
-        <w:t>; плани</w:t>
+        <w:t>чиков; системы контроля версий; цели, задачи, этапы и объекты ревьюирования; плани</w:t>
       </w:r>
       <w:r>
         <w:rPr>
@@ -715,25 +657,7 @@
           <w:sz w:val="24"/>
           <w:szCs w:val="24"/>
         </w:rPr>
-        <w:t xml:space="preserve">вание </w:t>
-      </w:r>
-      <w:proofErr w:type="spellStart"/>
-      <w:r>
-        <w:rPr>
-          <w:rFonts w:ascii="Times New Roman" w:hAnsi="Times New Roman" w:cs="Times New Roman"/>
-          <w:sz w:val="24"/>
-          <w:szCs w:val="24"/>
-        </w:rPr>
-        <w:t>ревьюирования</w:t>
-      </w:r>
-      <w:proofErr w:type="spellEnd"/>
-      <w:r>
-        <w:rPr>
-          <w:rFonts w:ascii="Times New Roman" w:hAnsi="Times New Roman" w:cs="Times New Roman"/>
-          <w:sz w:val="24"/>
-          <w:szCs w:val="24"/>
-        </w:rPr>
-        <w:t>.</w:t>
+        <w:t>вание ревьюирования.</w:t>
       </w:r>
     </w:p>
     <w:p>
@@ -1012,61 +936,7 @@
           <w:sz w:val="24"/>
           <w:szCs w:val="24"/>
         </w:rPr>
-        <w:t xml:space="preserve">Федорова, Г. Н. Разработка, внедрение и адаптация программного обеспечения отраслевой </w:t>
-      </w:r>
-      <w:proofErr w:type="gramStart"/>
-      <w:r>
-        <w:rPr>
-          <w:rFonts w:ascii="Times New Roman" w:hAnsi="Times New Roman" w:cs="Times New Roman"/>
-          <w:sz w:val="24"/>
-          <w:szCs w:val="24"/>
-        </w:rPr>
-        <w:t>направленности :</w:t>
-      </w:r>
-      <w:proofErr w:type="gramEnd"/>
-      <w:r>
-        <w:rPr>
-          <w:rFonts w:ascii="Times New Roman" w:hAnsi="Times New Roman" w:cs="Times New Roman"/>
-          <w:sz w:val="24"/>
-          <w:szCs w:val="24"/>
-        </w:rPr>
-        <w:t xml:space="preserve"> учебное пособие / Г. Н. Федорова. — </w:t>
-      </w:r>
-      <w:proofErr w:type="gramStart"/>
-      <w:r>
-        <w:rPr>
-          <w:rFonts w:ascii="Times New Roman" w:hAnsi="Times New Roman" w:cs="Times New Roman"/>
-          <w:sz w:val="24"/>
-          <w:szCs w:val="24"/>
-        </w:rPr>
-        <w:t>Москва :</w:t>
-      </w:r>
-      <w:proofErr w:type="gramEnd"/>
-      <w:r>
-        <w:rPr>
-          <w:rFonts w:ascii="Times New Roman" w:hAnsi="Times New Roman" w:cs="Times New Roman"/>
-          <w:sz w:val="24"/>
-          <w:szCs w:val="24"/>
-        </w:rPr>
-        <w:t xml:space="preserve"> КУРС : ИНФРА-М, 2021. — 336 с. — (Среднее профессиональное образование). - ISBN 978-5-906818-41-6. - </w:t>
-      </w:r>
-      <w:proofErr w:type="gramStart"/>
-      <w:r>
-        <w:rPr>
-          <w:rFonts w:ascii="Times New Roman" w:hAnsi="Times New Roman" w:cs="Times New Roman"/>
-          <w:sz w:val="24"/>
-          <w:szCs w:val="24"/>
-        </w:rPr>
-        <w:t>Текст :</w:t>
-      </w:r>
-      <w:proofErr w:type="gramEnd"/>
-      <w:r>
-        <w:rPr>
-          <w:rFonts w:ascii="Times New Roman" w:hAnsi="Times New Roman" w:cs="Times New Roman"/>
-          <w:sz w:val="24"/>
-          <w:szCs w:val="24"/>
-        </w:rPr>
-        <w:t xml:space="preserve"> электронный. - URL: https://znanium.com/catalog/product/1138896 (дата обращения: 23.05.2026). – Режим доступа: по подписке</w:t>
+        <w:t>Федорова, Г. Н. Разработка, внедрение и адаптация программного обеспечения отраслевой направленности : учебное пособие / Г. Н. Федорова. — Москва : КУРС : ИНФРА-М, 2021. — 336 с. — (Среднее профессиональное образование). - ISBN 978-5-906818-41-6. - Текст : электронный. - URL: https://znanium.com/catalog/product/1138896 (дата обращения: 23.05.2026). – Режим доступа: по подписке</w:t>
       </w:r>
     </w:p>
     <w:p>
@@ -1085,41 +955,13 @@
           <w:szCs w:val="24"/>
         </w:rPr>
       </w:pPr>
-      <w:proofErr w:type="spellStart"/>
-      <w:r>
-        <w:rPr>
-          <w:rFonts w:ascii="Times New Roman" w:hAnsi="Times New Roman" w:cs="Times New Roman"/>
-          <w:sz w:val="24"/>
-          <w:szCs w:val="24"/>
-        </w:rPr>
-        <w:t>Поколодина</w:t>
-      </w:r>
-      <w:proofErr w:type="spellEnd"/>
-      <w:r>
-        <w:rPr>
-          <w:rFonts w:ascii="Times New Roman" w:hAnsi="Times New Roman" w:cs="Times New Roman"/>
-          <w:sz w:val="24"/>
-          <w:szCs w:val="24"/>
-        </w:rPr>
-        <w:t xml:space="preserve"> Е. В., Долгова Н. А., Ананьев Д. В. </w:t>
-      </w:r>
-      <w:proofErr w:type="spellStart"/>
-      <w:r>
-        <w:rPr>
-          <w:rFonts w:ascii="Times New Roman" w:hAnsi="Times New Roman" w:cs="Times New Roman"/>
-          <w:sz w:val="24"/>
-          <w:szCs w:val="24"/>
-        </w:rPr>
-        <w:t>Ревьюирование</w:t>
-      </w:r>
-      <w:proofErr w:type="spellEnd"/>
-      <w:r>
-        <w:rPr>
-          <w:rFonts w:ascii="Times New Roman" w:hAnsi="Times New Roman" w:cs="Times New Roman"/>
-          <w:sz w:val="24"/>
-          <w:szCs w:val="24"/>
-        </w:rPr>
-        <w:t xml:space="preserve"> программных модулей: рекомендовано федеральном учебно-методическим объединением в системе СПО по укрупненной группе профессий и специальностей 09.00.00 «Информатика и вычислительная техника» в качестве учебника для использования в образовательном процессе образовательных организаций, реализующих программы среднего профессионального образования по специальности 09.02.07 Информационные системы и программирование. - М: Академия, 2020. - 208 с. - ISBN 9785446886098</w:t>
+      <w:r>
+        <w:rPr>
+          <w:rFonts w:ascii="Times New Roman" w:hAnsi="Times New Roman" w:cs="Times New Roman"/>
+          <w:sz w:val="24"/>
+          <w:szCs w:val="24"/>
+        </w:rPr>
+        <w:t>Поколодина Е. В., Долгова Н. А., Ананьев Д. В. Ревьюирование программных модулей: рекомендовано федеральном учебно-методическим объединением в системе СПО по укрупненной группе профессий и специальностей 09.00.00 «Информатика и вычислительная техника» в качестве учебника для использования в образовательном процессе образовательных организаций, реализующих программы среднего профессионального образования по специальности 09.02.07 Информационные системы и программирование. - М: Академия, 2020. - 208 с. - ISBN 9785446886098</w:t>
       </w:r>
     </w:p>
     <w:p>
@@ -1167,71 +1009,7 @@
           <w:sz w:val="24"/>
           <w:szCs w:val="24"/>
         </w:rPr>
-        <w:t xml:space="preserve">Черткова Е. А. Программная инженерия. Визуальное моделирование программных </w:t>
-      </w:r>
-      <w:proofErr w:type="gramStart"/>
-      <w:r>
-        <w:rPr>
-          <w:rFonts w:ascii="Times New Roman" w:hAnsi="Times New Roman" w:cs="Times New Roman"/>
-          <w:sz w:val="24"/>
-          <w:szCs w:val="24"/>
-        </w:rPr>
-        <w:t>систем :</w:t>
-      </w:r>
-      <w:proofErr w:type="gramEnd"/>
-      <w:r>
-        <w:rPr>
-          <w:rFonts w:ascii="Times New Roman" w:hAnsi="Times New Roman" w:cs="Times New Roman"/>
-          <w:sz w:val="24"/>
-          <w:szCs w:val="24"/>
-        </w:rPr>
-        <w:t xml:space="preserve"> учебник для среднего профессионального образования / Е. А. Черткова. — 2-е изд., </w:t>
-      </w:r>
-      <w:proofErr w:type="spellStart"/>
-      <w:r>
-        <w:rPr>
-          <w:rFonts w:ascii="Times New Roman" w:hAnsi="Times New Roman" w:cs="Times New Roman"/>
-          <w:sz w:val="24"/>
-          <w:szCs w:val="24"/>
-        </w:rPr>
-        <w:t>испр</w:t>
-      </w:r>
-      <w:proofErr w:type="spellEnd"/>
-      <w:proofErr w:type="gramStart"/>
-      <w:r>
-        <w:rPr>
-          <w:rFonts w:ascii="Times New Roman" w:hAnsi="Times New Roman" w:cs="Times New Roman"/>
-          <w:sz w:val="24"/>
-          <w:szCs w:val="24"/>
-        </w:rPr>
-        <w:t>.</w:t>
-      </w:r>
-      <w:proofErr w:type="gramEnd"/>
-      <w:r>
-        <w:rPr>
-          <w:rFonts w:ascii="Times New Roman" w:hAnsi="Times New Roman" w:cs="Times New Roman"/>
-          <w:sz w:val="24"/>
-          <w:szCs w:val="24"/>
-        </w:rPr>
-        <w:t xml:space="preserve"> и доп. — М: Издательство </w:t>
-      </w:r>
-      <w:proofErr w:type="spellStart"/>
-      <w:r>
-        <w:rPr>
-          <w:rFonts w:ascii="Times New Roman" w:hAnsi="Times New Roman" w:cs="Times New Roman"/>
-          <w:sz w:val="24"/>
-          <w:szCs w:val="24"/>
-        </w:rPr>
-        <w:t>Юрайт</w:t>
-      </w:r>
-      <w:proofErr w:type="spellEnd"/>
-      <w:r>
-        <w:rPr>
-          <w:rFonts w:ascii="Times New Roman" w:hAnsi="Times New Roman" w:cs="Times New Roman"/>
-          <w:sz w:val="24"/>
-          <w:szCs w:val="24"/>
-        </w:rPr>
-        <w:t>, 2020. – 147 с.</w:t>
+        <w:t>Черткова Е. А. Программная инженерия. Визуальное моделирование программных систем : учебник для среднего профессионального образования / Е. А. Черткова. — 2-е изд., испр. и доп. — М: Издательство Юрайт, 2020. – 147 с.</w:t>
       </w:r>
     </w:p>
     <w:p>
@@ -1265,25 +1043,7 @@
           <w:szCs w:val="24"/>
         </w:rPr>
         <w:lastRenderedPageBreak/>
-        <w:t xml:space="preserve">[профессиональный модуль ПМ.03 "Участие в интеграции программных модулей" (МДК.03.01)] / А. В. </w:t>
-      </w:r>
-      <w:proofErr w:type="gramStart"/>
-      <w:r>
-        <w:rPr>
-          <w:rFonts w:ascii="Times New Roman" w:hAnsi="Times New Roman" w:cs="Times New Roman"/>
-          <w:sz w:val="24"/>
-          <w:szCs w:val="24"/>
-        </w:rPr>
-        <w:t>Рудаков ;</w:t>
-      </w:r>
-      <w:proofErr w:type="gramEnd"/>
-      <w:r>
-        <w:rPr>
-          <w:rFonts w:ascii="Times New Roman" w:hAnsi="Times New Roman" w:cs="Times New Roman"/>
-          <w:sz w:val="24"/>
-          <w:szCs w:val="24"/>
-        </w:rPr>
-        <w:t xml:space="preserve"> А. В. Рудаков. – 12-е изд., стер. – Москва: Академия, 2018. – 208 c. – ISBN 9785446877928.</w:t>
+        <w:t>[профессиональный модуль ПМ.03 "Участие в интеграции программных модулей" (МДК.03.01)] / А. В. Рудаков ; А. В. Рудаков. – 12-е изд., стер. – Москва: Академия, 2018. – 208 c. – ISBN 9785446877928.</w:t>
       </w:r>
     </w:p>
     <w:p>
@@ -1308,25 +1068,7 @@
           <w:sz w:val="24"/>
           <w:szCs w:val="24"/>
         </w:rPr>
-        <w:t xml:space="preserve">Гниденко, И. Г. Технология разработки программного обеспечения: учебное пособие для среднего профессионального образования / И. Г. Гниденко, Ф. Ф. Павлов, Д. Ю. Федоров. — Москва: Издательство </w:t>
-      </w:r>
-      <w:proofErr w:type="spellStart"/>
-      <w:r>
-        <w:rPr>
-          <w:rFonts w:ascii="Times New Roman" w:hAnsi="Times New Roman" w:cs="Times New Roman"/>
-          <w:sz w:val="24"/>
-          <w:szCs w:val="24"/>
-        </w:rPr>
-        <w:t>Юрайт</w:t>
-      </w:r>
-      <w:proofErr w:type="spellEnd"/>
-      <w:r>
-        <w:rPr>
-          <w:rFonts w:ascii="Times New Roman" w:hAnsi="Times New Roman" w:cs="Times New Roman"/>
-          <w:sz w:val="24"/>
-          <w:szCs w:val="24"/>
-        </w:rPr>
-        <w:t>, 2019. — 235 с.</w:t>
+        <w:t>Гниденко, И. Г. Технология разработки программного обеспечения: учебное пособие для среднего профессионального образования / И. Г. Гниденко, Ф. Ф. Павлов, Д. Ю. Федоров. — Москва: Издательство Юрайт, 2019. — 235 с.</w:t>
       </w:r>
     </w:p>
     <w:p>
@@ -1345,131 +1087,13 @@
           <w:szCs w:val="24"/>
         </w:rPr>
       </w:pPr>
-      <w:proofErr w:type="spellStart"/>
-      <w:r>
-        <w:rPr>
-          <w:rFonts w:ascii="Times New Roman" w:hAnsi="Times New Roman" w:cs="Times New Roman"/>
-          <w:sz w:val="24"/>
-          <w:szCs w:val="24"/>
-        </w:rPr>
-        <w:t>Древс</w:t>
-      </w:r>
-      <w:proofErr w:type="spellEnd"/>
-      <w:r>
-        <w:rPr>
-          <w:rFonts w:ascii="Times New Roman" w:hAnsi="Times New Roman" w:cs="Times New Roman"/>
-          <w:sz w:val="24"/>
-          <w:szCs w:val="24"/>
-        </w:rPr>
-        <w:t xml:space="preserve">, Ю. Г. Имитационное моделирование: учебное пособие для среднего профессионального образования / Ю. Г. </w:t>
-      </w:r>
-      <w:proofErr w:type="spellStart"/>
-      <w:r>
-        <w:rPr>
-          <w:rFonts w:ascii="Times New Roman" w:hAnsi="Times New Roman" w:cs="Times New Roman"/>
-          <w:sz w:val="24"/>
-          <w:szCs w:val="24"/>
-        </w:rPr>
-        <w:t>Древс</w:t>
-      </w:r>
-      <w:proofErr w:type="spellEnd"/>
-      <w:r>
-        <w:rPr>
-          <w:rFonts w:ascii="Times New Roman" w:hAnsi="Times New Roman" w:cs="Times New Roman"/>
-          <w:sz w:val="24"/>
-          <w:szCs w:val="24"/>
-        </w:rPr>
-        <w:t xml:space="preserve">, В. В. Золотарёв. — 2-е изд., </w:t>
-      </w:r>
-      <w:proofErr w:type="spellStart"/>
-      <w:r>
-        <w:rPr>
-          <w:rFonts w:ascii="Times New Roman" w:hAnsi="Times New Roman" w:cs="Times New Roman"/>
-          <w:sz w:val="24"/>
-          <w:szCs w:val="24"/>
-        </w:rPr>
-        <w:t>испр</w:t>
-      </w:r>
-      <w:proofErr w:type="spellEnd"/>
-      <w:r>
-        <w:rPr>
-          <w:rFonts w:ascii="Times New Roman" w:hAnsi="Times New Roman" w:cs="Times New Roman"/>
-          <w:sz w:val="24"/>
-          <w:szCs w:val="24"/>
-        </w:rPr>
-        <w:t xml:space="preserve">. и доп. — </w:t>
-      </w:r>
-      <w:proofErr w:type="gramStart"/>
-      <w:r>
-        <w:rPr>
-          <w:rFonts w:ascii="Times New Roman" w:hAnsi="Times New Roman" w:cs="Times New Roman"/>
-          <w:sz w:val="24"/>
-          <w:szCs w:val="24"/>
-        </w:rPr>
-        <w:t>Москва :</w:t>
-      </w:r>
-      <w:proofErr w:type="gramEnd"/>
-      <w:r>
-        <w:rPr>
-          <w:rFonts w:ascii="Times New Roman" w:hAnsi="Times New Roman" w:cs="Times New Roman"/>
-          <w:sz w:val="24"/>
-          <w:szCs w:val="24"/>
-        </w:rPr>
-        <w:t xml:space="preserve"> Издательство </w:t>
-      </w:r>
-      <w:proofErr w:type="spellStart"/>
-      <w:r>
-        <w:rPr>
-          <w:rFonts w:ascii="Times New Roman" w:hAnsi="Times New Roman" w:cs="Times New Roman"/>
-          <w:sz w:val="24"/>
-          <w:szCs w:val="24"/>
-        </w:rPr>
-        <w:t>Юрайт</w:t>
-      </w:r>
-      <w:proofErr w:type="spellEnd"/>
-      <w:r>
-        <w:rPr>
-          <w:rFonts w:ascii="Times New Roman" w:hAnsi="Times New Roman" w:cs="Times New Roman"/>
-          <w:sz w:val="24"/>
-          <w:szCs w:val="24"/>
-        </w:rPr>
-        <w:t xml:space="preserve">, 2021. — 142 с. — (Профессиональное образование). — ISBN 978¬5-534-11951-0. — </w:t>
-      </w:r>
-      <w:proofErr w:type="gramStart"/>
-      <w:r>
-        <w:rPr>
-          <w:rFonts w:ascii="Times New Roman" w:hAnsi="Times New Roman" w:cs="Times New Roman"/>
-          <w:sz w:val="24"/>
-          <w:szCs w:val="24"/>
-        </w:rPr>
-        <w:t>Текст :</w:t>
-      </w:r>
-      <w:proofErr w:type="gramEnd"/>
-      <w:r>
-        <w:rPr>
-          <w:rFonts w:ascii="Times New Roman" w:hAnsi="Times New Roman" w:cs="Times New Roman"/>
-          <w:sz w:val="24"/>
-          <w:szCs w:val="24"/>
-        </w:rPr>
-        <w:t xml:space="preserve"> электронный // Образовательная платформа </w:t>
-      </w:r>
-      <w:proofErr w:type="spellStart"/>
-      <w:r>
-        <w:rPr>
-          <w:rFonts w:ascii="Times New Roman" w:hAnsi="Times New Roman" w:cs="Times New Roman"/>
-          <w:sz w:val="24"/>
-          <w:szCs w:val="24"/>
-        </w:rPr>
-        <w:t>Юрайт</w:t>
-      </w:r>
-      <w:proofErr w:type="spellEnd"/>
-      <w:r>
-        <w:rPr>
-          <w:rFonts w:ascii="Times New Roman" w:hAnsi="Times New Roman" w:cs="Times New Roman"/>
-          <w:sz w:val="24"/>
-          <w:szCs w:val="24"/>
-        </w:rPr>
-        <w:t xml:space="preserve"> [сайт]. — URL: https://urait.ru/bcode/475680.</w:t>
+      <w:r>
+        <w:rPr>
+          <w:rFonts w:ascii="Times New Roman" w:hAnsi="Times New Roman" w:cs="Times New Roman"/>
+          <w:sz w:val="24"/>
+          <w:szCs w:val="24"/>
+        </w:rPr>
+        <w:t>Древс, Ю. Г. Имитационное моделирование: учебное пособие для среднего профессионального образования / Ю. Г. Древс, В. В. Золотарёв. — 2-е изд., испр. и доп. — Москва : Издательство Юрайт, 2021. — 142 с. — (Профессиональное образование). — ISBN 978¬5-534-11951-0. — Текст : электронный // Образовательная платформа Юрайт [сайт]. — URL: https://urait.ru/bcode/475680.</w:t>
       </w:r>
     </w:p>
     <w:p>
@@ -1494,97 +1118,7 @@
           <w:sz w:val="24"/>
           <w:szCs w:val="24"/>
         </w:rPr>
-        <w:t xml:space="preserve">Управление </w:t>
-      </w:r>
-      <w:proofErr w:type="gramStart"/>
-      <w:r>
-        <w:rPr>
-          <w:rFonts w:ascii="Times New Roman" w:hAnsi="Times New Roman" w:cs="Times New Roman"/>
-          <w:sz w:val="24"/>
-          <w:szCs w:val="24"/>
-        </w:rPr>
-        <w:t>проектами :</w:t>
-      </w:r>
-      <w:proofErr w:type="gramEnd"/>
-      <w:r>
-        <w:rPr>
-          <w:rFonts w:ascii="Times New Roman" w:hAnsi="Times New Roman" w:cs="Times New Roman"/>
-          <w:sz w:val="24"/>
-          <w:szCs w:val="24"/>
-        </w:rPr>
-        <w:t xml:space="preserve"> учебник и практикум для среднего профессионального образования / А. И. Балашов, Е. М. Рогова, М. В. Тихонова, Е. А. Ткаченко ; под общей редакцией Е. М. Роговой. — </w:t>
-      </w:r>
-      <w:proofErr w:type="gramStart"/>
-      <w:r>
-        <w:rPr>
-          <w:rFonts w:ascii="Times New Roman" w:hAnsi="Times New Roman" w:cs="Times New Roman"/>
-          <w:sz w:val="24"/>
-          <w:szCs w:val="24"/>
-        </w:rPr>
-        <w:t>Москва :</w:t>
-      </w:r>
-      <w:proofErr w:type="gramEnd"/>
-      <w:r>
-        <w:rPr>
-          <w:rFonts w:ascii="Times New Roman" w:hAnsi="Times New Roman" w:cs="Times New Roman"/>
-          <w:sz w:val="24"/>
-          <w:szCs w:val="24"/>
-        </w:rPr>
-        <w:t xml:space="preserve"> Издательство </w:t>
-      </w:r>
-      <w:proofErr w:type="spellStart"/>
-      <w:r>
-        <w:rPr>
-          <w:rFonts w:ascii="Times New Roman" w:hAnsi="Times New Roman" w:cs="Times New Roman"/>
-          <w:sz w:val="24"/>
-          <w:szCs w:val="24"/>
-        </w:rPr>
-        <w:t>Юрайт</w:t>
-      </w:r>
-      <w:proofErr w:type="spellEnd"/>
-      <w:r>
-        <w:rPr>
-          <w:rFonts w:ascii="Times New Roman" w:hAnsi="Times New Roman" w:cs="Times New Roman"/>
-          <w:sz w:val="24"/>
-          <w:szCs w:val="24"/>
-        </w:rPr>
-        <w:t xml:space="preserve">, 2021. — 383 с. — (Профессиональное образование). — ISBN 978-5-534-03473-8. — </w:t>
-      </w:r>
-      <w:proofErr w:type="gramStart"/>
-      <w:r>
-        <w:rPr>
-          <w:rFonts w:ascii="Times New Roman" w:hAnsi="Times New Roman" w:cs="Times New Roman"/>
-          <w:sz w:val="24"/>
-          <w:szCs w:val="24"/>
-        </w:rPr>
-        <w:t>Текст :</w:t>
-      </w:r>
-      <w:proofErr w:type="gramEnd"/>
-      <w:r>
-        <w:rPr>
-          <w:rFonts w:ascii="Times New Roman" w:hAnsi="Times New Roman" w:cs="Times New Roman"/>
-          <w:sz w:val="24"/>
-          <w:szCs w:val="24"/>
-        </w:rPr>
-        <w:t xml:space="preserve"> электронный // Образовательная платформа </w:t>
-      </w:r>
-      <w:proofErr w:type="spellStart"/>
-      <w:r>
-        <w:rPr>
-          <w:rFonts w:ascii="Times New Roman" w:hAnsi="Times New Roman" w:cs="Times New Roman"/>
-          <w:sz w:val="24"/>
-          <w:szCs w:val="24"/>
-        </w:rPr>
-        <w:t>Юрайт</w:t>
-      </w:r>
-      <w:proofErr w:type="spellEnd"/>
-      <w:r>
-        <w:rPr>
-          <w:rFonts w:ascii="Times New Roman" w:hAnsi="Times New Roman" w:cs="Times New Roman"/>
-          <w:sz w:val="24"/>
-          <w:szCs w:val="24"/>
-        </w:rPr>
-        <w:t xml:space="preserve"> [сайт]. — URL: https://urait.ru/bcode/469452.</w:t>
+        <w:t>Управление проектами : учебник и практикум для среднего профессионального образования / А. И. Балашов, Е. М. Рогова, М. В. Тихонова, Е. А. Ткаченко ; под общей редакцией Е. М. Роговой. — Москва : Издательство Юрайт, 2021. — 383 с. — (Профессиональное образование). — ISBN 978-5-534-03473-8. — Текст : электронный // Образовательная платформа Юрайт [сайт]. — URL: https://urait.ru/bcode/469452.</w:t>
       </w:r>
     </w:p>
     <w:p>
@@ -1641,7 +1175,6 @@
         </w:rPr>
         <w:t xml:space="preserve">Проект </w:t>
       </w:r>
-      <w:proofErr w:type="spellStart"/>
       <w:r>
         <w:rPr>
           <w:rFonts w:ascii="Times New Roman" w:hAnsi="Times New Roman" w:cs="Times New Roman"/>
@@ -1652,7 +1185,6 @@
         </w:rPr>
         <w:t>Opennet</w:t>
       </w:r>
-      <w:proofErr w:type="spellEnd"/>
       <w:r>
         <w:rPr>
           <w:rFonts w:ascii="Times New Roman" w:hAnsi="Times New Roman" w:cs="Times New Roman"/>
@@ -1724,7 +1256,6 @@
           </w:rPr>
           <w:t>.</w:t>
         </w:r>
-        <w:proofErr w:type="spellStart"/>
         <w:r>
           <w:rPr>
             <w:rStyle w:val="a7"/>
@@ -1735,7 +1266,6 @@
           </w:rPr>
           <w:t>opennet</w:t>
         </w:r>
-        <w:proofErr w:type="spellEnd"/>
         <w:r>
           <w:rPr>
             <w:rStyle w:val="a7"/>
@@ -1746,7 +1276,6 @@
           </w:rPr>
           <w:t>.</w:t>
         </w:r>
-        <w:proofErr w:type="spellStart"/>
         <w:r>
           <w:rPr>
             <w:rStyle w:val="a7"/>
@@ -1757,7 +1286,6 @@
           </w:rPr>
           <w:t>ru</w:t>
         </w:r>
-        <w:proofErr w:type="spellEnd"/>
         <w:r>
           <w:rPr>
             <w:rStyle w:val="a7"/>
@@ -1870,7 +1398,6 @@
           </w:rPr>
           <w:t>.</w:t>
         </w:r>
-        <w:proofErr w:type="spellStart"/>
         <w:r>
           <w:rPr>
             <w:rStyle w:val="a7"/>
@@ -1881,7 +1408,6 @@
           </w:rPr>
           <w:t>ru</w:t>
         </w:r>
-        <w:proofErr w:type="spellEnd"/>
         <w:r>
           <w:rPr>
             <w:rStyle w:val="a7"/>
@@ -2169,25 +1695,7 @@
           <w:sz w:val="24"/>
           <w:szCs w:val="24"/>
         </w:rPr>
-        <w:t>«__</w:t>
-      </w:r>
-      <w:proofErr w:type="gramStart"/>
-      <w:r>
-        <w:rPr>
-          <w:rFonts w:ascii="Times New Roman" w:hAnsi="Times New Roman" w:cs="Times New Roman"/>
-          <w:sz w:val="24"/>
-          <w:szCs w:val="24"/>
-        </w:rPr>
-        <w:t>_»_</w:t>
-      </w:r>
-      <w:proofErr w:type="gramEnd"/>
-      <w:r>
-        <w:rPr>
-          <w:rFonts w:ascii="Times New Roman" w:hAnsi="Times New Roman" w:cs="Times New Roman"/>
-          <w:sz w:val="24"/>
-          <w:szCs w:val="24"/>
-        </w:rPr>
-        <w:t>_________202__г.</w:t>
+        <w:t>«___»__________202__г.</w:t>
       </w:r>
     </w:p>
     <w:p>
@@ -2467,27 +1975,7 @@
           <w:sz w:val="24"/>
           <w:szCs w:val="24"/>
         </w:rPr>
-        <w:t xml:space="preserve">ПМ.03 </w:t>
-      </w:r>
-      <w:proofErr w:type="spellStart"/>
-      <w:r>
-        <w:rPr>
-          <w:rFonts w:ascii="Times New Roman" w:hAnsi="Times New Roman" w:cs="Times New Roman"/>
-          <w:b/>
-          <w:sz w:val="24"/>
-          <w:szCs w:val="24"/>
-        </w:rPr>
-        <w:t>Ревьюирование</w:t>
-      </w:r>
-      <w:proofErr w:type="spellEnd"/>
-      <w:r>
-        <w:rPr>
-          <w:rFonts w:ascii="Times New Roman" w:hAnsi="Times New Roman" w:cs="Times New Roman"/>
-          <w:b/>
-          <w:sz w:val="24"/>
-          <w:szCs w:val="24"/>
-        </w:rPr>
-        <w:t xml:space="preserve"> программных модулей</w:t>
+        <w:t>ПМ.03 Ревьюирование программных модулей</w:t>
       </w:r>
     </w:p>
     <w:p>
@@ -2559,7 +2047,6 @@
         </w:rPr>
         <w:t xml:space="preserve">2. Выполнить следующие виды практических работ: </w:t>
       </w:r>
-      <w:proofErr w:type="spellStart"/>
       <w:r>
         <w:rPr>
           <w:rFonts w:ascii="Times New Roman" w:hAnsi="Times New Roman" w:cs="Times New Roman"/>
@@ -2576,7 +2063,6 @@
         </w:rPr>
         <w:t>е</w:t>
       </w:r>
-      <w:proofErr w:type="spellEnd"/>
       <w:r>
         <w:rPr>
           <w:rFonts w:ascii="Times New Roman" w:hAnsi="Times New Roman" w:cs="Times New Roman"/>
@@ -2712,41 +2198,13 @@
           <w:szCs w:val="24"/>
         </w:rPr>
       </w:pPr>
-      <w:proofErr w:type="spellStart"/>
-      <w:r>
-        <w:rPr>
-          <w:rFonts w:ascii="Times New Roman" w:hAnsi="Times New Roman" w:cs="Times New Roman"/>
-          <w:sz w:val="24"/>
-          <w:szCs w:val="24"/>
-        </w:rPr>
-        <w:t>Ревьюирование</w:t>
-      </w:r>
-      <w:proofErr w:type="spellEnd"/>
-      <w:r>
-        <w:rPr>
-          <w:rFonts w:ascii="Times New Roman" w:hAnsi="Times New Roman" w:cs="Times New Roman"/>
-          <w:sz w:val="24"/>
-          <w:szCs w:val="24"/>
-        </w:rPr>
-        <w:t xml:space="preserve"> кода: проведите </w:t>
-      </w:r>
-      <w:proofErr w:type="spellStart"/>
-      <w:r>
-        <w:rPr>
-          <w:rFonts w:ascii="Times New Roman" w:hAnsi="Times New Roman" w:cs="Times New Roman"/>
-          <w:sz w:val="24"/>
-          <w:szCs w:val="24"/>
-        </w:rPr>
-        <w:t>ревью</w:t>
-      </w:r>
-      <w:proofErr w:type="spellEnd"/>
-      <w:r>
-        <w:rPr>
-          <w:rFonts w:ascii="Times New Roman" w:hAnsi="Times New Roman" w:cs="Times New Roman"/>
-          <w:sz w:val="24"/>
-          <w:szCs w:val="24"/>
-        </w:rPr>
-        <w:t xml:space="preserve"> предоставленного программного кода (объемом не менее 200 строк). Оцените его соответствие требованиям ТЗ. Зафиксируйте выявленные недостатки и предложения по улучшению.</w:t>
+      <w:r>
+        <w:rPr>
+          <w:rFonts w:ascii="Times New Roman" w:hAnsi="Times New Roman" w:cs="Times New Roman"/>
+          <w:sz w:val="24"/>
+          <w:szCs w:val="24"/>
+        </w:rPr>
+        <w:t>Ревьюирование кода: проведите ревью предоставленного программного кода (объемом не менее 200 строк). Оцените его соответствие требованиям ТЗ. Зафиксируйте выявленные недостатки и предложения по улучшению.</w:t>
       </w:r>
     </w:p>
     <w:p>
@@ -2911,61 +2369,7 @@
           <w:sz w:val="24"/>
           <w:szCs w:val="24"/>
         </w:rPr>
-        <w:t xml:space="preserve">Федорова, Г. Н. Разработка, внедрение и адаптация программного обеспечения отраслевой </w:t>
-      </w:r>
-      <w:proofErr w:type="gramStart"/>
-      <w:r>
-        <w:rPr>
-          <w:rFonts w:ascii="Times New Roman" w:hAnsi="Times New Roman" w:cs="Times New Roman"/>
-          <w:sz w:val="24"/>
-          <w:szCs w:val="24"/>
-        </w:rPr>
-        <w:t>направленности :</w:t>
-      </w:r>
-      <w:proofErr w:type="gramEnd"/>
-      <w:r>
-        <w:rPr>
-          <w:rFonts w:ascii="Times New Roman" w:hAnsi="Times New Roman" w:cs="Times New Roman"/>
-          <w:sz w:val="24"/>
-          <w:szCs w:val="24"/>
-        </w:rPr>
-        <w:t xml:space="preserve"> учебное пособие / Г. Н. Федорова. — </w:t>
-      </w:r>
-      <w:proofErr w:type="gramStart"/>
-      <w:r>
-        <w:rPr>
-          <w:rFonts w:ascii="Times New Roman" w:hAnsi="Times New Roman" w:cs="Times New Roman"/>
-          <w:sz w:val="24"/>
-          <w:szCs w:val="24"/>
-        </w:rPr>
-        <w:t>Москва :</w:t>
-      </w:r>
-      <w:proofErr w:type="gramEnd"/>
-      <w:r>
-        <w:rPr>
-          <w:rFonts w:ascii="Times New Roman" w:hAnsi="Times New Roman" w:cs="Times New Roman"/>
-          <w:sz w:val="24"/>
-          <w:szCs w:val="24"/>
-        </w:rPr>
-        <w:t xml:space="preserve"> КУРС : ИНФРА-М, 2021. — 336 с. — (Среднее профессиональное образование). - ISBN 978-5-906818-41-6. - </w:t>
-      </w:r>
-      <w:proofErr w:type="gramStart"/>
-      <w:r>
-        <w:rPr>
-          <w:rFonts w:ascii="Times New Roman" w:hAnsi="Times New Roman" w:cs="Times New Roman"/>
-          <w:sz w:val="24"/>
-          <w:szCs w:val="24"/>
-        </w:rPr>
-        <w:t>Текст :</w:t>
-      </w:r>
-      <w:proofErr w:type="gramEnd"/>
-      <w:r>
-        <w:rPr>
-          <w:rFonts w:ascii="Times New Roman" w:hAnsi="Times New Roman" w:cs="Times New Roman"/>
-          <w:sz w:val="24"/>
-          <w:szCs w:val="24"/>
-        </w:rPr>
-        <w:t xml:space="preserve"> электронный. - URL: https://znanium.com/catalog/product/1138896 (дата обращения: 23.05.2026). – Режим доступа: по подписке</w:t>
+        <w:t>Федорова, Г. Н. Разработка, внедрение и адаптация программного обеспечения отраслевой направленности : учебное пособие / Г. Н. Федорова. — Москва : КУРС : ИНФРА-М, 2021. — 336 с. — (Среднее профессиональное образование). - ISBN 978-5-906818-41-6. - Текст : электронный. - URL: https://znanium.com/catalog/product/1138896 (дата обращения: 23.05.2026). – Режим доступа: по подписке</w:t>
       </w:r>
     </w:p>
     <w:p>
@@ -2984,41 +2388,13 @@
           <w:szCs w:val="24"/>
         </w:rPr>
       </w:pPr>
-      <w:proofErr w:type="spellStart"/>
-      <w:r>
-        <w:rPr>
-          <w:rFonts w:ascii="Times New Roman" w:hAnsi="Times New Roman" w:cs="Times New Roman"/>
-          <w:sz w:val="24"/>
-          <w:szCs w:val="24"/>
-        </w:rPr>
-        <w:t>Поколодина</w:t>
-      </w:r>
-      <w:proofErr w:type="spellEnd"/>
-      <w:r>
-        <w:rPr>
-          <w:rFonts w:ascii="Times New Roman" w:hAnsi="Times New Roman" w:cs="Times New Roman"/>
-          <w:sz w:val="24"/>
-          <w:szCs w:val="24"/>
-        </w:rPr>
-        <w:t xml:space="preserve"> Е. В., Долгова Н. А., Ананьев Д. В. </w:t>
-      </w:r>
-      <w:proofErr w:type="spellStart"/>
-      <w:r>
-        <w:rPr>
-          <w:rFonts w:ascii="Times New Roman" w:hAnsi="Times New Roman" w:cs="Times New Roman"/>
-          <w:sz w:val="24"/>
-          <w:szCs w:val="24"/>
-        </w:rPr>
-        <w:t>Ревьюирование</w:t>
-      </w:r>
-      <w:proofErr w:type="spellEnd"/>
-      <w:r>
-        <w:rPr>
-          <w:rFonts w:ascii="Times New Roman" w:hAnsi="Times New Roman" w:cs="Times New Roman"/>
-          <w:sz w:val="24"/>
-          <w:szCs w:val="24"/>
-        </w:rPr>
-        <w:t xml:space="preserve"> программных модулей: рекомендовано федеральном учебно-методическим объединением в системе СПО по укрупненной группе профессий и специальностей 09.00.00 «Информатика и вычислительная техника» в качестве учебника для использования в образовательном процессе образовательных организаций, реализующих программы среднего профессионального образования по специальности 09.02.07 Информационные системы и программирование. - М: Академия, 2020. - 208 с. - ISBN 9785446886098</w:t>
+      <w:r>
+        <w:rPr>
+          <w:rFonts w:ascii="Times New Roman" w:hAnsi="Times New Roman" w:cs="Times New Roman"/>
+          <w:sz w:val="24"/>
+          <w:szCs w:val="24"/>
+        </w:rPr>
+        <w:t>Поколодина Е. В., Долгова Н. А., Ананьев Д. В. Ревьюирование программных модулей: рекомендовано федеральном учебно-методическим объединением в системе СПО по укрупненной группе профессий и специальностей 09.00.00 «Информатика и вычислительная техника» в качестве учебника для использования в образовательном процессе образовательных организаций, реализующих программы среднего профессионального образования по специальности 09.02.07 Информационные системы и программирование. - М: Академия, 2020. - 208 с. - ISBN 9785446886098</w:t>
       </w:r>
     </w:p>
     <w:p>
@@ -3066,71 +2442,7 @@
           <w:sz w:val="24"/>
           <w:szCs w:val="24"/>
         </w:rPr>
-        <w:t xml:space="preserve">Черткова Е. А. Программная инженерия. Визуальное моделирование программных </w:t>
-      </w:r>
-      <w:proofErr w:type="gramStart"/>
-      <w:r>
-        <w:rPr>
-          <w:rFonts w:ascii="Times New Roman" w:hAnsi="Times New Roman" w:cs="Times New Roman"/>
-          <w:sz w:val="24"/>
-          <w:szCs w:val="24"/>
-        </w:rPr>
-        <w:t>систем :</w:t>
-      </w:r>
-      <w:proofErr w:type="gramEnd"/>
-      <w:r>
-        <w:rPr>
-          <w:rFonts w:ascii="Times New Roman" w:hAnsi="Times New Roman" w:cs="Times New Roman"/>
-          <w:sz w:val="24"/>
-          <w:szCs w:val="24"/>
-        </w:rPr>
-        <w:t xml:space="preserve"> учебник для среднего профессионального образования / Е. А. Черткова. — 2-е изд., </w:t>
-      </w:r>
-      <w:proofErr w:type="spellStart"/>
-      <w:r>
-        <w:rPr>
-          <w:rFonts w:ascii="Times New Roman" w:hAnsi="Times New Roman" w:cs="Times New Roman"/>
-          <w:sz w:val="24"/>
-          <w:szCs w:val="24"/>
-        </w:rPr>
-        <w:t>испр</w:t>
-      </w:r>
-      <w:proofErr w:type="spellEnd"/>
-      <w:proofErr w:type="gramStart"/>
-      <w:r>
-        <w:rPr>
-          <w:rFonts w:ascii="Times New Roman" w:hAnsi="Times New Roman" w:cs="Times New Roman"/>
-          <w:sz w:val="24"/>
-          <w:szCs w:val="24"/>
-        </w:rPr>
-        <w:t>.</w:t>
-      </w:r>
-      <w:proofErr w:type="gramEnd"/>
-      <w:r>
-        <w:rPr>
-          <w:rFonts w:ascii="Times New Roman" w:hAnsi="Times New Roman" w:cs="Times New Roman"/>
-          <w:sz w:val="24"/>
-          <w:szCs w:val="24"/>
-        </w:rPr>
-        <w:t xml:space="preserve"> и доп. — М: Издательство </w:t>
-      </w:r>
-      <w:proofErr w:type="spellStart"/>
-      <w:r>
-        <w:rPr>
-          <w:rFonts w:ascii="Times New Roman" w:hAnsi="Times New Roman" w:cs="Times New Roman"/>
-          <w:sz w:val="24"/>
-          <w:szCs w:val="24"/>
-        </w:rPr>
-        <w:t>Юрайт</w:t>
-      </w:r>
-      <w:proofErr w:type="spellEnd"/>
-      <w:r>
-        <w:rPr>
-          <w:rFonts w:ascii="Times New Roman" w:hAnsi="Times New Roman" w:cs="Times New Roman"/>
-          <w:sz w:val="24"/>
-          <w:szCs w:val="24"/>
-        </w:rPr>
-        <w:t>, 2020. – 147 с.</w:t>
+        <w:t>Черткова Е. А. Программная инженерия. Визуальное моделирование программных систем : учебник для среднего профессионального образования / Е. А. Черткова. — 2-е изд., испр. и доп. — М: Издательство Юрайт, 2020. – 147 с.</w:t>
       </w:r>
     </w:p>
     <w:p>
@@ -3156,25 +2468,7 @@
           <w:szCs w:val="24"/>
         </w:rPr>
         <w:lastRenderedPageBreak/>
-        <w:t xml:space="preserve">Рудаков, А. В. Технология разработки программных продуктов: учебник для студентов учреждений среднего профессионального образования, обучающихся по специальности "Программное обеспечение вычислительной техники и автоматизированных систем": [профессиональный модуль ПМ.03 "Участие в интеграции программных модулей" (МДК.03.01)] / А. В. </w:t>
-      </w:r>
-      <w:proofErr w:type="gramStart"/>
-      <w:r>
-        <w:rPr>
-          <w:rFonts w:ascii="Times New Roman" w:hAnsi="Times New Roman" w:cs="Times New Roman"/>
-          <w:sz w:val="24"/>
-          <w:szCs w:val="24"/>
-        </w:rPr>
-        <w:t>Рудаков ;</w:t>
-      </w:r>
-      <w:proofErr w:type="gramEnd"/>
-      <w:r>
-        <w:rPr>
-          <w:rFonts w:ascii="Times New Roman" w:hAnsi="Times New Roman" w:cs="Times New Roman"/>
-          <w:sz w:val="24"/>
-          <w:szCs w:val="24"/>
-        </w:rPr>
-        <w:t xml:space="preserve"> А. В. Рудаков. – 12-е изд., стер. – Москва: Академия, 2018. – 208 c. – ISBN 9785446877928.</w:t>
+        <w:t>Рудаков, А. В. Технология разработки программных продуктов: учебник для студентов учреждений среднего профессионального образования, обучающихся по специальности "Программное обеспечение вычислительной техники и автоматизированных систем": [профессиональный модуль ПМ.03 "Участие в интеграции программных модулей" (МДК.03.01)] / А. В. Рудаков ; А. В. Рудаков. – 12-е изд., стер. – Москва: Академия, 2018. – 208 c. – ISBN 9785446877928.</w:t>
       </w:r>
     </w:p>
     <w:p>
@@ -3199,25 +2493,7 @@
           <w:sz w:val="24"/>
           <w:szCs w:val="24"/>
         </w:rPr>
-        <w:t xml:space="preserve">Гниденко, И. Г. Технология разработки программного обеспечения: учебное пособие для среднего профессионального образования / И. Г. Гниденко, Ф. Ф. Павлов, Д. Ю. Федоров. — Москва: Издательство </w:t>
-      </w:r>
-      <w:proofErr w:type="spellStart"/>
-      <w:r>
-        <w:rPr>
-          <w:rFonts w:ascii="Times New Roman" w:hAnsi="Times New Roman" w:cs="Times New Roman"/>
-          <w:sz w:val="24"/>
-          <w:szCs w:val="24"/>
-        </w:rPr>
-        <w:t>Юрайт</w:t>
-      </w:r>
-      <w:proofErr w:type="spellEnd"/>
-      <w:r>
-        <w:rPr>
-          <w:rFonts w:ascii="Times New Roman" w:hAnsi="Times New Roman" w:cs="Times New Roman"/>
-          <w:sz w:val="24"/>
-          <w:szCs w:val="24"/>
-        </w:rPr>
-        <w:t>, 2019. — 235 с.</w:t>
+        <w:t>Гниденко, И. Г. Технология разработки программного обеспечения: учебное пособие для среднего профессионального образования / И. Г. Гниденко, Ф. Ф. Павлов, Д. Ю. Федоров. — Москва: Издательство Юрайт, 2019. — 235 с.</w:t>
       </w:r>
     </w:p>
     <w:p>
@@ -3236,131 +2512,13 @@
           <w:szCs w:val="24"/>
         </w:rPr>
       </w:pPr>
-      <w:proofErr w:type="spellStart"/>
-      <w:r>
-        <w:rPr>
-          <w:rFonts w:ascii="Times New Roman" w:hAnsi="Times New Roman" w:cs="Times New Roman"/>
-          <w:sz w:val="24"/>
-          <w:szCs w:val="24"/>
-        </w:rPr>
-        <w:t>Древс</w:t>
-      </w:r>
-      <w:proofErr w:type="spellEnd"/>
-      <w:r>
-        <w:rPr>
-          <w:rFonts w:ascii="Times New Roman" w:hAnsi="Times New Roman" w:cs="Times New Roman"/>
-          <w:sz w:val="24"/>
-          <w:szCs w:val="24"/>
-        </w:rPr>
-        <w:t xml:space="preserve">, Ю. Г. Имитационное моделирование: учебное пособие для среднего профессионального образования / Ю. Г. </w:t>
-      </w:r>
-      <w:proofErr w:type="spellStart"/>
-      <w:r>
-        <w:rPr>
-          <w:rFonts w:ascii="Times New Roman" w:hAnsi="Times New Roman" w:cs="Times New Roman"/>
-          <w:sz w:val="24"/>
-          <w:szCs w:val="24"/>
-        </w:rPr>
-        <w:t>Древс</w:t>
-      </w:r>
-      <w:proofErr w:type="spellEnd"/>
-      <w:r>
-        <w:rPr>
-          <w:rFonts w:ascii="Times New Roman" w:hAnsi="Times New Roman" w:cs="Times New Roman"/>
-          <w:sz w:val="24"/>
-          <w:szCs w:val="24"/>
-        </w:rPr>
-        <w:t xml:space="preserve">, В. В. Золотарёв. — 2-е изд., </w:t>
-      </w:r>
-      <w:proofErr w:type="spellStart"/>
-      <w:r>
-        <w:rPr>
-          <w:rFonts w:ascii="Times New Roman" w:hAnsi="Times New Roman" w:cs="Times New Roman"/>
-          <w:sz w:val="24"/>
-          <w:szCs w:val="24"/>
-        </w:rPr>
-        <w:t>испр</w:t>
-      </w:r>
-      <w:proofErr w:type="spellEnd"/>
-      <w:r>
-        <w:rPr>
-          <w:rFonts w:ascii="Times New Roman" w:hAnsi="Times New Roman" w:cs="Times New Roman"/>
-          <w:sz w:val="24"/>
-          <w:szCs w:val="24"/>
-        </w:rPr>
-        <w:t xml:space="preserve">. и доп. — </w:t>
-      </w:r>
-      <w:proofErr w:type="gramStart"/>
-      <w:r>
-        <w:rPr>
-          <w:rFonts w:ascii="Times New Roman" w:hAnsi="Times New Roman" w:cs="Times New Roman"/>
-          <w:sz w:val="24"/>
-          <w:szCs w:val="24"/>
-        </w:rPr>
-        <w:t>Москва :</w:t>
-      </w:r>
-      <w:proofErr w:type="gramEnd"/>
-      <w:r>
-        <w:rPr>
-          <w:rFonts w:ascii="Times New Roman" w:hAnsi="Times New Roman" w:cs="Times New Roman"/>
-          <w:sz w:val="24"/>
-          <w:szCs w:val="24"/>
-        </w:rPr>
-        <w:t xml:space="preserve"> Издательство </w:t>
-      </w:r>
-      <w:proofErr w:type="spellStart"/>
-      <w:r>
-        <w:rPr>
-          <w:rFonts w:ascii="Times New Roman" w:hAnsi="Times New Roman" w:cs="Times New Roman"/>
-          <w:sz w:val="24"/>
-          <w:szCs w:val="24"/>
-        </w:rPr>
-        <w:t>Юрайт</w:t>
-      </w:r>
-      <w:proofErr w:type="spellEnd"/>
-      <w:r>
-        <w:rPr>
-          <w:rFonts w:ascii="Times New Roman" w:hAnsi="Times New Roman" w:cs="Times New Roman"/>
-          <w:sz w:val="24"/>
-          <w:szCs w:val="24"/>
-        </w:rPr>
-        <w:t xml:space="preserve">, 2021. — 142 с. — (Профессиональное образование). — ISBN 978¬5-534-11951-0. — </w:t>
-      </w:r>
-      <w:proofErr w:type="gramStart"/>
-      <w:r>
-        <w:rPr>
-          <w:rFonts w:ascii="Times New Roman" w:hAnsi="Times New Roman" w:cs="Times New Roman"/>
-          <w:sz w:val="24"/>
-          <w:szCs w:val="24"/>
-        </w:rPr>
-        <w:t>Текст :</w:t>
-      </w:r>
-      <w:proofErr w:type="gramEnd"/>
-      <w:r>
-        <w:rPr>
-          <w:rFonts w:ascii="Times New Roman" w:hAnsi="Times New Roman" w:cs="Times New Roman"/>
-          <w:sz w:val="24"/>
-          <w:szCs w:val="24"/>
-        </w:rPr>
-        <w:t xml:space="preserve"> электронный // Образовательная платформа </w:t>
-      </w:r>
-      <w:proofErr w:type="spellStart"/>
-      <w:r>
-        <w:rPr>
-          <w:rFonts w:ascii="Times New Roman" w:hAnsi="Times New Roman" w:cs="Times New Roman"/>
-          <w:sz w:val="24"/>
-          <w:szCs w:val="24"/>
-        </w:rPr>
-        <w:t>Юрайт</w:t>
-      </w:r>
-      <w:proofErr w:type="spellEnd"/>
-      <w:r>
-        <w:rPr>
-          <w:rFonts w:ascii="Times New Roman" w:hAnsi="Times New Roman" w:cs="Times New Roman"/>
-          <w:sz w:val="24"/>
-          <w:szCs w:val="24"/>
-        </w:rPr>
-        <w:t xml:space="preserve"> [сайт]. — URL: https://urait.ru/bcode/475680.</w:t>
+      <w:r>
+        <w:rPr>
+          <w:rFonts w:ascii="Times New Roman" w:hAnsi="Times New Roman" w:cs="Times New Roman"/>
+          <w:sz w:val="24"/>
+          <w:szCs w:val="24"/>
+        </w:rPr>
+        <w:t>Древс, Ю. Г. Имитационное моделирование: учебное пособие для среднего профессионального образования / Ю. Г. Древс, В. В. Золотарёв. — 2-е изд., испр. и доп. — Москва : Издательство Юрайт, 2021. — 142 с. — (Профессиональное образование). — ISBN 978¬5-534-11951-0. — Текст : электронный // Образовательная платформа Юрайт [сайт]. — URL: https://urait.ru/bcode/475680.</w:t>
       </w:r>
     </w:p>
     <w:p>
@@ -3385,97 +2543,7 @@
           <w:sz w:val="24"/>
           <w:szCs w:val="24"/>
         </w:rPr>
-        <w:t xml:space="preserve">Управление </w:t>
-      </w:r>
-      <w:proofErr w:type="gramStart"/>
-      <w:r>
-        <w:rPr>
-          <w:rFonts w:ascii="Times New Roman" w:hAnsi="Times New Roman" w:cs="Times New Roman"/>
-          <w:sz w:val="24"/>
-          <w:szCs w:val="24"/>
-        </w:rPr>
-        <w:t>проектами :</w:t>
-      </w:r>
-      <w:proofErr w:type="gramEnd"/>
-      <w:r>
-        <w:rPr>
-          <w:rFonts w:ascii="Times New Roman" w:hAnsi="Times New Roman" w:cs="Times New Roman"/>
-          <w:sz w:val="24"/>
-          <w:szCs w:val="24"/>
-        </w:rPr>
-        <w:t xml:space="preserve"> учебник и практикум для среднего профессионального образования / А. И. Балашов, Е. М. Рогова, М. В. Тихонова, Е. А. Ткаченко ; под общей редакцией Е. М. Роговой. — </w:t>
-      </w:r>
-      <w:proofErr w:type="gramStart"/>
-      <w:r>
-        <w:rPr>
-          <w:rFonts w:ascii="Times New Roman" w:hAnsi="Times New Roman" w:cs="Times New Roman"/>
-          <w:sz w:val="24"/>
-          <w:szCs w:val="24"/>
-        </w:rPr>
-        <w:t>Москва :</w:t>
-      </w:r>
-      <w:proofErr w:type="gramEnd"/>
-      <w:r>
-        <w:rPr>
-          <w:rFonts w:ascii="Times New Roman" w:hAnsi="Times New Roman" w:cs="Times New Roman"/>
-          <w:sz w:val="24"/>
-          <w:szCs w:val="24"/>
-        </w:rPr>
-        <w:t xml:space="preserve"> Издательство </w:t>
-      </w:r>
-      <w:proofErr w:type="spellStart"/>
-      <w:r>
-        <w:rPr>
-          <w:rFonts w:ascii="Times New Roman" w:hAnsi="Times New Roman" w:cs="Times New Roman"/>
-          <w:sz w:val="24"/>
-          <w:szCs w:val="24"/>
-        </w:rPr>
-        <w:t>Юрайт</w:t>
-      </w:r>
-      <w:proofErr w:type="spellEnd"/>
-      <w:r>
-        <w:rPr>
-          <w:rFonts w:ascii="Times New Roman" w:hAnsi="Times New Roman" w:cs="Times New Roman"/>
-          <w:sz w:val="24"/>
-          <w:szCs w:val="24"/>
-        </w:rPr>
-        <w:t xml:space="preserve">, 2021. — 383 с. — (Профессиональное образование). — ISBN 978-5-534-03473-8. — </w:t>
-      </w:r>
-      <w:proofErr w:type="gramStart"/>
-      <w:r>
-        <w:rPr>
-          <w:rFonts w:ascii="Times New Roman" w:hAnsi="Times New Roman" w:cs="Times New Roman"/>
-          <w:sz w:val="24"/>
-          <w:szCs w:val="24"/>
-        </w:rPr>
-        <w:t>Текст :</w:t>
-      </w:r>
-      <w:proofErr w:type="gramEnd"/>
-      <w:r>
-        <w:rPr>
-          <w:rFonts w:ascii="Times New Roman" w:hAnsi="Times New Roman" w:cs="Times New Roman"/>
-          <w:sz w:val="24"/>
-          <w:szCs w:val="24"/>
-        </w:rPr>
-        <w:t xml:space="preserve"> электронный // Образовательная платформа </w:t>
-      </w:r>
-      <w:proofErr w:type="spellStart"/>
-      <w:r>
-        <w:rPr>
-          <w:rFonts w:ascii="Times New Roman" w:hAnsi="Times New Roman" w:cs="Times New Roman"/>
-          <w:sz w:val="24"/>
-          <w:szCs w:val="24"/>
-        </w:rPr>
-        <w:t>Юрайт</w:t>
-      </w:r>
-      <w:proofErr w:type="spellEnd"/>
-      <w:r>
-        <w:rPr>
-          <w:rFonts w:ascii="Times New Roman" w:hAnsi="Times New Roman" w:cs="Times New Roman"/>
-          <w:sz w:val="24"/>
-          <w:szCs w:val="24"/>
-        </w:rPr>
-        <w:t xml:space="preserve"> [сайт]. — URL: https://urait.ru/bcode/469452.</w:t>
+        <w:t>Управление проектами : учебник и практикум для среднего профессионального образования / А. И. Балашов, Е. М. Рогова, М. В. Тихонова, Е. А. Ткаченко ; под общей редакцией Е. М. Роговой. — Москва : Издательство Юрайт, 2021. — 383 с. — (Профессиональное образование). — ISBN 978-5-534-03473-8. — Текст : электронный // Образовательная платформа Юрайт [сайт]. — URL: https://urait.ru/bcode/469452.</w:t>
       </w:r>
     </w:p>
     <w:p>
@@ -3532,7 +2600,6 @@
         </w:rPr>
         <w:t xml:space="preserve">Проект </w:t>
       </w:r>
-      <w:proofErr w:type="spellStart"/>
       <w:r>
         <w:rPr>
           <w:rFonts w:ascii="Times New Roman" w:hAnsi="Times New Roman" w:cs="Times New Roman"/>
@@ -3543,7 +2610,6 @@
         </w:rPr>
         <w:t>Opennet</w:t>
       </w:r>
-      <w:proofErr w:type="spellEnd"/>
       <w:r>
         <w:rPr>
           <w:rFonts w:ascii="Times New Roman" w:hAnsi="Times New Roman" w:cs="Times New Roman"/>
@@ -3615,7 +2681,6 @@
           </w:rPr>
           <w:t>.</w:t>
         </w:r>
-        <w:proofErr w:type="spellStart"/>
         <w:r>
           <w:rPr>
             <w:rStyle w:val="a7"/>
@@ -3626,7 +2691,6 @@
           </w:rPr>
           <w:t>opennet</w:t>
         </w:r>
-        <w:proofErr w:type="spellEnd"/>
         <w:r>
           <w:rPr>
             <w:rStyle w:val="a7"/>
@@ -3637,7 +2701,6 @@
           </w:rPr>
           <w:t>.</w:t>
         </w:r>
-        <w:proofErr w:type="spellStart"/>
         <w:r>
           <w:rPr>
             <w:rStyle w:val="a7"/>
@@ -3648,7 +2711,6 @@
           </w:rPr>
           <w:t>ru</w:t>
         </w:r>
-        <w:proofErr w:type="spellEnd"/>
         <w:r>
           <w:rPr>
             <w:rStyle w:val="a7"/>
@@ -3761,7 +2823,6 @@
           </w:rPr>
           <w:t>.</w:t>
         </w:r>
-        <w:proofErr w:type="spellStart"/>
         <w:r>
           <w:rPr>
             <w:rStyle w:val="a7"/>
@@ -3772,7 +2833,6 @@
           </w:rPr>
           <w:t>ru</w:t>
         </w:r>
-        <w:proofErr w:type="spellEnd"/>
         <w:r>
           <w:rPr>
             <w:rStyle w:val="a7"/>
@@ -4033,25 +3093,7 @@
           <w:sz w:val="24"/>
           <w:szCs w:val="24"/>
         </w:rPr>
-        <w:t>«__</w:t>
-      </w:r>
-      <w:proofErr w:type="gramStart"/>
-      <w:r>
-        <w:rPr>
-          <w:rFonts w:ascii="Times New Roman" w:hAnsi="Times New Roman" w:cs="Times New Roman"/>
-          <w:sz w:val="24"/>
-          <w:szCs w:val="24"/>
-        </w:rPr>
-        <w:t>_»_</w:t>
-      </w:r>
-      <w:proofErr w:type="gramEnd"/>
-      <w:r>
-        <w:rPr>
-          <w:rFonts w:ascii="Times New Roman" w:hAnsi="Times New Roman" w:cs="Times New Roman"/>
-          <w:sz w:val="24"/>
-          <w:szCs w:val="24"/>
-        </w:rPr>
-        <w:t>_________202__г.</w:t>
+        <w:t>«___»__________202__г.</w:t>
       </w:r>
     </w:p>
     <w:p>
@@ -4446,27 +3488,7 @@
           <w:szCs w:val="24"/>
           <w:u w:val="single"/>
         </w:rPr>
-        <w:t xml:space="preserve">ПМ.03 </w:t>
-      </w:r>
-      <w:proofErr w:type="spellStart"/>
-      <w:r>
-        <w:rPr>
-          <w:rFonts w:ascii="Times New Roman" w:hAnsi="Times New Roman" w:cs="Times New Roman"/>
-          <w:sz w:val="24"/>
-          <w:szCs w:val="24"/>
-          <w:u w:val="single"/>
-        </w:rPr>
-        <w:t>Ревьюирование</w:t>
-      </w:r>
-      <w:proofErr w:type="spellEnd"/>
-      <w:r>
-        <w:rPr>
-          <w:rFonts w:ascii="Times New Roman" w:hAnsi="Times New Roman" w:cs="Times New Roman"/>
-          <w:sz w:val="24"/>
-          <w:szCs w:val="24"/>
-          <w:u w:val="single"/>
-        </w:rPr>
-        <w:t xml:space="preserve"> программных модулей</w:t>
+        <w:t>ПМ.03 Ревьюирование программных модулей</w:t>
       </w:r>
     </w:p>
     <w:p>
@@ -5009,18 +4031,7 @@
                 <w:szCs w:val="24"/>
                 <w:vertAlign w:val="superscript"/>
               </w:rPr>
-              <w:t>(</w:t>
-            </w:r>
-            <w:proofErr w:type="gramStart"/>
-            <w:r>
-              <w:rPr>
-                <w:rFonts w:ascii="Times New Roman" w:hAnsi="Times New Roman" w:cs="Times New Roman"/>
-                <w:b/>
-                <w:sz w:val="24"/>
-                <w:szCs w:val="24"/>
-                <w:vertAlign w:val="superscript"/>
-              </w:rPr>
-              <w:t xml:space="preserve">подпись) </w:t>
+              <w:t xml:space="preserve">(подпись) </w:t>
             </w:r>
             <w:r>
               <w:rPr>
@@ -5031,19 +4042,7 @@
                 <w:vertAlign w:val="superscript"/>
                 <w:lang w:val="en-US"/>
               </w:rPr>
-              <w:t xml:space="preserve">  </w:t>
-            </w:r>
-            <w:proofErr w:type="gramEnd"/>
-            <w:r>
-              <w:rPr>
-                <w:rFonts w:ascii="Times New Roman" w:hAnsi="Times New Roman" w:cs="Times New Roman"/>
-                <w:b/>
-                <w:sz w:val="24"/>
-                <w:szCs w:val="24"/>
-                <w:vertAlign w:val="superscript"/>
-                <w:lang w:val="en-US"/>
-              </w:rPr>
-              <w:t xml:space="preserve">                                             </w:t>
+              <w:t xml:space="preserve">                                               </w:t>
             </w:r>
             <w:r>
               <w:rPr>
@@ -5661,25 +4660,7 @@
                 <w:sz w:val="24"/>
                 <w:szCs w:val="24"/>
               </w:rPr>
-              <w:t xml:space="preserve">Основы </w:t>
-            </w:r>
-            <w:proofErr w:type="spellStart"/>
-            <w:r>
-              <w:rPr>
-                <w:rFonts w:ascii="Times New Roman" w:hAnsi="Times New Roman" w:cs="Times New Roman"/>
-                <w:sz w:val="24"/>
-                <w:szCs w:val="24"/>
-              </w:rPr>
-              <w:t>ревьюирования</w:t>
-            </w:r>
-            <w:proofErr w:type="spellEnd"/>
-            <w:r>
-              <w:rPr>
-                <w:rFonts w:ascii="Times New Roman" w:hAnsi="Times New Roman" w:cs="Times New Roman"/>
-                <w:sz w:val="24"/>
-                <w:szCs w:val="24"/>
-              </w:rPr>
-              <w:t xml:space="preserve"> программного кода</w:t>
+              <w:t>Основы ревьюирования программного кода</w:t>
             </w:r>
             <w:r>
               <w:rPr>
@@ -5713,18 +4694,8 @@
                 <w:sz w:val="24"/>
                 <w:szCs w:val="24"/>
               </w:rPr>
-              <w:t xml:space="preserve">ели и задачи </w:t>
-            </w:r>
-            <w:proofErr w:type="spellStart"/>
-            <w:r>
-              <w:rPr>
-                <w:rFonts w:ascii="Times New Roman" w:hAnsi="Times New Roman" w:cs="Times New Roman"/>
-                <w:sz w:val="24"/>
-                <w:szCs w:val="24"/>
-              </w:rPr>
-              <w:t>ревьюирования</w:t>
-            </w:r>
-            <w:proofErr w:type="spellEnd"/>
+              <w:t>ели и задачи ревьюирования</w:t>
+            </w:r>
             <w:r>
               <w:rPr>
                 <w:rFonts w:ascii="Times New Roman" w:hAnsi="Times New Roman" w:cs="Times New Roman"/>
@@ -5755,18 +4726,8 @@
                 <w:sz w:val="24"/>
                 <w:szCs w:val="24"/>
               </w:rPr>
-              <w:t xml:space="preserve">ланирование процесса </w:t>
-            </w:r>
-            <w:proofErr w:type="spellStart"/>
-            <w:r>
-              <w:rPr>
-                <w:rFonts w:ascii="Times New Roman" w:hAnsi="Times New Roman" w:cs="Times New Roman"/>
-                <w:sz w:val="24"/>
-                <w:szCs w:val="24"/>
-              </w:rPr>
-              <w:t>ревью</w:t>
-            </w:r>
-            <w:proofErr w:type="spellEnd"/>
+              <w:t>ланирование процесса ревью</w:t>
+            </w:r>
             <w:r>
               <w:rPr>
                 <w:rFonts w:ascii="Times New Roman" w:hAnsi="Times New Roman" w:cs="Times New Roman"/>
@@ -6967,27 +5928,7 @@
           <w:szCs w:val="24"/>
           <w:u w:val="single"/>
         </w:rPr>
-        <w:t xml:space="preserve">ПМ.03 </w:t>
-      </w:r>
-      <w:proofErr w:type="spellStart"/>
-      <w:r>
-        <w:rPr>
-          <w:rFonts w:ascii="Times New Roman" w:hAnsi="Times New Roman" w:cs="Times New Roman"/>
-          <w:sz w:val="24"/>
-          <w:szCs w:val="24"/>
-          <w:u w:val="single"/>
-        </w:rPr>
-        <w:t>Ревьюирование</w:t>
-      </w:r>
-      <w:proofErr w:type="spellEnd"/>
-      <w:r>
-        <w:rPr>
-          <w:rFonts w:ascii="Times New Roman" w:hAnsi="Times New Roman" w:cs="Times New Roman"/>
-          <w:sz w:val="24"/>
-          <w:szCs w:val="24"/>
-          <w:u w:val="single"/>
-        </w:rPr>
-        <w:t xml:space="preserve"> программных модулей</w:t>
+        <w:t>ПМ.03 Ревьюирование программных модулей</w:t>
       </w:r>
     </w:p>
     <w:p>
@@ -7522,18 +6463,7 @@
                 <w:szCs w:val="24"/>
                 <w:vertAlign w:val="superscript"/>
               </w:rPr>
-              <w:t>(</w:t>
-            </w:r>
-            <w:proofErr w:type="gramStart"/>
-            <w:r>
-              <w:rPr>
-                <w:rFonts w:ascii="Times New Roman" w:hAnsi="Times New Roman" w:cs="Times New Roman"/>
-                <w:b/>
-                <w:sz w:val="24"/>
-                <w:szCs w:val="24"/>
-                <w:vertAlign w:val="superscript"/>
-              </w:rPr>
-              <w:t xml:space="preserve">подпись) </w:t>
+              <w:t xml:space="preserve">(подпись) </w:t>
             </w:r>
             <w:r>
               <w:rPr>
@@ -7544,19 +6474,7 @@
                 <w:vertAlign w:val="superscript"/>
                 <w:lang w:val="en-US"/>
               </w:rPr>
-              <w:t xml:space="preserve">  </w:t>
-            </w:r>
-            <w:proofErr w:type="gramEnd"/>
-            <w:r>
-              <w:rPr>
-                <w:rFonts w:ascii="Times New Roman" w:hAnsi="Times New Roman" w:cs="Times New Roman"/>
-                <w:b/>
-                <w:sz w:val="24"/>
-                <w:szCs w:val="24"/>
-                <w:vertAlign w:val="superscript"/>
-                <w:lang w:val="en-US"/>
-              </w:rPr>
-              <w:t xml:space="preserve">                                             </w:t>
+              <w:t xml:space="preserve">                                               </w:t>
             </w:r>
             <w:r>
               <w:rPr>
@@ -8252,43 +7170,7 @@
                 <w:sz w:val="24"/>
                 <w:szCs w:val="24"/>
               </w:rPr>
-              <w:t xml:space="preserve">Применение методов </w:t>
-            </w:r>
-            <w:proofErr w:type="spellStart"/>
-            <w:r>
-              <w:rPr>
-                <w:rFonts w:ascii="Times New Roman" w:hAnsi="Times New Roman" w:cs="Times New Roman"/>
-                <w:sz w:val="24"/>
-                <w:szCs w:val="24"/>
-              </w:rPr>
-              <w:t>ревьюирования</w:t>
-            </w:r>
-            <w:proofErr w:type="spellEnd"/>
-            <w:r>
-              <w:rPr>
-                <w:rFonts w:ascii="Times New Roman" w:hAnsi="Times New Roman" w:cs="Times New Roman"/>
-                <w:sz w:val="24"/>
-                <w:szCs w:val="24"/>
-              </w:rPr>
-              <w:t xml:space="preserve"> кода (Проведение </w:t>
-            </w:r>
-            <w:proofErr w:type="spellStart"/>
-            <w:r>
-              <w:rPr>
-                <w:rFonts w:ascii="Times New Roman" w:hAnsi="Times New Roman" w:cs="Times New Roman"/>
-                <w:sz w:val="24"/>
-                <w:szCs w:val="24"/>
-              </w:rPr>
-              <w:t>ревьюирования</w:t>
-            </w:r>
-            <w:proofErr w:type="spellEnd"/>
-            <w:r>
-              <w:rPr>
-                <w:rFonts w:ascii="Times New Roman" w:hAnsi="Times New Roman" w:cs="Times New Roman"/>
-                <w:sz w:val="24"/>
-                <w:szCs w:val="24"/>
-              </w:rPr>
-              <w:t xml:space="preserve"> кода с учетом требований документации и используемых методов).</w:t>
+              <w:t>Применение методов ревьюирования кода (Проведение ревьюирования кода с учетом требований документации и используемых методов).</w:t>
             </w:r>
           </w:p>
         </w:tc>
@@ -8411,25 +7293,7 @@
                 <w:sz w:val="24"/>
                 <w:szCs w:val="24"/>
               </w:rPr>
-              <w:t xml:space="preserve">Документирование результатов </w:t>
-            </w:r>
-            <w:proofErr w:type="spellStart"/>
-            <w:r>
-              <w:rPr>
-                <w:rFonts w:ascii="Times New Roman" w:hAnsi="Times New Roman" w:cs="Times New Roman"/>
-                <w:sz w:val="24"/>
-                <w:szCs w:val="24"/>
-              </w:rPr>
-              <w:t>ревьюирования</w:t>
-            </w:r>
-            <w:proofErr w:type="spellEnd"/>
-            <w:r>
-              <w:rPr>
-                <w:rFonts w:ascii="Times New Roman" w:hAnsi="Times New Roman" w:cs="Times New Roman"/>
-                <w:sz w:val="24"/>
-                <w:szCs w:val="24"/>
-              </w:rPr>
-              <w:t xml:space="preserve"> (Разработка отчетов по результатам анализа кода. Формирование рекомендаций для устранения выявленных недостатков.)</w:t>
+              <w:t>Документирование результатов ревьюирования (Разработка отчетов по результатам анализа кода. Формирование рекомендаций для устранения выявленных недостатков.)</w:t>
             </w:r>
           </w:p>
         </w:tc>
@@ -9524,6 +8388,25 @@
               </w:rPr>
               <w:t>Подведение итогов. Оформление отчетной документации.</w:t>
             </w:r>
+            <w:r>
+              <w:rPr>
+                <w:rFonts w:ascii="Times New Roman" w:hAnsi="Times New Roman" w:cs="Times New Roman"/>
+                <w:iCs/>
+                <w:color w:val="000000"/>
+                <w:sz w:val="24"/>
+                <w:szCs w:val="24"/>
+                <w:lang w:bidi="ru-RU"/>
+              </w:rPr>
+              <w:t xml:space="preserve"> </w:t>
+            </w:r>
+            <w:r>
+              <w:rPr>
+                <w:rFonts w:ascii="Times New Roman" w:hAnsi="Times New Roman" w:cs="Times New Roman"/>
+                <w:sz w:val="24"/>
+                <w:szCs w:val="24"/>
+              </w:rPr>
+              <w:t>Дифференцированный зачет.</w:t>
+            </w:r>
           </w:p>
         </w:tc>
         <w:tc>
@@ -9562,123 +8445,6 @@
           </w:p>
         </w:tc>
       </w:tr>
-      <w:tr>
-        <w:trPr>
-          <w:trHeight w:val="577"/>
-        </w:trPr>
-        <w:tc>
-          <w:tcPr>
-            <w:tcW w:w="1235" w:type="dxa"/>
-          </w:tcPr>
-          <w:p>
-            <w:pPr>
-              <w:jc w:val="center"/>
-              <w:rPr>
-                <w:rFonts w:ascii="Times New Roman" w:hAnsi="Times New Roman" w:cs="Times New Roman"/>
-                <w:b/>
-                <w:sz w:val="24"/>
-                <w:szCs w:val="24"/>
-              </w:rPr>
-            </w:pPr>
-            <w:r>
-              <w:rPr>
-                <w:rFonts w:ascii="Times New Roman" w:hAnsi="Times New Roman" w:cs="Times New Roman"/>
-                <w:b/>
-                <w:sz w:val="24"/>
-                <w:szCs w:val="24"/>
-              </w:rPr>
-              <w:t>24</w:t>
-            </w:r>
-            <w:r>
-              <w:rPr>
-                <w:rFonts w:ascii="Times New Roman" w:hAnsi="Times New Roman" w:cs="Times New Roman"/>
-                <w:b/>
-                <w:sz w:val="24"/>
-                <w:szCs w:val="24"/>
-                <w:lang w:val="en-US"/>
-              </w:rPr>
-              <w:t>.0</w:t>
-            </w:r>
-            <w:r>
-              <w:rPr>
-                <w:rFonts w:ascii="Times New Roman" w:hAnsi="Times New Roman" w:cs="Times New Roman"/>
-                <w:b/>
-                <w:sz w:val="24"/>
-                <w:szCs w:val="24"/>
-              </w:rPr>
-              <w:t>5</w:t>
-            </w:r>
-          </w:p>
-        </w:tc>
-        <w:tc>
-          <w:tcPr>
-            <w:tcW w:w="5423" w:type="dxa"/>
-            <w:tcBorders>
-              <w:top w:val="single" w:sz="4" w:space="0" w:color="auto"/>
-              <w:left w:val="single" w:sz="4" w:space="0" w:color="auto"/>
-              <w:bottom w:val="single" w:sz="4" w:space="0" w:color="auto"/>
-            </w:tcBorders>
-            <w:shd w:val="clear" w:color="auto" w:fill="FFFFFF"/>
-          </w:tcPr>
-          <w:p>
-            <w:pPr>
-              <w:widowControl w:val="0"/>
-              <w:rPr>
-                <w:rFonts w:ascii="Times New Roman" w:hAnsi="Times New Roman" w:cs="Times New Roman"/>
-                <w:i/>
-                <w:iCs/>
-                <w:color w:val="000000"/>
-                <w:sz w:val="24"/>
-                <w:szCs w:val="24"/>
-                <w:lang w:bidi="ru-RU"/>
-              </w:rPr>
-            </w:pPr>
-            <w:r>
-              <w:rPr>
-                <w:rFonts w:ascii="Times New Roman" w:hAnsi="Times New Roman" w:cs="Times New Roman"/>
-                <w:sz w:val="24"/>
-                <w:szCs w:val="24"/>
-              </w:rPr>
-              <w:t>Дифференцированный зачет.</w:t>
-            </w:r>
-          </w:p>
-        </w:tc>
-        <w:tc>
-          <w:tcPr>
-            <w:tcW w:w="1045" w:type="dxa"/>
-            <w:tcBorders>
-              <w:top w:val="single" w:sz="4" w:space="0" w:color="auto"/>
-              <w:left w:val="single" w:sz="4" w:space="0" w:color="auto"/>
-              <w:bottom w:val="single" w:sz="4" w:space="0" w:color="auto"/>
-              <w:right w:val="single" w:sz="4" w:space="0" w:color="auto"/>
-            </w:tcBorders>
-            <w:shd w:val="clear" w:color="auto" w:fill="FFFFFF"/>
-          </w:tcPr>
-          <w:p>
-            <w:pPr>
-              <w:rPr>
-                <w:rFonts w:ascii="Times New Roman" w:hAnsi="Times New Roman" w:cs="Times New Roman"/>
-                <w:sz w:val="24"/>
-                <w:szCs w:val="24"/>
-              </w:rPr>
-            </w:pPr>
-          </w:p>
-        </w:tc>
-        <w:tc>
-          <w:tcPr>
-            <w:tcW w:w="1726" w:type="dxa"/>
-          </w:tcPr>
-          <w:p>
-            <w:pPr>
-              <w:rPr>
-                <w:rFonts w:ascii="Times New Roman" w:hAnsi="Times New Roman" w:cs="Times New Roman"/>
-                <w:sz w:val="24"/>
-                <w:szCs w:val="24"/>
-              </w:rPr>
-            </w:pPr>
-          </w:p>
-        </w:tc>
-      </w:tr>
     </w:tbl>
     <w:p>
       <w:pPr>
@@ -9993,25 +8759,7 @@
           <w:sz w:val="24"/>
           <w:szCs w:val="24"/>
         </w:rPr>
-        <w:t xml:space="preserve">ПМ.03 </w:t>
-      </w:r>
-      <w:proofErr w:type="spellStart"/>
-      <w:r>
-        <w:rPr>
-          <w:rFonts w:ascii="Times New Roman" w:hAnsi="Times New Roman" w:cs="Times New Roman"/>
-          <w:sz w:val="24"/>
-          <w:szCs w:val="24"/>
-        </w:rPr>
-        <w:t>Ревьюирование</w:t>
-      </w:r>
-      <w:proofErr w:type="spellEnd"/>
-      <w:r>
-        <w:rPr>
-          <w:rFonts w:ascii="Times New Roman" w:hAnsi="Times New Roman" w:cs="Times New Roman"/>
-          <w:sz w:val="24"/>
-          <w:szCs w:val="24"/>
-        </w:rPr>
-        <w:t xml:space="preserve"> программных модулей</w:t>
+        <w:t>ПМ.03 Ревьюирование программных модулей</w:t>
       </w:r>
     </w:p>
     <w:p>
@@ -10085,25 +8833,7 @@
           <w:sz w:val="24"/>
           <w:szCs w:val="24"/>
         </w:rPr>
-        <w:t>Студента(</w:t>
-      </w:r>
-      <w:proofErr w:type="spellStart"/>
-      <w:r>
-        <w:rPr>
-          <w:rFonts w:ascii="Times New Roman" w:hAnsi="Times New Roman" w:cs="Times New Roman"/>
-          <w:sz w:val="24"/>
-          <w:szCs w:val="24"/>
-        </w:rPr>
-        <w:t>ки</w:t>
-      </w:r>
-      <w:proofErr w:type="spellEnd"/>
-      <w:r>
-        <w:rPr>
-          <w:rFonts w:ascii="Times New Roman" w:hAnsi="Times New Roman" w:cs="Times New Roman"/>
-          <w:sz w:val="24"/>
-          <w:szCs w:val="24"/>
-        </w:rPr>
-        <w:t>):</w:t>
+        <w:t>Студента(ки):</w:t>
       </w:r>
     </w:p>
     <w:p>
@@ -10398,25 +9128,7 @@
           <w:sz w:val="24"/>
           <w:szCs w:val="24"/>
         </w:rPr>
-        <w:t>Отчет сдан на проверку: «_____</w:t>
-      </w:r>
-      <w:proofErr w:type="gramStart"/>
-      <w:r>
-        <w:rPr>
-          <w:rFonts w:ascii="Times New Roman" w:hAnsi="Times New Roman" w:cs="Times New Roman"/>
-          <w:sz w:val="24"/>
-          <w:szCs w:val="24"/>
-        </w:rPr>
-        <w:t>_»_</w:t>
-      </w:r>
-      <w:proofErr w:type="gramEnd"/>
-      <w:r>
-        <w:rPr>
-          <w:rFonts w:ascii="Times New Roman" w:hAnsi="Times New Roman" w:cs="Times New Roman"/>
-          <w:sz w:val="24"/>
-          <w:szCs w:val="24"/>
-        </w:rPr>
-        <w:t>___________ 202_г</w:t>
+        <w:t>Отчет сдан на проверку: «______»____________ 202_г</w:t>
       </w:r>
     </w:p>
     <w:p>
@@ -10476,7 +9188,6 @@
         </w:rPr>
         <w:t xml:space="preserve">     оценка прописью </w:t>
       </w:r>
-      <w:proofErr w:type="gramStart"/>
       <w:r>
         <w:rPr>
           <w:rFonts w:ascii="Times New Roman" w:hAnsi="Times New Roman" w:cs="Times New Roman"/>
@@ -10485,17 +9196,7 @@
           <w:vertAlign w:val="superscript"/>
         </w:rPr>
         <w:tab/>
-        <w:t xml:space="preserve">  подпись</w:t>
-      </w:r>
-      <w:proofErr w:type="gramEnd"/>
-      <w:r>
-        <w:rPr>
-          <w:rFonts w:ascii="Times New Roman" w:hAnsi="Times New Roman" w:cs="Times New Roman"/>
-          <w:sz w:val="24"/>
-          <w:szCs w:val="24"/>
-          <w:vertAlign w:val="superscript"/>
-        </w:rPr>
-        <w:t xml:space="preserve"> руководителя практики в группе</w:t>
+        <w:t xml:space="preserve">  подпись руководителя практики в группе</w:t>
       </w:r>
     </w:p>
     <w:p>
@@ -10914,25 +9615,7 @@
           <w:sz w:val="24"/>
           <w:szCs w:val="24"/>
         </w:rPr>
-        <w:t xml:space="preserve">ПМ.03 </w:t>
-      </w:r>
-      <w:proofErr w:type="spellStart"/>
-      <w:r>
-        <w:rPr>
-          <w:rFonts w:ascii="Times New Roman" w:hAnsi="Times New Roman" w:cs="Times New Roman"/>
-          <w:sz w:val="24"/>
-          <w:szCs w:val="24"/>
-        </w:rPr>
-        <w:t>Ревьюирование</w:t>
-      </w:r>
-      <w:proofErr w:type="spellEnd"/>
-      <w:r>
-        <w:rPr>
-          <w:rFonts w:ascii="Times New Roman" w:hAnsi="Times New Roman" w:cs="Times New Roman"/>
-          <w:sz w:val="24"/>
-          <w:szCs w:val="24"/>
-        </w:rPr>
-        <w:t xml:space="preserve"> программных модулей</w:t>
+        <w:t>ПМ.03 Ревьюирование программных модулей</w:t>
       </w:r>
     </w:p>
     <w:p>
@@ -11006,25 +9689,7 @@
           <w:sz w:val="24"/>
           <w:szCs w:val="24"/>
         </w:rPr>
-        <w:t>Студента(</w:t>
-      </w:r>
-      <w:proofErr w:type="spellStart"/>
-      <w:r>
-        <w:rPr>
-          <w:rFonts w:ascii="Times New Roman" w:hAnsi="Times New Roman" w:cs="Times New Roman"/>
-          <w:sz w:val="24"/>
-          <w:szCs w:val="24"/>
-        </w:rPr>
-        <w:t>ки</w:t>
-      </w:r>
-      <w:proofErr w:type="spellEnd"/>
-      <w:r>
-        <w:rPr>
-          <w:rFonts w:ascii="Times New Roman" w:hAnsi="Times New Roman" w:cs="Times New Roman"/>
-          <w:sz w:val="24"/>
-          <w:szCs w:val="24"/>
-        </w:rPr>
-        <w:t>):</w:t>
+        <w:t>Студента(ки):</w:t>
       </w:r>
     </w:p>
     <w:p>
@@ -11319,25 +9984,7 @@
           <w:sz w:val="24"/>
           <w:szCs w:val="24"/>
         </w:rPr>
-        <w:t>Отчет сдан на проверку: «_____</w:t>
-      </w:r>
-      <w:proofErr w:type="gramStart"/>
-      <w:r>
-        <w:rPr>
-          <w:rFonts w:ascii="Times New Roman" w:hAnsi="Times New Roman" w:cs="Times New Roman"/>
-          <w:sz w:val="24"/>
-          <w:szCs w:val="24"/>
-        </w:rPr>
-        <w:t>_»_</w:t>
-      </w:r>
-      <w:proofErr w:type="gramEnd"/>
-      <w:r>
-        <w:rPr>
-          <w:rFonts w:ascii="Times New Roman" w:hAnsi="Times New Roman" w:cs="Times New Roman"/>
-          <w:sz w:val="24"/>
-          <w:szCs w:val="24"/>
-        </w:rPr>
-        <w:t>___________ 202_г</w:t>
+        <w:t>Отчет сдан на проверку: «______»____________ 202_г</w:t>
       </w:r>
     </w:p>
     <w:p>
@@ -11397,7 +10044,6 @@
         </w:rPr>
         <w:t xml:space="preserve">     оценка прописью </w:t>
       </w:r>
-      <w:proofErr w:type="gramStart"/>
       <w:r>
         <w:rPr>
           <w:rFonts w:ascii="Times New Roman" w:hAnsi="Times New Roman" w:cs="Times New Roman"/>
@@ -11406,17 +10052,7 @@
           <w:vertAlign w:val="superscript"/>
         </w:rPr>
         <w:tab/>
-        <w:t xml:space="preserve">  подпись</w:t>
-      </w:r>
-      <w:proofErr w:type="gramEnd"/>
-      <w:r>
-        <w:rPr>
-          <w:rFonts w:ascii="Times New Roman" w:hAnsi="Times New Roman" w:cs="Times New Roman"/>
-          <w:sz w:val="24"/>
-          <w:szCs w:val="24"/>
-          <w:vertAlign w:val="superscript"/>
-        </w:rPr>
-        <w:t xml:space="preserve"> руководителя практики в группе</w:t>
+        <w:t xml:space="preserve">  подпись руководителя практики в группе</w:t>
       </w:r>
     </w:p>
     <w:p>
@@ -11850,17 +10486,7 @@
           <w:sz w:val="24"/>
           <w:szCs w:val="24"/>
         </w:rPr>
-        <w:t xml:space="preserve">Место проведения практики (Профильная организация), наименование, </w:t>
-      </w:r>
-      <w:proofErr w:type="spellStart"/>
-      <w:proofErr w:type="gramStart"/>
-      <w:r>
-        <w:rPr>
-          <w:rFonts w:ascii="Times New Roman" w:hAnsi="Times New Roman" w:cs="Times New Roman"/>
-          <w:sz w:val="24"/>
-          <w:szCs w:val="24"/>
-        </w:rPr>
-        <w:t>юр</w:t>
+        <w:t>Место проведения практики (Профильная организация), наименование, юр</w:t>
       </w:r>
       <w:r>
         <w:rPr>
@@ -11876,17 +10502,7 @@
           <w:sz w:val="24"/>
           <w:szCs w:val="24"/>
         </w:rPr>
-        <w:t>адрес</w:t>
-      </w:r>
-      <w:proofErr w:type="spellEnd"/>
-      <w:proofErr w:type="gramEnd"/>
-      <w:r>
-        <w:rPr>
-          <w:rFonts w:ascii="Times New Roman" w:hAnsi="Times New Roman" w:cs="Times New Roman"/>
-          <w:sz w:val="24"/>
-          <w:szCs w:val="24"/>
-        </w:rPr>
-        <w:t>, телефон</w:t>
+        <w:t>адрес, телефон</w:t>
       </w:r>
     </w:p>
     <w:p>
@@ -11932,7 +10548,6 @@
         </w:rPr>
         <w:t>Срок прохождения практики: с «</w:t>
       </w:r>
-      <w:proofErr w:type="gramStart"/>
       <w:r>
         <w:rPr>
           <w:rFonts w:ascii="Times New Roman" w:hAnsi="Times New Roman" w:cs="Times New Roman"/>
@@ -11965,7 +10580,6 @@
         </w:rPr>
         <w:t>»</w:t>
       </w:r>
-      <w:proofErr w:type="gramEnd"/>
       <w:r>
         <w:rPr>
           <w:rFonts w:ascii="Times New Roman" w:hAnsi="Times New Roman" w:cs="Times New Roman"/>
@@ -12399,25 +11013,7 @@
                 <w:sz w:val="24"/>
                 <w:szCs w:val="24"/>
               </w:rPr>
-              <w:t xml:space="preserve">Организовывать собственную деятельность, выбирать типовые методы и способы выполнения профессиональных задач, оценивать их эффективность </w:t>
-            </w:r>
-            <w:proofErr w:type="gramStart"/>
-            <w:r>
-              <w:rPr>
-                <w:rFonts w:ascii="Times New Roman" w:hAnsi="Times New Roman" w:cs="Times New Roman"/>
-                <w:sz w:val="24"/>
-                <w:szCs w:val="24"/>
-              </w:rPr>
-              <w:t>и  качество</w:t>
-            </w:r>
-            <w:proofErr w:type="gramEnd"/>
-            <w:r>
-              <w:rPr>
-                <w:rFonts w:ascii="Times New Roman" w:hAnsi="Times New Roman" w:cs="Times New Roman"/>
-                <w:sz w:val="24"/>
-                <w:szCs w:val="24"/>
-              </w:rPr>
-              <w:t>.</w:t>
+              <w:t>Организовывать собственную деятельность, выбирать типовые методы и способы выполнения профессиональных задач, оценивать их эффективность и  качество.</w:t>
             </w:r>
           </w:p>
         </w:tc>
@@ -12749,7 +11345,7 @@
                 <w:sz w:val="24"/>
                 <w:szCs w:val="24"/>
               </w:rPr>
-              <w:t>6</w:t>
+              <w:t>9</w:t>
             </w:r>
             <w:r>
               <w:rPr>
@@ -12760,12 +11356,23 @@
               <w:t>.</w:t>
             </w:r>
             <w:r>
-              <w:rPr>
-                <w:rFonts w:ascii="Times New Roman" w:hAnsi="Times New Roman" w:cs="Times New Roman"/>
-                <w:sz w:val="24"/>
-                <w:szCs w:val="24"/>
-              </w:rPr>
-              <w:t xml:space="preserve"> Работать в коллективе и команде, эффективно общаться с коллегами, руководством, потребителями.</w:t>
+              <w:t xml:space="preserve"> </w:t>
+            </w:r>
+            <w:r>
+              <w:rPr>
+                <w:rFonts w:ascii="Times New Roman" w:hAnsi="Times New Roman" w:cs="Times New Roman"/>
+                <w:sz w:val="24"/>
+                <w:szCs w:val="24"/>
+              </w:rPr>
+              <w:t>Ориентироваться в условиях частой смены технологий в профессиональной деятельности</w:t>
+            </w:r>
+            <w:r>
+              <w:rPr>
+                <w:rFonts w:ascii="Times New Roman" w:hAnsi="Times New Roman" w:cs="Times New Roman"/>
+                <w:sz w:val="24"/>
+                <w:szCs w:val="24"/>
+              </w:rPr>
+              <w:t>.</w:t>
             </w:r>
           </w:p>
         </w:tc>
@@ -12804,295 +11411,8 @@
           </w:p>
         </w:tc>
       </w:tr>
-      <w:tr>
-        <w:tc>
-          <w:tcPr>
-            <w:tcW w:w="5938" w:type="dxa"/>
-          </w:tcPr>
-          <w:p>
-            <w:pPr>
-              <w:pStyle w:val="a4"/>
-              <w:ind w:left="0"/>
-              <w:jc w:val="both"/>
-              <w:rPr>
-                <w:rFonts w:ascii="Times New Roman" w:hAnsi="Times New Roman" w:cs="Times New Roman"/>
-                <w:sz w:val="24"/>
-                <w:szCs w:val="24"/>
-              </w:rPr>
-            </w:pPr>
-            <w:r>
-              <w:rPr>
-                <w:rFonts w:ascii="Times New Roman" w:hAnsi="Times New Roman" w:cs="Times New Roman"/>
-                <w:sz w:val="24"/>
-                <w:szCs w:val="24"/>
-              </w:rPr>
-              <w:t xml:space="preserve">ОК </w:t>
-            </w:r>
-            <w:r>
-              <w:rPr>
-                <w:rFonts w:ascii="Times New Roman" w:hAnsi="Times New Roman" w:cs="Times New Roman"/>
-                <w:sz w:val="24"/>
-                <w:szCs w:val="24"/>
-              </w:rPr>
-              <w:t>7</w:t>
-            </w:r>
-            <w:r>
-              <w:rPr>
-                <w:rFonts w:ascii="Times New Roman" w:hAnsi="Times New Roman" w:cs="Times New Roman"/>
-                <w:sz w:val="24"/>
-                <w:szCs w:val="24"/>
-              </w:rPr>
-              <w:t>.</w:t>
-            </w:r>
-            <w:r>
-              <w:rPr>
-                <w:rFonts w:ascii="Times New Roman" w:hAnsi="Times New Roman" w:cs="Times New Roman"/>
-                <w:sz w:val="24"/>
-                <w:szCs w:val="24"/>
-              </w:rPr>
-              <w:t xml:space="preserve"> Брать на себя ответственность за работу членов команды (подчиненных), результат выполнения заданий.</w:t>
-            </w:r>
-          </w:p>
-        </w:tc>
-        <w:tc>
-          <w:tcPr>
-            <w:tcW w:w="1701" w:type="dxa"/>
-          </w:tcPr>
-          <w:p>
-            <w:pPr>
-              <w:pStyle w:val="a4"/>
-              <w:ind w:left="0"/>
-              <w:jc w:val="center"/>
-              <w:rPr>
-                <w:rFonts w:ascii="Times New Roman" w:hAnsi="Times New Roman" w:cs="Times New Roman"/>
-                <w:sz w:val="24"/>
-                <w:szCs w:val="24"/>
-              </w:rPr>
-            </w:pPr>
-          </w:p>
-        </w:tc>
-        <w:tc>
-          <w:tcPr>
-            <w:tcW w:w="1836" w:type="dxa"/>
-          </w:tcPr>
-          <w:p>
-            <w:pPr>
-              <w:pStyle w:val="a4"/>
-              <w:ind w:left="0"/>
-              <w:jc w:val="both"/>
-              <w:rPr>
-                <w:rFonts w:ascii="Times New Roman" w:hAnsi="Times New Roman" w:cs="Times New Roman"/>
-                <w:sz w:val="24"/>
-                <w:szCs w:val="24"/>
-              </w:rPr>
-            </w:pPr>
-          </w:p>
-        </w:tc>
-      </w:tr>
-      <w:tr>
-        <w:tc>
-          <w:tcPr>
-            <w:tcW w:w="5938" w:type="dxa"/>
-          </w:tcPr>
-          <w:p>
-            <w:pPr>
-              <w:pStyle w:val="a4"/>
-              <w:ind w:left="0"/>
-              <w:jc w:val="both"/>
-              <w:rPr>
-                <w:rFonts w:ascii="Times New Roman" w:hAnsi="Times New Roman" w:cs="Times New Roman"/>
-                <w:sz w:val="24"/>
-                <w:szCs w:val="24"/>
-              </w:rPr>
-            </w:pPr>
-            <w:r>
-              <w:rPr>
-                <w:rFonts w:ascii="Times New Roman" w:hAnsi="Times New Roman" w:cs="Times New Roman"/>
-                <w:sz w:val="24"/>
-                <w:szCs w:val="24"/>
-              </w:rPr>
-              <w:t xml:space="preserve">ОК </w:t>
-            </w:r>
-            <w:r>
-              <w:rPr>
-                <w:rFonts w:ascii="Times New Roman" w:hAnsi="Times New Roman" w:cs="Times New Roman"/>
-                <w:sz w:val="24"/>
-                <w:szCs w:val="24"/>
-              </w:rPr>
-              <w:t>8</w:t>
-            </w:r>
-            <w:r>
-              <w:rPr>
-                <w:rFonts w:ascii="Times New Roman" w:hAnsi="Times New Roman" w:cs="Times New Roman"/>
-                <w:sz w:val="24"/>
-                <w:szCs w:val="24"/>
-              </w:rPr>
-              <w:t>.</w:t>
-            </w:r>
-            <w:r>
-              <w:t xml:space="preserve"> </w:t>
-            </w:r>
-            <w:r>
-              <w:rPr>
-                <w:rFonts w:ascii="Times New Roman" w:hAnsi="Times New Roman" w:cs="Times New Roman"/>
-                <w:sz w:val="24"/>
-                <w:szCs w:val="24"/>
-              </w:rPr>
-              <w:t>Самостоятельно определять задачи профес</w:t>
-            </w:r>
-            <w:r>
-              <w:rPr>
-                <w:rFonts w:ascii="Times New Roman" w:hAnsi="Times New Roman" w:cs="Times New Roman"/>
-                <w:sz w:val="24"/>
-                <w:szCs w:val="24"/>
-              </w:rPr>
-              <w:softHyphen/>
-              <w:t>сио</w:t>
-            </w:r>
-            <w:r>
-              <w:rPr>
-                <w:rFonts w:ascii="Times New Roman" w:hAnsi="Times New Roman" w:cs="Times New Roman"/>
-                <w:sz w:val="24"/>
-                <w:szCs w:val="24"/>
-              </w:rPr>
-              <w:softHyphen/>
-              <w:t>нального и личностного развития, заниматься самообразованием, осознанно планировать повышение квалификации.</w:t>
-            </w:r>
-          </w:p>
-        </w:tc>
-        <w:tc>
-          <w:tcPr>
-            <w:tcW w:w="1701" w:type="dxa"/>
-          </w:tcPr>
-          <w:p>
-            <w:pPr>
-              <w:pStyle w:val="a4"/>
-              <w:ind w:left="0"/>
-              <w:jc w:val="center"/>
-              <w:rPr>
-                <w:rFonts w:ascii="Times New Roman" w:hAnsi="Times New Roman" w:cs="Times New Roman"/>
-                <w:sz w:val="24"/>
-                <w:szCs w:val="24"/>
-              </w:rPr>
-            </w:pPr>
-          </w:p>
-        </w:tc>
-        <w:tc>
-          <w:tcPr>
-            <w:tcW w:w="1836" w:type="dxa"/>
-          </w:tcPr>
-          <w:p>
-            <w:pPr>
-              <w:pStyle w:val="a4"/>
-              <w:ind w:left="0"/>
-              <w:jc w:val="both"/>
-              <w:rPr>
-                <w:rFonts w:ascii="Times New Roman" w:hAnsi="Times New Roman" w:cs="Times New Roman"/>
-                <w:sz w:val="24"/>
-                <w:szCs w:val="24"/>
-              </w:rPr>
-            </w:pPr>
-          </w:p>
-        </w:tc>
-      </w:tr>
-      <w:tr>
-        <w:tc>
-          <w:tcPr>
-            <w:tcW w:w="5938" w:type="dxa"/>
-          </w:tcPr>
-          <w:p>
-            <w:pPr>
-              <w:pStyle w:val="a4"/>
-              <w:ind w:left="0"/>
-              <w:jc w:val="both"/>
-              <w:rPr>
-                <w:rFonts w:ascii="Times New Roman" w:hAnsi="Times New Roman" w:cs="Times New Roman"/>
-                <w:sz w:val="24"/>
-                <w:szCs w:val="24"/>
-              </w:rPr>
-            </w:pPr>
-            <w:r>
-              <w:rPr>
-                <w:rFonts w:ascii="Times New Roman" w:hAnsi="Times New Roman" w:cs="Times New Roman"/>
-                <w:sz w:val="24"/>
-                <w:szCs w:val="24"/>
-              </w:rPr>
-              <w:t xml:space="preserve">ОК </w:t>
-            </w:r>
-            <w:r>
-              <w:rPr>
-                <w:rFonts w:ascii="Times New Roman" w:hAnsi="Times New Roman" w:cs="Times New Roman"/>
-                <w:sz w:val="24"/>
-                <w:szCs w:val="24"/>
-              </w:rPr>
-              <w:t>9</w:t>
-            </w:r>
-            <w:r>
-              <w:rPr>
-                <w:rFonts w:ascii="Times New Roman" w:hAnsi="Times New Roman" w:cs="Times New Roman"/>
-                <w:sz w:val="24"/>
-                <w:szCs w:val="24"/>
-              </w:rPr>
-              <w:t>.</w:t>
-            </w:r>
-            <w:r>
-              <w:t xml:space="preserve"> </w:t>
-            </w:r>
-            <w:r>
-              <w:rPr>
-                <w:rFonts w:ascii="Times New Roman" w:hAnsi="Times New Roman" w:cs="Times New Roman"/>
-                <w:sz w:val="24"/>
-                <w:szCs w:val="24"/>
-              </w:rPr>
-              <w:t>Ориентироваться в условиях частой смены технологий в профессиональной деятельности</w:t>
-            </w:r>
-            <w:r>
-              <w:rPr>
-                <w:rFonts w:ascii="Times New Roman" w:hAnsi="Times New Roman" w:cs="Times New Roman"/>
-                <w:sz w:val="24"/>
-                <w:szCs w:val="24"/>
-              </w:rPr>
-              <w:t>.</w:t>
-            </w:r>
-          </w:p>
-        </w:tc>
-        <w:tc>
-          <w:tcPr>
-            <w:tcW w:w="1701" w:type="dxa"/>
-          </w:tcPr>
-          <w:p>
-            <w:pPr>
-              <w:pStyle w:val="a4"/>
-              <w:ind w:left="0"/>
-              <w:jc w:val="center"/>
-              <w:rPr>
-                <w:rFonts w:ascii="Times New Roman" w:hAnsi="Times New Roman" w:cs="Times New Roman"/>
-                <w:sz w:val="24"/>
-                <w:szCs w:val="24"/>
-              </w:rPr>
-            </w:pPr>
-          </w:p>
-        </w:tc>
-        <w:tc>
-          <w:tcPr>
-            <w:tcW w:w="1836" w:type="dxa"/>
-          </w:tcPr>
-          <w:p>
-            <w:pPr>
-              <w:pStyle w:val="a4"/>
-              <w:ind w:left="0"/>
-              <w:jc w:val="both"/>
-              <w:rPr>
-                <w:rFonts w:ascii="Times New Roman" w:hAnsi="Times New Roman" w:cs="Times New Roman"/>
-                <w:sz w:val="24"/>
-                <w:szCs w:val="24"/>
-              </w:rPr>
-            </w:pPr>
-          </w:p>
-        </w:tc>
-      </w:tr>
-      <w:bookmarkEnd w:id="0"/>
     </w:tbl>
+    <w:bookmarkEnd w:id="0"/>
     <w:p>
       <w:pPr>
         <w:pStyle w:val="a4"/>
@@ -13104,6 +11424,14 @@
           <w:szCs w:val="24"/>
         </w:rPr>
       </w:pPr>
+      <w:r>
+        <w:rPr>
+          <w:rFonts w:ascii="Times New Roman" w:hAnsi="Times New Roman" w:cs="Times New Roman"/>
+          <w:sz w:val="24"/>
+          <w:szCs w:val="24"/>
+        </w:rPr>
+        <w:t>Примечание: в колонке «Уровень освоения» в графе «Оценки руководителя» руководитель практики указывает «1» - низкий уровень освоения; «2» - средний уровень освоения; «3» - высокий уровень освоения.</w:t>
+      </w:r>
     </w:p>
     <w:p>
       <w:pPr>
@@ -13122,7 +11450,7 @@
           <w:sz w:val="24"/>
           <w:szCs w:val="24"/>
         </w:rPr>
-        <w:t>Примечание: в колонке «Уровень освоения» в графе «Оценки руководителя» руководитель практики указывает «1» - низкий уровень освоения; «2» - средний уровень освоения; «3» - высокий уровень освоения.</w:t>
+        <w:t>В графе «Самооценка» обучающийся самостоятельно указывает уровень освоения.</w:t>
       </w:r>
     </w:p>
     <w:p>
@@ -13142,7 +11470,7 @@
           <w:sz w:val="24"/>
           <w:szCs w:val="24"/>
         </w:rPr>
-        <w:t>В графе «Самооценка» обучающийся самостоятельно указывает уровень освоения.</w:t>
+        <w:t>Подпись руководителя практики от организации (базы практики):</w:t>
       </w:r>
     </w:p>
     <w:p>
@@ -13156,14 +11484,6 @@
           <w:szCs w:val="24"/>
         </w:rPr>
       </w:pPr>
-      <w:r>
-        <w:rPr>
-          <w:rFonts w:ascii="Times New Roman" w:hAnsi="Times New Roman" w:cs="Times New Roman"/>
-          <w:sz w:val="24"/>
-          <w:szCs w:val="24"/>
-        </w:rPr>
-        <w:t>Подпись руководителя практики от организации (базы практики):</w:t>
-      </w:r>
     </w:p>
     <w:p>
       <w:pPr>
@@ -13188,6 +11508,14 @@
           <w:szCs w:val="24"/>
         </w:rPr>
       </w:pPr>
+      <w:r>
+        <w:rPr>
+          <w:rFonts w:ascii="Times New Roman" w:hAnsi="Times New Roman" w:cs="Times New Roman"/>
+          <w:sz w:val="24"/>
+          <w:szCs w:val="24"/>
+        </w:rPr>
+        <w:t>Ф.И.О. _________________________________</w:t>
+      </w:r>
     </w:p>
     <w:p>
       <w:pPr>
@@ -13200,15 +11528,6 @@
           <w:szCs w:val="24"/>
         </w:rPr>
       </w:pPr>
-      <w:r>
-        <w:rPr>
-          <w:rFonts w:ascii="Times New Roman" w:hAnsi="Times New Roman" w:cs="Times New Roman"/>
-          <w:sz w:val="24"/>
-          <w:szCs w:val="24"/>
-        </w:rPr>
-        <w:lastRenderedPageBreak/>
-        <w:t>Ф.И.О. _________________________________</w:t>
-      </w:r>
     </w:p>
     <w:p>
       <w:pPr>
@@ -13221,6 +11540,14 @@
           <w:szCs w:val="24"/>
         </w:rPr>
       </w:pPr>
+      <w:r>
+        <w:rPr>
+          <w:rFonts w:ascii="Times New Roman" w:hAnsi="Times New Roman" w:cs="Times New Roman"/>
+          <w:sz w:val="24"/>
+          <w:szCs w:val="24"/>
+        </w:rPr>
+        <w:t>Должность__________________________</w:t>
+      </w:r>
     </w:p>
     <w:p>
       <w:pPr>
@@ -13233,14 +11560,6 @@
           <w:szCs w:val="24"/>
         </w:rPr>
       </w:pPr>
-      <w:r>
-        <w:rPr>
-          <w:rFonts w:ascii="Times New Roman" w:hAnsi="Times New Roman" w:cs="Times New Roman"/>
-          <w:sz w:val="24"/>
-          <w:szCs w:val="24"/>
-        </w:rPr>
-        <w:t>Должность__________________________</w:t>
-      </w:r>
     </w:p>
     <w:p>
       <w:pPr>
@@ -13265,18 +11584,6 @@
           <w:szCs w:val="24"/>
         </w:rPr>
       </w:pPr>
-    </w:p>
-    <w:p>
-      <w:pPr>
-        <w:pStyle w:val="a4"/>
-        <w:spacing w:after="0" w:line="240" w:lineRule="auto"/>
-        <w:jc w:val="both"/>
-        <w:rPr>
-          <w:rFonts w:ascii="Times New Roman" w:hAnsi="Times New Roman" w:cs="Times New Roman"/>
-          <w:sz w:val="24"/>
-          <w:szCs w:val="24"/>
-        </w:rPr>
-      </w:pPr>
       <w:r>
         <w:rPr>
           <w:rFonts w:ascii="Times New Roman" w:hAnsi="Times New Roman" w:cs="Times New Roman"/>
@@ -13341,25 +11648,7 @@
           <w:sz w:val="24"/>
           <w:szCs w:val="24"/>
         </w:rPr>
-        <w:t>«__</w:t>
-      </w:r>
-      <w:proofErr w:type="gramStart"/>
-      <w:r>
-        <w:rPr>
-          <w:rFonts w:ascii="Times New Roman" w:hAnsi="Times New Roman" w:cs="Times New Roman"/>
-          <w:sz w:val="24"/>
-          <w:szCs w:val="24"/>
-        </w:rPr>
-        <w:t>_»_</w:t>
-      </w:r>
-      <w:proofErr w:type="gramEnd"/>
-      <w:r>
-        <w:rPr>
-          <w:rFonts w:ascii="Times New Roman" w:hAnsi="Times New Roman" w:cs="Times New Roman"/>
-          <w:sz w:val="24"/>
-          <w:szCs w:val="24"/>
-        </w:rPr>
-        <w:t>__________20__г.</w:t>
+        <w:t>«___»___________20__г.</w:t>
       </w:r>
     </w:p>
     <w:p>
@@ -13625,17 +11914,7 @@
           <w:sz w:val="24"/>
           <w:szCs w:val="24"/>
         </w:rPr>
-        <w:t xml:space="preserve">Место проведения практики (Профильная организация), наименование, </w:t>
-      </w:r>
-      <w:proofErr w:type="spellStart"/>
-      <w:proofErr w:type="gramStart"/>
-      <w:r>
-        <w:rPr>
-          <w:rFonts w:ascii="Times New Roman" w:hAnsi="Times New Roman" w:cs="Times New Roman"/>
-          <w:sz w:val="24"/>
-          <w:szCs w:val="24"/>
-        </w:rPr>
-        <w:t>юр</w:t>
+        <w:t>Место проведения практики (Профильная организация), наименование, юр</w:t>
       </w:r>
       <w:r>
         <w:rPr>
@@ -13651,17 +11930,7 @@
           <w:sz w:val="24"/>
           <w:szCs w:val="24"/>
         </w:rPr>
-        <w:t>адрес</w:t>
-      </w:r>
-      <w:proofErr w:type="spellEnd"/>
-      <w:proofErr w:type="gramEnd"/>
-      <w:r>
-        <w:rPr>
-          <w:rFonts w:ascii="Times New Roman" w:hAnsi="Times New Roman" w:cs="Times New Roman"/>
-          <w:sz w:val="24"/>
-          <w:szCs w:val="24"/>
-        </w:rPr>
-        <w:t>, телефон</w:t>
+        <w:t>адрес, телефон</w:t>
       </w:r>
     </w:p>
     <w:p>
@@ -13705,16 +11974,7 @@
           <w:sz w:val="24"/>
           <w:szCs w:val="24"/>
         </w:rPr>
-        <w:t xml:space="preserve">Срок прохождения практики: с </w:t>
-      </w:r>
-      <w:proofErr w:type="gramStart"/>
-      <w:r>
-        <w:rPr>
-          <w:rFonts w:ascii="Times New Roman" w:hAnsi="Times New Roman" w:cs="Times New Roman"/>
-          <w:sz w:val="24"/>
-          <w:szCs w:val="24"/>
-        </w:rPr>
-        <w:t>«</w:t>
+        <w:t>Срок прохождения практики: с «</w:t>
       </w:r>
       <w:r>
         <w:rPr>
@@ -13740,7 +12000,6 @@
         </w:rPr>
         <w:t>1</w:t>
       </w:r>
-      <w:proofErr w:type="gramEnd"/>
       <w:r>
         <w:rPr>
           <w:rFonts w:ascii="Times New Roman" w:hAnsi="Times New Roman" w:cs="Times New Roman"/>
@@ -13961,7 +12220,7 @@
       <w:tr>
         <w:tc>
           <w:tcPr>
-            <w:tcW w:w="6091" w:type="dxa"/>
+            <w:tcW w:w="5930" w:type="dxa"/>
             <w:vMerge w:val="restart"/>
           </w:tcPr>
           <w:p>
@@ -13991,7 +12250,7 @@
         </w:tc>
         <w:tc>
           <w:tcPr>
-            <w:tcW w:w="3384" w:type="dxa"/>
+            <w:tcW w:w="3545" w:type="dxa"/>
             <w:gridSpan w:val="2"/>
           </w:tcPr>
           <w:p>
@@ -14023,7 +12282,7 @@
       <w:tr>
         <w:tc>
           <w:tcPr>
-            <w:tcW w:w="6091" w:type="dxa"/>
+            <w:tcW w:w="5930" w:type="dxa"/>
             <w:vMerge/>
           </w:tcPr>
           <w:p>
@@ -14041,7 +12300,7 @@
         </w:tc>
         <w:tc>
           <w:tcPr>
-            <w:tcW w:w="1831" w:type="dxa"/>
+            <w:tcW w:w="1819" w:type="dxa"/>
           </w:tcPr>
           <w:p>
             <w:pPr>
@@ -14070,7 +12329,7 @@
         </w:tc>
         <w:tc>
           <w:tcPr>
-            <w:tcW w:w="1553" w:type="dxa"/>
+            <w:tcW w:w="1726" w:type="dxa"/>
           </w:tcPr>
           <w:p>
             <w:pPr>
@@ -14101,7 +12360,7 @@
       <w:tr>
         <w:tc>
           <w:tcPr>
-            <w:tcW w:w="6091" w:type="dxa"/>
+            <w:tcW w:w="5930" w:type="dxa"/>
           </w:tcPr>
           <w:p>
             <w:pPr>
@@ -14142,7 +12401,7 @@
         </w:tc>
         <w:tc>
           <w:tcPr>
-            <w:tcW w:w="1831" w:type="dxa"/>
+            <w:tcW w:w="1819" w:type="dxa"/>
           </w:tcPr>
           <w:p>
             <w:pPr>
@@ -14159,7 +12418,7 @@
         </w:tc>
         <w:tc>
           <w:tcPr>
-            <w:tcW w:w="1553" w:type="dxa"/>
+            <w:tcW w:w="1726" w:type="dxa"/>
           </w:tcPr>
           <w:p>
             <w:pPr>
@@ -14178,7 +12437,7 @@
       <w:tr>
         <w:tc>
           <w:tcPr>
-            <w:tcW w:w="6091" w:type="dxa"/>
+            <w:tcW w:w="5930" w:type="dxa"/>
           </w:tcPr>
           <w:p>
             <w:pPr>
@@ -14213,18 +12472,8 @@
                 <w:sz w:val="24"/>
                 <w:szCs w:val="24"/>
               </w:rPr>
-              <w:t xml:space="preserve">Организовывать собственную деятельность, выбирать типовые методы и способы выполнения профессиональных задач, оценивать их эффективность </w:t>
-            </w:r>
-            <w:proofErr w:type="gramStart"/>
-            <w:r>
-              <w:rPr>
-                <w:rFonts w:ascii="Times New Roman" w:hAnsi="Times New Roman" w:cs="Times New Roman"/>
-                <w:sz w:val="24"/>
-                <w:szCs w:val="24"/>
-              </w:rPr>
-              <w:t>и  качество</w:t>
-            </w:r>
-            <w:proofErr w:type="gramEnd"/>
+              <w:t>Организовывать собственную деятельность, выбирать типовые методы и способы выполнения профессиональных задач, оценивать их эффективность и  качество</w:t>
+            </w:r>
             <w:r>
               <w:rPr>
                 <w:rFonts w:ascii="Times New Roman" w:hAnsi="Times New Roman" w:cs="Times New Roman"/>
@@ -14237,7 +12486,7 @@
         </w:tc>
         <w:tc>
           <w:tcPr>
-            <w:tcW w:w="1831" w:type="dxa"/>
+            <w:tcW w:w="1819" w:type="dxa"/>
           </w:tcPr>
           <w:p>
             <w:pPr>
@@ -14254,7 +12503,7 @@
         </w:tc>
         <w:tc>
           <w:tcPr>
-            <w:tcW w:w="1553" w:type="dxa"/>
+            <w:tcW w:w="1726" w:type="dxa"/>
           </w:tcPr>
           <w:p>
             <w:pPr>
@@ -14273,7 +12522,7 @@
       <w:tr>
         <w:tc>
           <w:tcPr>
-            <w:tcW w:w="6091" w:type="dxa"/>
+            <w:tcW w:w="5930" w:type="dxa"/>
           </w:tcPr>
           <w:p>
             <w:pPr>
@@ -14338,7 +12587,7 @@
         </w:tc>
         <w:tc>
           <w:tcPr>
-            <w:tcW w:w="1831" w:type="dxa"/>
+            <w:tcW w:w="1819" w:type="dxa"/>
           </w:tcPr>
           <w:p>
             <w:pPr>
@@ -14355,7 +12604,7 @@
         </w:tc>
         <w:tc>
           <w:tcPr>
-            <w:tcW w:w="1553" w:type="dxa"/>
+            <w:tcW w:w="1726" w:type="dxa"/>
           </w:tcPr>
           <w:p>
             <w:pPr>
@@ -14374,7 +12623,7 @@
       <w:tr>
         <w:tc>
           <w:tcPr>
-            <w:tcW w:w="6091" w:type="dxa"/>
+            <w:tcW w:w="5930" w:type="dxa"/>
           </w:tcPr>
           <w:p>
             <w:pPr>
@@ -14423,7 +12672,7 @@
         </w:tc>
         <w:tc>
           <w:tcPr>
-            <w:tcW w:w="1831" w:type="dxa"/>
+            <w:tcW w:w="1819" w:type="dxa"/>
           </w:tcPr>
           <w:p>
             <w:pPr>
@@ -14440,7 +12689,7 @@
         </w:tc>
         <w:tc>
           <w:tcPr>
-            <w:tcW w:w="1553" w:type="dxa"/>
+            <w:tcW w:w="1726" w:type="dxa"/>
           </w:tcPr>
           <w:p>
             <w:pPr>
@@ -14459,7 +12708,7 @@
       <w:tr>
         <w:tc>
           <w:tcPr>
-            <w:tcW w:w="6091" w:type="dxa"/>
+            <w:tcW w:w="5930" w:type="dxa"/>
           </w:tcPr>
           <w:p>
             <w:pPr>
@@ -14524,7 +12773,7 @@
         </w:tc>
         <w:tc>
           <w:tcPr>
-            <w:tcW w:w="1831" w:type="dxa"/>
+            <w:tcW w:w="1819" w:type="dxa"/>
           </w:tcPr>
           <w:p>
             <w:pPr>
@@ -14541,7 +12790,7 @@
         </w:tc>
         <w:tc>
           <w:tcPr>
-            <w:tcW w:w="1553" w:type="dxa"/>
+            <w:tcW w:w="1726" w:type="dxa"/>
           </w:tcPr>
           <w:p>
             <w:pPr>
@@ -14560,7 +12809,7 @@
       <w:tr>
         <w:tc>
           <w:tcPr>
-            <w:tcW w:w="6091" w:type="dxa"/>
+            <w:tcW w:w="5930" w:type="dxa"/>
           </w:tcPr>
           <w:p>
             <w:pPr>
@@ -14587,7 +12836,7 @@
                 <w:sz w:val="24"/>
                 <w:szCs w:val="24"/>
               </w:rPr>
-              <w:t>6</w:t>
+              <w:t>9</w:t>
             </w:r>
             <w:r>
               <w:rPr>
@@ -14598,11 +12847,6 @@
               <w:t>.</w:t>
             </w:r>
             <w:r>
-              <w:rPr>
-                <w:rFonts w:ascii="Times New Roman" w:hAnsi="Times New Roman" w:cs="Times New Roman"/>
-                <w:sz w:val="24"/>
-                <w:szCs w:val="24"/>
-              </w:rPr>
               <w:t xml:space="preserve"> </w:t>
             </w:r>
             <w:r>
@@ -14611,7 +12855,7 @@
                 <w:sz w:val="24"/>
                 <w:szCs w:val="24"/>
               </w:rPr>
-              <w:t>Работать в коллективе и команде, эффективно общаться с коллегами, руководством, потребителями</w:t>
+              <w:t>Ориентироваться в условиях частой смены технологий в профессиональной деятельности</w:t>
             </w:r>
             <w:r>
               <w:rPr>
@@ -14625,7 +12869,7 @@
         </w:tc>
         <w:tc>
           <w:tcPr>
-            <w:tcW w:w="1831" w:type="dxa"/>
+            <w:tcW w:w="1819" w:type="dxa"/>
           </w:tcPr>
           <w:p>
             <w:pPr>
@@ -14642,7 +12886,7 @@
         </w:tc>
         <w:tc>
           <w:tcPr>
-            <w:tcW w:w="1553" w:type="dxa"/>
+            <w:tcW w:w="1726" w:type="dxa"/>
           </w:tcPr>
           <w:p>
             <w:pPr>
@@ -14658,309 +12902,6 @@
           </w:p>
         </w:tc>
       </w:tr>
-      <w:tr>
-        <w:tc>
-          <w:tcPr>
-            <w:tcW w:w="6091" w:type="dxa"/>
-          </w:tcPr>
-          <w:p>
-            <w:pPr>
-              <w:pStyle w:val="a4"/>
-              <w:ind w:left="0"/>
-              <w:jc w:val="both"/>
-              <w:rPr>
-                <w:rFonts w:ascii="Times New Roman" w:hAnsi="Times New Roman" w:cs="Times New Roman"/>
-                <w:sz w:val="24"/>
-                <w:szCs w:val="24"/>
-              </w:rPr>
-            </w:pPr>
-            <w:r>
-              <w:rPr>
-                <w:rFonts w:ascii="Times New Roman" w:hAnsi="Times New Roman" w:cs="Times New Roman"/>
-                <w:sz w:val="24"/>
-                <w:szCs w:val="24"/>
-              </w:rPr>
-              <w:t xml:space="preserve">ОК </w:t>
-            </w:r>
-            <w:r>
-              <w:rPr>
-                <w:rFonts w:ascii="Times New Roman" w:hAnsi="Times New Roman" w:cs="Times New Roman"/>
-                <w:sz w:val="24"/>
-                <w:szCs w:val="24"/>
-              </w:rPr>
-              <w:t>7</w:t>
-            </w:r>
-            <w:r>
-              <w:rPr>
-                <w:rFonts w:ascii="Times New Roman" w:hAnsi="Times New Roman" w:cs="Times New Roman"/>
-                <w:sz w:val="24"/>
-                <w:szCs w:val="24"/>
-              </w:rPr>
-              <w:t>.</w:t>
-            </w:r>
-            <w:r>
-              <w:rPr>
-                <w:rFonts w:ascii="Times New Roman" w:hAnsi="Times New Roman" w:cs="Times New Roman"/>
-                <w:sz w:val="24"/>
-                <w:szCs w:val="24"/>
-              </w:rPr>
-              <w:t xml:space="preserve"> Брать на себя ответственность за работу членов команды (подчиненных), результат выполнения заданий</w:t>
-            </w:r>
-            <w:r>
-              <w:rPr>
-                <w:rFonts w:ascii="Times New Roman" w:hAnsi="Times New Roman" w:cs="Times New Roman"/>
-                <w:sz w:val="24"/>
-                <w:szCs w:val="24"/>
-              </w:rPr>
-              <w:t>.</w:t>
-            </w:r>
-          </w:p>
-        </w:tc>
-        <w:tc>
-          <w:tcPr>
-            <w:tcW w:w="1831" w:type="dxa"/>
-          </w:tcPr>
-          <w:p>
-            <w:pPr>
-              <w:pStyle w:val="a4"/>
-              <w:ind w:left="0"/>
-              <w:jc w:val="center"/>
-              <w:rPr>
-                <w:rFonts w:ascii="Times New Roman" w:hAnsi="Times New Roman" w:cs="Times New Roman"/>
-                <w:sz w:val="24"/>
-                <w:szCs w:val="24"/>
-              </w:rPr>
-            </w:pPr>
-          </w:p>
-        </w:tc>
-        <w:tc>
-          <w:tcPr>
-            <w:tcW w:w="1553" w:type="dxa"/>
-          </w:tcPr>
-          <w:p>
-            <w:pPr>
-              <w:pStyle w:val="a4"/>
-              <w:ind w:left="0"/>
-              <w:jc w:val="both"/>
-              <w:rPr>
-                <w:rFonts w:ascii="Times New Roman" w:hAnsi="Times New Roman" w:cs="Times New Roman"/>
-                <w:sz w:val="24"/>
-                <w:szCs w:val="24"/>
-              </w:rPr>
-            </w:pPr>
-          </w:p>
-        </w:tc>
-      </w:tr>
-      <w:tr>
-        <w:tc>
-          <w:tcPr>
-            <w:tcW w:w="6091" w:type="dxa"/>
-          </w:tcPr>
-          <w:p>
-            <w:pPr>
-              <w:pStyle w:val="a4"/>
-              <w:ind w:left="0"/>
-              <w:jc w:val="both"/>
-              <w:rPr>
-                <w:rFonts w:ascii="Times New Roman" w:hAnsi="Times New Roman" w:cs="Times New Roman"/>
-                <w:sz w:val="24"/>
-                <w:szCs w:val="24"/>
-              </w:rPr>
-            </w:pPr>
-            <w:r>
-              <w:rPr>
-                <w:rFonts w:ascii="Times New Roman" w:hAnsi="Times New Roman" w:cs="Times New Roman"/>
-                <w:sz w:val="24"/>
-                <w:szCs w:val="24"/>
-              </w:rPr>
-              <w:t xml:space="preserve">ОК </w:t>
-            </w:r>
-            <w:r>
-              <w:rPr>
-                <w:rFonts w:ascii="Times New Roman" w:hAnsi="Times New Roman" w:cs="Times New Roman"/>
-                <w:sz w:val="24"/>
-                <w:szCs w:val="24"/>
-              </w:rPr>
-              <w:t>8</w:t>
-            </w:r>
-            <w:r>
-              <w:rPr>
-                <w:rFonts w:ascii="Times New Roman" w:hAnsi="Times New Roman" w:cs="Times New Roman"/>
-                <w:sz w:val="24"/>
-                <w:szCs w:val="24"/>
-              </w:rPr>
-              <w:t>.</w:t>
-            </w:r>
-            <w:r>
-              <w:t xml:space="preserve"> </w:t>
-            </w:r>
-            <w:r>
-              <w:rPr>
-                <w:rFonts w:ascii="Times New Roman" w:hAnsi="Times New Roman" w:cs="Times New Roman"/>
-                <w:sz w:val="24"/>
-                <w:szCs w:val="24"/>
-              </w:rPr>
-              <w:t>Самостоятельно определять задачи профес</w:t>
-            </w:r>
-            <w:r>
-              <w:rPr>
-                <w:rFonts w:ascii="Times New Roman" w:hAnsi="Times New Roman" w:cs="Times New Roman"/>
-                <w:sz w:val="24"/>
-                <w:szCs w:val="24"/>
-              </w:rPr>
-              <w:softHyphen/>
-              <w:t>сио</w:t>
-            </w:r>
-            <w:r>
-              <w:rPr>
-                <w:rFonts w:ascii="Times New Roman" w:hAnsi="Times New Roman" w:cs="Times New Roman"/>
-                <w:sz w:val="24"/>
-                <w:szCs w:val="24"/>
-              </w:rPr>
-              <w:softHyphen/>
-              <w:t>нального и личностного развития, заниматься самообразованием, осознанно планировать повышение квалификации</w:t>
-            </w:r>
-            <w:r>
-              <w:rPr>
-                <w:rFonts w:ascii="Times New Roman" w:hAnsi="Times New Roman" w:cs="Times New Roman"/>
-                <w:sz w:val="24"/>
-                <w:szCs w:val="24"/>
-              </w:rPr>
-              <w:t>.</w:t>
-            </w:r>
-          </w:p>
-        </w:tc>
-        <w:tc>
-          <w:tcPr>
-            <w:tcW w:w="1831" w:type="dxa"/>
-          </w:tcPr>
-          <w:p>
-            <w:pPr>
-              <w:pStyle w:val="a4"/>
-              <w:ind w:left="0"/>
-              <w:jc w:val="center"/>
-              <w:rPr>
-                <w:rFonts w:ascii="Times New Roman" w:hAnsi="Times New Roman" w:cs="Times New Roman"/>
-                <w:sz w:val="24"/>
-                <w:szCs w:val="24"/>
-              </w:rPr>
-            </w:pPr>
-          </w:p>
-        </w:tc>
-        <w:tc>
-          <w:tcPr>
-            <w:tcW w:w="1553" w:type="dxa"/>
-          </w:tcPr>
-          <w:p>
-            <w:pPr>
-              <w:pStyle w:val="a4"/>
-              <w:ind w:left="0"/>
-              <w:jc w:val="both"/>
-              <w:rPr>
-                <w:rFonts w:ascii="Times New Roman" w:hAnsi="Times New Roman" w:cs="Times New Roman"/>
-                <w:sz w:val="24"/>
-                <w:szCs w:val="24"/>
-              </w:rPr>
-            </w:pPr>
-          </w:p>
-        </w:tc>
-      </w:tr>
-      <w:tr>
-        <w:tc>
-          <w:tcPr>
-            <w:tcW w:w="6091" w:type="dxa"/>
-          </w:tcPr>
-          <w:p>
-            <w:pPr>
-              <w:pStyle w:val="a4"/>
-              <w:ind w:left="0"/>
-              <w:jc w:val="both"/>
-              <w:rPr>
-                <w:rFonts w:ascii="Times New Roman" w:hAnsi="Times New Roman" w:cs="Times New Roman"/>
-                <w:sz w:val="24"/>
-                <w:szCs w:val="24"/>
-              </w:rPr>
-            </w:pPr>
-            <w:r>
-              <w:rPr>
-                <w:rFonts w:ascii="Times New Roman" w:hAnsi="Times New Roman" w:cs="Times New Roman"/>
-                <w:sz w:val="24"/>
-                <w:szCs w:val="24"/>
-              </w:rPr>
-              <w:t xml:space="preserve">ОК </w:t>
-            </w:r>
-            <w:r>
-              <w:rPr>
-                <w:rFonts w:ascii="Times New Roman" w:hAnsi="Times New Roman" w:cs="Times New Roman"/>
-                <w:sz w:val="24"/>
-                <w:szCs w:val="24"/>
-              </w:rPr>
-              <w:t>9</w:t>
-            </w:r>
-            <w:r>
-              <w:rPr>
-                <w:rFonts w:ascii="Times New Roman" w:hAnsi="Times New Roman" w:cs="Times New Roman"/>
-                <w:sz w:val="24"/>
-                <w:szCs w:val="24"/>
-              </w:rPr>
-              <w:t>.</w:t>
-            </w:r>
-            <w:r>
-              <w:t xml:space="preserve"> </w:t>
-            </w:r>
-            <w:r>
-              <w:rPr>
-                <w:rFonts w:ascii="Times New Roman" w:hAnsi="Times New Roman" w:cs="Times New Roman"/>
-                <w:sz w:val="24"/>
-                <w:szCs w:val="24"/>
-              </w:rPr>
-              <w:t>Ориентироваться в условиях частой смены технологий в профессиональной деятельности</w:t>
-            </w:r>
-            <w:r>
-              <w:rPr>
-                <w:rFonts w:ascii="Times New Roman" w:hAnsi="Times New Roman" w:cs="Times New Roman"/>
-                <w:sz w:val="24"/>
-                <w:szCs w:val="24"/>
-              </w:rPr>
-              <w:t>.</w:t>
-            </w:r>
-          </w:p>
-        </w:tc>
-        <w:tc>
-          <w:tcPr>
-            <w:tcW w:w="1831" w:type="dxa"/>
-          </w:tcPr>
-          <w:p>
-            <w:pPr>
-              <w:pStyle w:val="a4"/>
-              <w:ind w:left="0"/>
-              <w:jc w:val="center"/>
-              <w:rPr>
-                <w:rFonts w:ascii="Times New Roman" w:hAnsi="Times New Roman" w:cs="Times New Roman"/>
-                <w:sz w:val="24"/>
-                <w:szCs w:val="24"/>
-              </w:rPr>
-            </w:pPr>
-          </w:p>
-        </w:tc>
-        <w:tc>
-          <w:tcPr>
-            <w:tcW w:w="1553" w:type="dxa"/>
-          </w:tcPr>
-          <w:p>
-            <w:pPr>
-              <w:pStyle w:val="a4"/>
-              <w:ind w:left="0"/>
-              <w:jc w:val="both"/>
-              <w:rPr>
-                <w:rFonts w:ascii="Times New Roman" w:hAnsi="Times New Roman" w:cs="Times New Roman"/>
-                <w:sz w:val="24"/>
-                <w:szCs w:val="24"/>
-              </w:rPr>
-            </w:pPr>
-          </w:p>
-        </w:tc>
-      </w:tr>
     </w:tbl>
     <w:p>
       <w:pPr>
@@ -14973,6 +12914,14 @@
           <w:szCs w:val="24"/>
         </w:rPr>
       </w:pPr>
+      <w:r>
+        <w:rPr>
+          <w:rFonts w:ascii="Times New Roman" w:hAnsi="Times New Roman" w:cs="Times New Roman"/>
+          <w:sz w:val="24"/>
+          <w:szCs w:val="24"/>
+        </w:rPr>
+        <w:t>Примечание: в колонке «Уровень освоения» в графе «Оценки руководителя» руководитель практики указывает «1» - низкий уровень освоения; «2» - средний уровень освоения; «3» - высокий уровень освоения.</w:t>
+      </w:r>
     </w:p>
     <w:p>
       <w:pPr>
@@ -14991,7 +12940,7 @@
           <w:sz w:val="24"/>
           <w:szCs w:val="24"/>
         </w:rPr>
-        <w:t>Примечание: в колонке «Уровень освоения» в графе «Оценки руководителя» руководитель практики указывает «1» - низкий уровень освоения; «2» - средний уровень освоения; «3» - высокий уровень освоения.</w:t>
+        <w:t>В графе «Самооценка» обучающийся самостоятельно указывает уровень освоения.</w:t>
       </w:r>
     </w:p>
     <w:p>
@@ -15005,6 +12954,14 @@
           <w:szCs w:val="24"/>
         </w:rPr>
       </w:pPr>
+      <w:r>
+        <w:rPr>
+          <w:rFonts w:ascii="Times New Roman" w:hAnsi="Times New Roman" w:cs="Times New Roman"/>
+          <w:sz w:val="24"/>
+          <w:szCs w:val="24"/>
+        </w:rPr>
+        <w:t>Подпись руководителя практики от организации (базы практики):</w:t>
+      </w:r>
     </w:p>
     <w:p>
       <w:pPr>
@@ -15017,14 +12974,6 @@
           <w:szCs w:val="24"/>
         </w:rPr>
       </w:pPr>
-      <w:r>
-        <w:rPr>
-          <w:rFonts w:ascii="Times New Roman" w:hAnsi="Times New Roman" w:cs="Times New Roman"/>
-          <w:sz w:val="24"/>
-          <w:szCs w:val="24"/>
-        </w:rPr>
-        <w:t>В графе «Самооценка» обучающийся самостоятельно указывает уровень освоения.</w:t>
-      </w:r>
     </w:p>
     <w:p>
       <w:pPr>
@@ -15037,14 +12986,6 @@
           <w:szCs w:val="24"/>
         </w:rPr>
       </w:pPr>
-      <w:r>
-        <w:rPr>
-          <w:rFonts w:ascii="Times New Roman" w:hAnsi="Times New Roman" w:cs="Times New Roman"/>
-          <w:sz w:val="24"/>
-          <w:szCs w:val="24"/>
-        </w:rPr>
-        <w:t>Подпись руководителя практики от организации (базы практики):</w:t>
-      </w:r>
     </w:p>
     <w:p>
       <w:pPr>
@@ -15057,6 +12998,14 @@
           <w:szCs w:val="24"/>
         </w:rPr>
       </w:pPr>
+      <w:r>
+        <w:rPr>
+          <w:rFonts w:ascii="Times New Roman" w:hAnsi="Times New Roman" w:cs="Times New Roman"/>
+          <w:sz w:val="24"/>
+          <w:szCs w:val="24"/>
+        </w:rPr>
+        <w:t>Ф.И.О. _________________________________</w:t>
+      </w:r>
     </w:p>
     <w:p>
       <w:pPr>
@@ -15087,7 +13036,7 @@
           <w:sz w:val="24"/>
           <w:szCs w:val="24"/>
         </w:rPr>
-        <w:t>Ф.И.О. _________________________________</w:t>
+        <w:t>Должность__________________________</w:t>
       </w:r>
     </w:p>
     <w:p>
@@ -15113,14 +13062,6 @@
           <w:szCs w:val="24"/>
         </w:rPr>
       </w:pPr>
-      <w:r>
-        <w:rPr>
-          <w:rFonts w:ascii="Times New Roman" w:hAnsi="Times New Roman" w:cs="Times New Roman"/>
-          <w:sz w:val="24"/>
-          <w:szCs w:val="24"/>
-        </w:rPr>
-        <w:t>Должность__________________________</w:t>
-      </w:r>
     </w:p>
     <w:p>
       <w:pPr>
@@ -15145,30 +13086,6 @@
           <w:szCs w:val="24"/>
         </w:rPr>
       </w:pPr>
-    </w:p>
-    <w:p>
-      <w:pPr>
-        <w:pStyle w:val="a4"/>
-        <w:spacing w:after="0" w:line="240" w:lineRule="auto"/>
-        <w:jc w:val="both"/>
-        <w:rPr>
-          <w:rFonts w:ascii="Times New Roman" w:hAnsi="Times New Roman" w:cs="Times New Roman"/>
-          <w:sz w:val="24"/>
-          <w:szCs w:val="24"/>
-        </w:rPr>
-      </w:pPr>
-    </w:p>
-    <w:p>
-      <w:pPr>
-        <w:pStyle w:val="a4"/>
-        <w:spacing w:after="0" w:line="240" w:lineRule="auto"/>
-        <w:jc w:val="both"/>
-        <w:rPr>
-          <w:rFonts w:ascii="Times New Roman" w:hAnsi="Times New Roman" w:cs="Times New Roman"/>
-          <w:sz w:val="24"/>
-          <w:szCs w:val="24"/>
-        </w:rPr>
-      </w:pPr>
       <w:r>
         <w:rPr>
           <w:rFonts w:ascii="Times New Roman" w:hAnsi="Times New Roman" w:cs="Times New Roman"/>
@@ -15232,25 +13149,7 @@
           <w:sz w:val="24"/>
           <w:szCs w:val="24"/>
         </w:rPr>
-        <w:t>«__</w:t>
-      </w:r>
-      <w:proofErr w:type="gramStart"/>
-      <w:r>
-        <w:rPr>
-          <w:rFonts w:ascii="Times New Roman" w:hAnsi="Times New Roman" w:cs="Times New Roman"/>
-          <w:sz w:val="24"/>
-          <w:szCs w:val="24"/>
-        </w:rPr>
-        <w:t>_»_</w:t>
-      </w:r>
-      <w:proofErr w:type="gramEnd"/>
-      <w:r>
-        <w:rPr>
-          <w:rFonts w:ascii="Times New Roman" w:hAnsi="Times New Roman" w:cs="Times New Roman"/>
-          <w:sz w:val="24"/>
-          <w:szCs w:val="24"/>
-        </w:rPr>
-        <w:t>__________20__г.</w:t>
+        <w:t>«___»___________20__г.</w:t>
       </w:r>
     </w:p>
     <w:p>
@@ -15433,51 +13332,31 @@
         </w:rPr>
         <w:t xml:space="preserve"> </w:t>
       </w:r>
-      <w:proofErr w:type="spellStart"/>
-      <w:r>
-        <w:rPr>
-          <w:rFonts w:ascii="Times New Roman" w:hAnsi="Times New Roman" w:cs="Times New Roman"/>
-          <w:sz w:val="24"/>
-          <w:szCs w:val="24"/>
-        </w:rPr>
-        <w:t>Ревьюирование</w:t>
-      </w:r>
-      <w:proofErr w:type="spellEnd"/>
-      <w:r>
-        <w:rPr>
-          <w:rFonts w:ascii="Times New Roman" w:hAnsi="Times New Roman" w:cs="Times New Roman"/>
-          <w:sz w:val="24"/>
-          <w:szCs w:val="24"/>
-        </w:rPr>
-        <w:t xml:space="preserve"> программных модулей</w:t>
-      </w:r>
-    </w:p>
-    <w:p>
-      <w:pPr>
-        <w:spacing w:after="0" w:line="240" w:lineRule="auto"/>
-        <w:rPr>
-          <w:rFonts w:ascii="Times New Roman" w:hAnsi="Times New Roman" w:cs="Times New Roman"/>
-          <w:sz w:val="24"/>
-          <w:szCs w:val="24"/>
-        </w:rPr>
-      </w:pPr>
-      <w:r>
-        <w:rPr>
-          <w:rFonts w:ascii="Times New Roman" w:hAnsi="Times New Roman" w:cs="Times New Roman"/>
-          <w:sz w:val="24"/>
-          <w:szCs w:val="24"/>
-        </w:rPr>
-        <w:t xml:space="preserve">3. Место прохождения практики (Профильная организация), наименование, </w:t>
-      </w:r>
-      <w:proofErr w:type="spellStart"/>
-      <w:proofErr w:type="gramStart"/>
-      <w:r>
-        <w:rPr>
-          <w:rFonts w:ascii="Times New Roman" w:hAnsi="Times New Roman" w:cs="Times New Roman"/>
-          <w:sz w:val="24"/>
-          <w:szCs w:val="24"/>
-        </w:rPr>
-        <w:t>юр</w:t>
+      <w:r>
+        <w:rPr>
+          <w:rFonts w:ascii="Times New Roman" w:hAnsi="Times New Roman" w:cs="Times New Roman"/>
+          <w:sz w:val="24"/>
+          <w:szCs w:val="24"/>
+        </w:rPr>
+        <w:t>Ревьюирование программных модулей</w:t>
+      </w:r>
+    </w:p>
+    <w:p>
+      <w:pPr>
+        <w:spacing w:after="0" w:line="240" w:lineRule="auto"/>
+        <w:rPr>
+          <w:rFonts w:ascii="Times New Roman" w:hAnsi="Times New Roman" w:cs="Times New Roman"/>
+          <w:sz w:val="24"/>
+          <w:szCs w:val="24"/>
+        </w:rPr>
+      </w:pPr>
+      <w:r>
+        <w:rPr>
+          <w:rFonts w:ascii="Times New Roman" w:hAnsi="Times New Roman" w:cs="Times New Roman"/>
+          <w:sz w:val="24"/>
+          <w:szCs w:val="24"/>
+        </w:rPr>
+        <w:t>3. Место прохождения практики (Профильная организация), наименование, юр</w:t>
       </w:r>
       <w:r>
         <w:rPr>
@@ -15493,17 +13372,7 @@
           <w:sz w:val="24"/>
           <w:szCs w:val="24"/>
         </w:rPr>
-        <w:t>адрес</w:t>
-      </w:r>
-      <w:proofErr w:type="spellEnd"/>
-      <w:proofErr w:type="gramEnd"/>
-      <w:r>
-        <w:rPr>
-          <w:rFonts w:ascii="Times New Roman" w:hAnsi="Times New Roman" w:cs="Times New Roman"/>
-          <w:sz w:val="24"/>
-          <w:szCs w:val="24"/>
-        </w:rPr>
-        <w:t>, телефон</w:t>
+        <w:t>адрес, телефон</w:t>
       </w:r>
     </w:p>
     <w:p>
@@ -15594,7 +13463,6 @@
         </w:rPr>
         <w:t xml:space="preserve"> </w:t>
       </w:r>
-      <w:proofErr w:type="gramStart"/>
       <w:r>
         <w:rPr>
           <w:rFonts w:ascii="Times New Roman" w:hAnsi="Times New Roman" w:cs="Times New Roman"/>
@@ -15665,17 +13533,7 @@
           <w:szCs w:val="24"/>
           <w:u w:val="single"/>
         </w:rPr>
-        <w:t xml:space="preserve">  по</w:t>
-      </w:r>
-      <w:proofErr w:type="gramEnd"/>
-      <w:r>
-        <w:rPr>
-          <w:rFonts w:ascii="Times New Roman" w:hAnsi="Times New Roman" w:cs="Times New Roman"/>
-          <w:sz w:val="24"/>
-          <w:szCs w:val="24"/>
-          <w:u w:val="single"/>
-        </w:rPr>
-        <w:t xml:space="preserve"> </w:t>
+        <w:t xml:space="preserve">  по </w:t>
       </w:r>
       <w:r>
         <w:rPr>
@@ -15830,18 +13688,8 @@
                 <w:sz w:val="24"/>
                 <w:szCs w:val="24"/>
               </w:rPr>
-              <w:t xml:space="preserve">Освоена/ </w:t>
-            </w:r>
-            <w:proofErr w:type="spellStart"/>
-            <w:r>
-              <w:rPr>
-                <w:rFonts w:ascii="Times New Roman" w:hAnsi="Times New Roman" w:cs="Times New Roman"/>
-                <w:sz w:val="24"/>
-                <w:szCs w:val="24"/>
-              </w:rPr>
-              <w:t>неосвоена</w:t>
-            </w:r>
-            <w:proofErr w:type="spellEnd"/>
+              <w:t>Освоена/ неосвоена</w:t>
+            </w:r>
           </w:p>
         </w:tc>
       </w:tr>
@@ -15888,25 +13736,7 @@
                 <w:sz w:val="24"/>
                 <w:szCs w:val="24"/>
               </w:rPr>
-              <w:t xml:space="preserve">Осуществлять </w:t>
-            </w:r>
-            <w:proofErr w:type="spellStart"/>
-            <w:r>
-              <w:rPr>
-                <w:rFonts w:ascii="Times New Roman" w:hAnsi="Times New Roman" w:cs="Times New Roman"/>
-                <w:sz w:val="24"/>
-                <w:szCs w:val="24"/>
-              </w:rPr>
-              <w:t>ревьюирование</w:t>
-            </w:r>
-            <w:proofErr w:type="spellEnd"/>
-            <w:r>
-              <w:rPr>
-                <w:rFonts w:ascii="Times New Roman" w:hAnsi="Times New Roman" w:cs="Times New Roman"/>
-                <w:sz w:val="24"/>
-                <w:szCs w:val="24"/>
-              </w:rPr>
-              <w:t xml:space="preserve"> программного кода в соответствии с технической документацией</w:t>
+              <w:t>Осуществлять ревьюирование программного кода в соответствии с технической документацией</w:t>
             </w:r>
           </w:p>
         </w:tc>
@@ -16276,9 +14106,8 @@
           <w:szCs w:val="24"/>
           <w:u w:val="single"/>
         </w:rPr>
-        <w:t xml:space="preserve"> тестирования и </w:t>
-      </w:r>
-      <w:proofErr w:type="spellStart"/>
+        <w:t xml:space="preserve"> тестирования и ревьюирования кода и проектной документации;</w:t>
+      </w:r>
       <w:r>
         <w:rPr>
           <w:rFonts w:ascii="Times New Roman" w:hAnsi="Times New Roman" w:cs="Times New Roman"/>
@@ -16286,9 +14115,8 @@
           <w:szCs w:val="24"/>
           <w:u w:val="single"/>
         </w:rPr>
-        <w:t>ревьюирования</w:t>
-      </w:r>
-      <w:proofErr w:type="spellEnd"/>
+        <w:t xml:space="preserve"> </w:t>
+      </w:r>
       <w:r>
         <w:rPr>
           <w:rFonts w:ascii="Times New Roman" w:hAnsi="Times New Roman" w:cs="Times New Roman"/>
@@ -16296,7 +14124,7 @@
           <w:szCs w:val="24"/>
           <w:u w:val="single"/>
         </w:rPr>
-        <w:t xml:space="preserve"> кода и проектной документации;</w:t>
+        <w:t>примен</w:t>
       </w:r>
       <w:r>
         <w:rPr>
@@ -16305,6 +14133,113 @@
           <w:szCs w:val="24"/>
           <w:u w:val="single"/>
         </w:rPr>
+        <w:t>ения</w:t>
+      </w:r>
+      <w:r>
+        <w:rPr>
+          <w:rFonts w:ascii="Times New Roman" w:hAnsi="Times New Roman" w:cs="Times New Roman"/>
+          <w:sz w:val="24"/>
+          <w:szCs w:val="24"/>
+          <w:u w:val="single"/>
+        </w:rPr>
+        <w:t xml:space="preserve"> стандартны</w:t>
+      </w:r>
+      <w:r>
+        <w:rPr>
+          <w:rFonts w:ascii="Times New Roman" w:hAnsi="Times New Roman" w:cs="Times New Roman"/>
+          <w:sz w:val="24"/>
+          <w:szCs w:val="24"/>
+          <w:u w:val="single"/>
+        </w:rPr>
+        <w:t>х</w:t>
+      </w:r>
+      <w:r>
+        <w:rPr>
+          <w:rFonts w:ascii="Times New Roman" w:hAnsi="Times New Roman" w:cs="Times New Roman"/>
+          <w:sz w:val="24"/>
+          <w:szCs w:val="24"/>
+          <w:u w:val="single"/>
+        </w:rPr>
+        <w:t xml:space="preserve"> метрик по прогнозированию затрат, сроков и качества.</w:t>
+      </w:r>
+    </w:p>
+    <w:p>
+      <w:pPr>
+        <w:spacing w:after="0" w:line="240" w:lineRule="auto"/>
+        <w:rPr>
+          <w:rFonts w:ascii="Times New Roman" w:hAnsi="Times New Roman" w:cs="Times New Roman"/>
+          <w:sz w:val="24"/>
+          <w:szCs w:val="24"/>
+        </w:rPr>
+      </w:pPr>
+      <w:r>
+        <w:rPr>
+          <w:rFonts w:ascii="Times New Roman" w:hAnsi="Times New Roman" w:cs="Times New Roman"/>
+          <w:sz w:val="24"/>
+          <w:szCs w:val="24"/>
+        </w:rPr>
+        <w:t>6.Качество выполнения работ</w:t>
+      </w:r>
+    </w:p>
+    <w:p>
+      <w:pPr>
+        <w:spacing w:after="0" w:line="240" w:lineRule="auto"/>
+        <w:rPr>
+          <w:rFonts w:ascii="Times New Roman" w:hAnsi="Times New Roman" w:cs="Times New Roman"/>
+          <w:sz w:val="24"/>
+          <w:szCs w:val="24"/>
+          <w:u w:val="single"/>
+        </w:rPr>
+      </w:pPr>
+      <w:r>
+        <w:rPr>
+          <w:rFonts w:ascii="Times New Roman" w:hAnsi="Times New Roman" w:cs="Times New Roman"/>
+          <w:sz w:val="24"/>
+          <w:szCs w:val="24"/>
+          <w:u w:val="single"/>
+        </w:rPr>
+        <w:t>выполнил весь объем работы, предусмотренный программой практики и индивидуальным заданием; соблюдал учебную дисциплину, систематически вел дневник, в котором записывал объем выполненной работы за каждый день практики</w:t>
+      </w:r>
+      <w:r>
+        <w:rPr>
+          <w:rFonts w:ascii="Times New Roman" w:hAnsi="Times New Roman" w:cs="Times New Roman"/>
+          <w:sz w:val="24"/>
+          <w:szCs w:val="24"/>
+        </w:rPr>
+        <w:t>_________</w:t>
+      </w:r>
+    </w:p>
+    <w:p>
+      <w:pPr>
+        <w:spacing w:after="0" w:line="240" w:lineRule="auto"/>
+        <w:rPr>
+          <w:rFonts w:ascii="Times New Roman" w:hAnsi="Times New Roman" w:cs="Times New Roman"/>
+          <w:sz w:val="24"/>
+          <w:szCs w:val="24"/>
+        </w:rPr>
+      </w:pPr>
+      <w:r>
+        <w:rPr>
+          <w:rFonts w:ascii="Times New Roman" w:hAnsi="Times New Roman" w:cs="Times New Roman"/>
+          <w:sz w:val="24"/>
+          <w:szCs w:val="24"/>
+        </w:rPr>
+        <w:t>7.Вид профессиональной деятельности</w:t>
+      </w:r>
+      <w:r>
+        <w:rPr>
+          <w:rFonts w:ascii="Times New Roman" w:hAnsi="Times New Roman" w:cs="Times New Roman"/>
+          <w:sz w:val="24"/>
+          <w:szCs w:val="24"/>
+        </w:rPr>
+        <w:t>:</w:t>
+      </w:r>
+      <w:r>
+        <w:rPr>
+          <w:rFonts w:ascii="Times New Roman" w:hAnsi="Times New Roman" w:cs="Times New Roman"/>
+          <w:sz w:val="24"/>
+          <w:szCs w:val="24"/>
+        </w:rPr>
         <w:t xml:space="preserve"> </w:t>
       </w:r>
       <w:r>
@@ -16312,143 +14247,8 @@
           <w:rFonts w:ascii="Times New Roman" w:hAnsi="Times New Roman" w:cs="Times New Roman"/>
           <w:sz w:val="24"/>
           <w:szCs w:val="24"/>
-          <w:u w:val="single"/>
-        </w:rPr>
-        <w:t>примен</w:t>
-      </w:r>
-      <w:r>
-        <w:rPr>
-          <w:rFonts w:ascii="Times New Roman" w:hAnsi="Times New Roman" w:cs="Times New Roman"/>
-          <w:sz w:val="24"/>
-          <w:szCs w:val="24"/>
-          <w:u w:val="single"/>
-        </w:rPr>
-        <w:t>ения</w:t>
-      </w:r>
-      <w:r>
-        <w:rPr>
-          <w:rFonts w:ascii="Times New Roman" w:hAnsi="Times New Roman" w:cs="Times New Roman"/>
-          <w:sz w:val="24"/>
-          <w:szCs w:val="24"/>
-          <w:u w:val="single"/>
-        </w:rPr>
-        <w:t xml:space="preserve"> стандартны</w:t>
-      </w:r>
-      <w:r>
-        <w:rPr>
-          <w:rFonts w:ascii="Times New Roman" w:hAnsi="Times New Roman" w:cs="Times New Roman"/>
-          <w:sz w:val="24"/>
-          <w:szCs w:val="24"/>
-          <w:u w:val="single"/>
-        </w:rPr>
-        <w:t>х</w:t>
-      </w:r>
-      <w:r>
-        <w:rPr>
-          <w:rFonts w:ascii="Times New Roman" w:hAnsi="Times New Roman" w:cs="Times New Roman"/>
-          <w:sz w:val="24"/>
-          <w:szCs w:val="24"/>
-          <w:u w:val="single"/>
-        </w:rPr>
-        <w:t xml:space="preserve"> метрик по прогнозированию затрат, сроков и качества.</w:t>
-      </w:r>
-    </w:p>
-    <w:p>
-      <w:pPr>
-        <w:spacing w:after="0" w:line="240" w:lineRule="auto"/>
-        <w:rPr>
-          <w:rFonts w:ascii="Times New Roman" w:hAnsi="Times New Roman" w:cs="Times New Roman"/>
-          <w:sz w:val="24"/>
-          <w:szCs w:val="24"/>
-        </w:rPr>
-      </w:pPr>
-      <w:r>
-        <w:rPr>
-          <w:rFonts w:ascii="Times New Roman" w:hAnsi="Times New Roman" w:cs="Times New Roman"/>
-          <w:sz w:val="24"/>
-          <w:szCs w:val="24"/>
-        </w:rPr>
-        <w:t>6.Качество выполнения работ</w:t>
-      </w:r>
-    </w:p>
-    <w:p>
-      <w:pPr>
-        <w:spacing w:after="0" w:line="240" w:lineRule="auto"/>
-        <w:rPr>
-          <w:rFonts w:ascii="Times New Roman" w:hAnsi="Times New Roman" w:cs="Times New Roman"/>
-          <w:sz w:val="24"/>
-          <w:szCs w:val="24"/>
-          <w:u w:val="single"/>
-        </w:rPr>
-      </w:pPr>
-      <w:r>
-        <w:rPr>
-          <w:rFonts w:ascii="Times New Roman" w:hAnsi="Times New Roman" w:cs="Times New Roman"/>
-          <w:sz w:val="24"/>
-          <w:szCs w:val="24"/>
-          <w:u w:val="single"/>
-        </w:rPr>
-        <w:t>выполнил весь объем работы, предусмотренный программой практики и индивидуальным заданием; соблюдал учебную дисциплину, систематически вел дневник, в котором записывал объем выполненной работы за каждый день практики</w:t>
-      </w:r>
-      <w:r>
-        <w:rPr>
-          <w:rFonts w:ascii="Times New Roman" w:hAnsi="Times New Roman" w:cs="Times New Roman"/>
-          <w:sz w:val="24"/>
-          <w:szCs w:val="24"/>
-        </w:rPr>
-        <w:t>_________</w:t>
-      </w:r>
-    </w:p>
-    <w:p>
-      <w:pPr>
-        <w:spacing w:after="0" w:line="240" w:lineRule="auto"/>
-        <w:rPr>
-          <w:rFonts w:ascii="Times New Roman" w:hAnsi="Times New Roman" w:cs="Times New Roman"/>
-          <w:sz w:val="24"/>
-          <w:szCs w:val="24"/>
-        </w:rPr>
-      </w:pPr>
-      <w:r>
-        <w:rPr>
-          <w:rFonts w:ascii="Times New Roman" w:hAnsi="Times New Roman" w:cs="Times New Roman"/>
-          <w:sz w:val="24"/>
-          <w:szCs w:val="24"/>
-        </w:rPr>
-        <w:t>7.Вид профессиональной деятельности</w:t>
-      </w:r>
-      <w:r>
-        <w:rPr>
-          <w:rFonts w:ascii="Times New Roman" w:hAnsi="Times New Roman" w:cs="Times New Roman"/>
-          <w:sz w:val="24"/>
-          <w:szCs w:val="24"/>
-        </w:rPr>
-        <w:t>:</w:t>
-      </w:r>
-      <w:r>
-        <w:rPr>
-          <w:rFonts w:ascii="Times New Roman" w:hAnsi="Times New Roman" w:cs="Times New Roman"/>
-          <w:sz w:val="24"/>
-          <w:szCs w:val="24"/>
-        </w:rPr>
-        <w:t xml:space="preserve"> </w:t>
-      </w:r>
-      <w:proofErr w:type="spellStart"/>
-      <w:r>
-        <w:rPr>
-          <w:rFonts w:ascii="Times New Roman" w:hAnsi="Times New Roman" w:cs="Times New Roman"/>
-          <w:sz w:val="24"/>
-          <w:szCs w:val="24"/>
-        </w:rPr>
-        <w:t>ревьюирование</w:t>
-      </w:r>
-      <w:proofErr w:type="spellEnd"/>
-      <w:r>
-        <w:rPr>
-          <w:rFonts w:ascii="Times New Roman" w:hAnsi="Times New Roman" w:cs="Times New Roman"/>
-          <w:sz w:val="24"/>
-          <w:szCs w:val="24"/>
-        </w:rPr>
-        <w:t xml:space="preserve"> программных модулей</w:t>
+        </w:rPr>
+        <w:t>ревьюирование программных модулей</w:t>
       </w:r>
       <w:r>
         <w:rPr>
@@ -16935,51 +14735,31 @@
         </w:rPr>
         <w:t xml:space="preserve"> </w:t>
       </w:r>
-      <w:proofErr w:type="spellStart"/>
-      <w:r>
-        <w:rPr>
-          <w:rFonts w:ascii="Times New Roman" w:hAnsi="Times New Roman" w:cs="Times New Roman"/>
-          <w:sz w:val="24"/>
-          <w:szCs w:val="24"/>
-        </w:rPr>
-        <w:t>Ревьюирование</w:t>
-      </w:r>
-      <w:proofErr w:type="spellEnd"/>
-      <w:r>
-        <w:rPr>
-          <w:rFonts w:ascii="Times New Roman" w:hAnsi="Times New Roman" w:cs="Times New Roman"/>
-          <w:sz w:val="24"/>
-          <w:szCs w:val="24"/>
-        </w:rPr>
-        <w:t xml:space="preserve"> программных модулей</w:t>
-      </w:r>
-    </w:p>
-    <w:p>
-      <w:pPr>
-        <w:spacing w:after="0" w:line="240" w:lineRule="auto"/>
-        <w:rPr>
-          <w:rFonts w:ascii="Times New Roman" w:hAnsi="Times New Roman" w:cs="Times New Roman"/>
-          <w:sz w:val="24"/>
-          <w:szCs w:val="24"/>
-        </w:rPr>
-      </w:pPr>
-      <w:r>
-        <w:rPr>
-          <w:rFonts w:ascii="Times New Roman" w:hAnsi="Times New Roman" w:cs="Times New Roman"/>
-          <w:sz w:val="24"/>
-          <w:szCs w:val="24"/>
-        </w:rPr>
-        <w:t xml:space="preserve">3. Место прохождения практики (Профильная организация), наименование, </w:t>
-      </w:r>
-      <w:proofErr w:type="spellStart"/>
-      <w:proofErr w:type="gramStart"/>
-      <w:r>
-        <w:rPr>
-          <w:rFonts w:ascii="Times New Roman" w:hAnsi="Times New Roman" w:cs="Times New Roman"/>
-          <w:sz w:val="24"/>
-          <w:szCs w:val="24"/>
-        </w:rPr>
-        <w:t>юр</w:t>
+      <w:r>
+        <w:rPr>
+          <w:rFonts w:ascii="Times New Roman" w:hAnsi="Times New Roman" w:cs="Times New Roman"/>
+          <w:sz w:val="24"/>
+          <w:szCs w:val="24"/>
+        </w:rPr>
+        <w:t>Ревьюирование программных модулей</w:t>
+      </w:r>
+    </w:p>
+    <w:p>
+      <w:pPr>
+        <w:spacing w:after="0" w:line="240" w:lineRule="auto"/>
+        <w:rPr>
+          <w:rFonts w:ascii="Times New Roman" w:hAnsi="Times New Roman" w:cs="Times New Roman"/>
+          <w:sz w:val="24"/>
+          <w:szCs w:val="24"/>
+        </w:rPr>
+      </w:pPr>
+      <w:r>
+        <w:rPr>
+          <w:rFonts w:ascii="Times New Roman" w:hAnsi="Times New Roman" w:cs="Times New Roman"/>
+          <w:sz w:val="24"/>
+          <w:szCs w:val="24"/>
+        </w:rPr>
+        <w:t>3. Место прохождения практики (Профильная организация), наименование, юр</w:t>
       </w:r>
       <w:r>
         <w:rPr>
@@ -16995,17 +14775,7 @@
           <w:sz w:val="24"/>
           <w:szCs w:val="24"/>
         </w:rPr>
-        <w:t>адрес</w:t>
-      </w:r>
-      <w:proofErr w:type="spellEnd"/>
-      <w:proofErr w:type="gramEnd"/>
-      <w:r>
-        <w:rPr>
-          <w:rFonts w:ascii="Times New Roman" w:hAnsi="Times New Roman" w:cs="Times New Roman"/>
-          <w:sz w:val="24"/>
-          <w:szCs w:val="24"/>
-        </w:rPr>
-        <w:t>, телефон</w:t>
+        <w:t>адрес, телефон</w:t>
       </w:r>
     </w:p>
     <w:p>
@@ -17096,7 +14866,6 @@
         </w:rPr>
         <w:t xml:space="preserve"> </w:t>
       </w:r>
-      <w:proofErr w:type="gramStart"/>
       <w:r>
         <w:rPr>
           <w:rFonts w:ascii="Times New Roman" w:hAnsi="Times New Roman" w:cs="Times New Roman"/>
@@ -17167,17 +14936,7 @@
           <w:szCs w:val="24"/>
           <w:u w:val="single"/>
         </w:rPr>
-        <w:t xml:space="preserve">  по</w:t>
-      </w:r>
-      <w:proofErr w:type="gramEnd"/>
-      <w:r>
-        <w:rPr>
-          <w:rFonts w:ascii="Times New Roman" w:hAnsi="Times New Roman" w:cs="Times New Roman"/>
-          <w:sz w:val="24"/>
-          <w:szCs w:val="24"/>
-          <w:u w:val="single"/>
-        </w:rPr>
-        <w:t xml:space="preserve"> </w:t>
+        <w:t xml:space="preserve">  по </w:t>
       </w:r>
       <w:r>
         <w:rPr>
@@ -17323,18 +15082,8 @@
                 <w:sz w:val="24"/>
                 <w:szCs w:val="24"/>
               </w:rPr>
-              <w:t xml:space="preserve">Освоена/ </w:t>
-            </w:r>
-            <w:proofErr w:type="spellStart"/>
-            <w:r>
-              <w:rPr>
-                <w:rFonts w:ascii="Times New Roman" w:hAnsi="Times New Roman" w:cs="Times New Roman"/>
-                <w:sz w:val="24"/>
-                <w:szCs w:val="24"/>
-              </w:rPr>
-              <w:t>неосвоена</w:t>
-            </w:r>
-            <w:proofErr w:type="spellEnd"/>
+              <w:t>Освоена/ неосвоена</w:t>
+            </w:r>
           </w:p>
         </w:tc>
       </w:tr>
@@ -17381,25 +15130,7 @@
                 <w:sz w:val="24"/>
                 <w:szCs w:val="24"/>
               </w:rPr>
-              <w:t xml:space="preserve">Осуществлять </w:t>
-            </w:r>
-            <w:proofErr w:type="spellStart"/>
-            <w:r>
-              <w:rPr>
-                <w:rFonts w:ascii="Times New Roman" w:hAnsi="Times New Roman" w:cs="Times New Roman"/>
-                <w:sz w:val="24"/>
-                <w:szCs w:val="24"/>
-              </w:rPr>
-              <w:t>ревьюирование</w:t>
-            </w:r>
-            <w:proofErr w:type="spellEnd"/>
-            <w:r>
-              <w:rPr>
-                <w:rFonts w:ascii="Times New Roman" w:hAnsi="Times New Roman" w:cs="Times New Roman"/>
-                <w:sz w:val="24"/>
-                <w:szCs w:val="24"/>
-              </w:rPr>
-              <w:t xml:space="preserve"> программного кода в соответствии с технической документацией</w:t>
+              <w:t>Осуществлять ревьюирование программного кода в соответствии с технической документацией</w:t>
             </w:r>
           </w:p>
         </w:tc>
@@ -17769,9 +15500,8 @@
           <w:szCs w:val="24"/>
           <w:u w:val="single"/>
         </w:rPr>
-        <w:t xml:space="preserve"> тестирования и </w:t>
-      </w:r>
-      <w:proofErr w:type="spellStart"/>
+        <w:t xml:space="preserve"> тестирования и ревьюирования кода и проектной документации;</w:t>
+      </w:r>
       <w:r>
         <w:rPr>
           <w:rFonts w:ascii="Times New Roman" w:hAnsi="Times New Roman" w:cs="Times New Roman"/>
@@ -17779,9 +15509,8 @@
           <w:szCs w:val="24"/>
           <w:u w:val="single"/>
         </w:rPr>
-        <w:t>ревьюирования</w:t>
-      </w:r>
-      <w:proofErr w:type="spellEnd"/>
+        <w:t xml:space="preserve"> </w:t>
+      </w:r>
       <w:r>
         <w:rPr>
           <w:rFonts w:ascii="Times New Roman" w:hAnsi="Times New Roman" w:cs="Times New Roman"/>
@@ -17789,7 +15518,7 @@
           <w:szCs w:val="24"/>
           <w:u w:val="single"/>
         </w:rPr>
-        <w:t xml:space="preserve"> кода и проектной документации;</w:t>
+        <w:t>примен</w:t>
       </w:r>
       <w:r>
         <w:rPr>
@@ -17798,6 +15527,113 @@
           <w:szCs w:val="24"/>
           <w:u w:val="single"/>
         </w:rPr>
+        <w:t>ения</w:t>
+      </w:r>
+      <w:r>
+        <w:rPr>
+          <w:rFonts w:ascii="Times New Roman" w:hAnsi="Times New Roman" w:cs="Times New Roman"/>
+          <w:sz w:val="24"/>
+          <w:szCs w:val="24"/>
+          <w:u w:val="single"/>
+        </w:rPr>
+        <w:t xml:space="preserve"> стандартны</w:t>
+      </w:r>
+      <w:r>
+        <w:rPr>
+          <w:rFonts w:ascii="Times New Roman" w:hAnsi="Times New Roman" w:cs="Times New Roman"/>
+          <w:sz w:val="24"/>
+          <w:szCs w:val="24"/>
+          <w:u w:val="single"/>
+        </w:rPr>
+        <w:t>х</w:t>
+      </w:r>
+      <w:r>
+        <w:rPr>
+          <w:rFonts w:ascii="Times New Roman" w:hAnsi="Times New Roman" w:cs="Times New Roman"/>
+          <w:sz w:val="24"/>
+          <w:szCs w:val="24"/>
+          <w:u w:val="single"/>
+        </w:rPr>
+        <w:t xml:space="preserve"> метрик по прогнозированию затрат, сроков и качества.</w:t>
+      </w:r>
+    </w:p>
+    <w:p>
+      <w:pPr>
+        <w:spacing w:after="0" w:line="240" w:lineRule="auto"/>
+        <w:rPr>
+          <w:rFonts w:ascii="Times New Roman" w:hAnsi="Times New Roman" w:cs="Times New Roman"/>
+          <w:sz w:val="24"/>
+          <w:szCs w:val="24"/>
+        </w:rPr>
+      </w:pPr>
+      <w:r>
+        <w:rPr>
+          <w:rFonts w:ascii="Times New Roman" w:hAnsi="Times New Roman" w:cs="Times New Roman"/>
+          <w:sz w:val="24"/>
+          <w:szCs w:val="24"/>
+        </w:rPr>
+        <w:t>6.Качество выполнения работ</w:t>
+      </w:r>
+    </w:p>
+    <w:p>
+      <w:pPr>
+        <w:spacing w:after="0" w:line="240" w:lineRule="auto"/>
+        <w:rPr>
+          <w:rFonts w:ascii="Times New Roman" w:hAnsi="Times New Roman" w:cs="Times New Roman"/>
+          <w:sz w:val="24"/>
+          <w:szCs w:val="24"/>
+          <w:u w:val="single"/>
+        </w:rPr>
+      </w:pPr>
+      <w:r>
+        <w:rPr>
+          <w:rFonts w:ascii="Times New Roman" w:hAnsi="Times New Roman" w:cs="Times New Roman"/>
+          <w:sz w:val="24"/>
+          <w:szCs w:val="24"/>
+          <w:u w:val="single"/>
+        </w:rPr>
+        <w:t>выполнил весь объем работы, предусмотренный программой практики и индивидуальным заданием; соблюдал учебную дисциплину, систематически вел дневник, в котором записывал объем выполненной работы за каждый день практики</w:t>
+      </w:r>
+      <w:r>
+        <w:rPr>
+          <w:rFonts w:ascii="Times New Roman" w:hAnsi="Times New Roman" w:cs="Times New Roman"/>
+          <w:sz w:val="24"/>
+          <w:szCs w:val="24"/>
+        </w:rPr>
+        <w:t>_________</w:t>
+      </w:r>
+    </w:p>
+    <w:p>
+      <w:pPr>
+        <w:spacing w:after="0" w:line="240" w:lineRule="auto"/>
+        <w:rPr>
+          <w:rFonts w:ascii="Times New Roman" w:hAnsi="Times New Roman" w:cs="Times New Roman"/>
+          <w:sz w:val="24"/>
+          <w:szCs w:val="24"/>
+        </w:rPr>
+      </w:pPr>
+      <w:r>
+        <w:rPr>
+          <w:rFonts w:ascii="Times New Roman" w:hAnsi="Times New Roman" w:cs="Times New Roman"/>
+          <w:sz w:val="24"/>
+          <w:szCs w:val="24"/>
+        </w:rPr>
+        <w:t>7.Вид профессиональной деятельности</w:t>
+      </w:r>
+      <w:r>
+        <w:rPr>
+          <w:rFonts w:ascii="Times New Roman" w:hAnsi="Times New Roman" w:cs="Times New Roman"/>
+          <w:sz w:val="24"/>
+          <w:szCs w:val="24"/>
+        </w:rPr>
+        <w:t>:</w:t>
+      </w:r>
+      <w:r>
+        <w:rPr>
+          <w:rFonts w:ascii="Times New Roman" w:hAnsi="Times New Roman" w:cs="Times New Roman"/>
+          <w:sz w:val="24"/>
+          <w:szCs w:val="24"/>
+        </w:rPr>
         <w:t xml:space="preserve"> </w:t>
       </w:r>
       <w:r>
@@ -17805,143 +15641,8 @@
           <w:rFonts w:ascii="Times New Roman" w:hAnsi="Times New Roman" w:cs="Times New Roman"/>
           <w:sz w:val="24"/>
           <w:szCs w:val="24"/>
-          <w:u w:val="single"/>
-        </w:rPr>
-        <w:t>примен</w:t>
-      </w:r>
-      <w:r>
-        <w:rPr>
-          <w:rFonts w:ascii="Times New Roman" w:hAnsi="Times New Roman" w:cs="Times New Roman"/>
-          <w:sz w:val="24"/>
-          <w:szCs w:val="24"/>
-          <w:u w:val="single"/>
-        </w:rPr>
-        <w:t>ения</w:t>
-      </w:r>
-      <w:r>
-        <w:rPr>
-          <w:rFonts w:ascii="Times New Roman" w:hAnsi="Times New Roman" w:cs="Times New Roman"/>
-          <w:sz w:val="24"/>
-          <w:szCs w:val="24"/>
-          <w:u w:val="single"/>
-        </w:rPr>
-        <w:t xml:space="preserve"> стандартны</w:t>
-      </w:r>
-      <w:r>
-        <w:rPr>
-          <w:rFonts w:ascii="Times New Roman" w:hAnsi="Times New Roman" w:cs="Times New Roman"/>
-          <w:sz w:val="24"/>
-          <w:szCs w:val="24"/>
-          <w:u w:val="single"/>
-        </w:rPr>
-        <w:t>х</w:t>
-      </w:r>
-      <w:r>
-        <w:rPr>
-          <w:rFonts w:ascii="Times New Roman" w:hAnsi="Times New Roman" w:cs="Times New Roman"/>
-          <w:sz w:val="24"/>
-          <w:szCs w:val="24"/>
-          <w:u w:val="single"/>
-        </w:rPr>
-        <w:t xml:space="preserve"> метрик по прогнозированию затрат, сроков и качества.</w:t>
-      </w:r>
-    </w:p>
-    <w:p>
-      <w:pPr>
-        <w:spacing w:after="0" w:line="240" w:lineRule="auto"/>
-        <w:rPr>
-          <w:rFonts w:ascii="Times New Roman" w:hAnsi="Times New Roman" w:cs="Times New Roman"/>
-          <w:sz w:val="24"/>
-          <w:szCs w:val="24"/>
-        </w:rPr>
-      </w:pPr>
-      <w:r>
-        <w:rPr>
-          <w:rFonts w:ascii="Times New Roman" w:hAnsi="Times New Roman" w:cs="Times New Roman"/>
-          <w:sz w:val="24"/>
-          <w:szCs w:val="24"/>
-        </w:rPr>
-        <w:t>6.Качество выполнения работ</w:t>
-      </w:r>
-    </w:p>
-    <w:p>
-      <w:pPr>
-        <w:spacing w:after="0" w:line="240" w:lineRule="auto"/>
-        <w:rPr>
-          <w:rFonts w:ascii="Times New Roman" w:hAnsi="Times New Roman" w:cs="Times New Roman"/>
-          <w:sz w:val="24"/>
-          <w:szCs w:val="24"/>
-          <w:u w:val="single"/>
-        </w:rPr>
-      </w:pPr>
-      <w:r>
-        <w:rPr>
-          <w:rFonts w:ascii="Times New Roman" w:hAnsi="Times New Roman" w:cs="Times New Roman"/>
-          <w:sz w:val="24"/>
-          <w:szCs w:val="24"/>
-          <w:u w:val="single"/>
-        </w:rPr>
-        <w:t>выполнил весь объем работы, предусмотренный программой практики и индивидуальным заданием; соблюдал учебную дисциплину, систематически вел дневник, в котором записывал объем выполненной работы за каждый день практики</w:t>
-      </w:r>
-      <w:r>
-        <w:rPr>
-          <w:rFonts w:ascii="Times New Roman" w:hAnsi="Times New Roman" w:cs="Times New Roman"/>
-          <w:sz w:val="24"/>
-          <w:szCs w:val="24"/>
-        </w:rPr>
-        <w:t>_________</w:t>
-      </w:r>
-    </w:p>
-    <w:p>
-      <w:pPr>
-        <w:spacing w:after="0" w:line="240" w:lineRule="auto"/>
-        <w:rPr>
-          <w:rFonts w:ascii="Times New Roman" w:hAnsi="Times New Roman" w:cs="Times New Roman"/>
-          <w:sz w:val="24"/>
-          <w:szCs w:val="24"/>
-        </w:rPr>
-      </w:pPr>
-      <w:r>
-        <w:rPr>
-          <w:rFonts w:ascii="Times New Roman" w:hAnsi="Times New Roman" w:cs="Times New Roman"/>
-          <w:sz w:val="24"/>
-          <w:szCs w:val="24"/>
-        </w:rPr>
-        <w:t>7.Вид профессиональной деятельности</w:t>
-      </w:r>
-      <w:r>
-        <w:rPr>
-          <w:rFonts w:ascii="Times New Roman" w:hAnsi="Times New Roman" w:cs="Times New Roman"/>
-          <w:sz w:val="24"/>
-          <w:szCs w:val="24"/>
-        </w:rPr>
-        <w:t>:</w:t>
-      </w:r>
-      <w:r>
-        <w:rPr>
-          <w:rFonts w:ascii="Times New Roman" w:hAnsi="Times New Roman" w:cs="Times New Roman"/>
-          <w:sz w:val="24"/>
-          <w:szCs w:val="24"/>
-        </w:rPr>
-        <w:t xml:space="preserve"> </w:t>
-      </w:r>
-      <w:proofErr w:type="spellStart"/>
-      <w:r>
-        <w:rPr>
-          <w:rFonts w:ascii="Times New Roman" w:hAnsi="Times New Roman" w:cs="Times New Roman"/>
-          <w:sz w:val="24"/>
-          <w:szCs w:val="24"/>
-        </w:rPr>
-        <w:t>ревьюирование</w:t>
-      </w:r>
-      <w:proofErr w:type="spellEnd"/>
-      <w:r>
-        <w:rPr>
-          <w:rFonts w:ascii="Times New Roman" w:hAnsi="Times New Roman" w:cs="Times New Roman"/>
-          <w:sz w:val="24"/>
-          <w:szCs w:val="24"/>
-        </w:rPr>
-        <w:t xml:space="preserve"> программных модулей</w:t>
+        </w:rPr>
+        <w:t>ревьюирование программных модулей</w:t>
       </w:r>
       <w:r>
         <w:rPr>
